--- a/_support/Introduction_et_annexes_NB.docx
+++ b/_support/Introduction_et_annexes_NB.docx
@@ -97,7 +97,7 @@
     <w:sdt>
       <w:sdtPr>
         <w:alias w:val="Table des matières"/>
-        <w:id w:val="1192491031"/>
+        <w:id w:val="-3976034"/>
       </w:sdtPr>
       <w:sdtContent>
         <w:p>
@@ -124,7 +124,7 @@
           <w:r>
             <w:fldChar w:fldCharType="separate"/>
           </w:r>
-          <w:hyperlink w:anchor="_Toc243655175" w:history="1">
+          <w:hyperlink w:anchor="_Toc243730291" w:history="1">
             <w:r>
               <w:rPr>
                 <w:rStyle w:val="Lienhypertexte"/>
@@ -150,7 +150,7 @@
               <w:rPr>
                 <w:noProof/>
               </w:rPr>
-              <w:instrText xml:space="preserve"> PAGEREF _Toc243655175 \h </w:instrText>
+              <w:instrText xml:space="preserve"> PAGEREF _Toc243730291 \h </w:instrText>
             </w:r>
             <w:r>
               <w:rPr>
@@ -192,7 +192,7 @@
               <w14:ligatures w14:val="standardContextual"/>
             </w:rPr>
           </w:pPr>
-          <w:hyperlink w:anchor="_Toc243655176" w:history="1">
+          <w:hyperlink w:anchor="_Toc243730292" w:history="1">
             <w:r>
               <w:rPr>
                 <w:rStyle w:val="Lienhypertexte"/>
@@ -218,7 +218,7 @@
               <w:rPr>
                 <w:noProof/>
               </w:rPr>
-              <w:instrText xml:space="preserve"> PAGEREF _Toc243655176 \h </w:instrText>
+              <w:instrText xml:space="preserve"> PAGEREF _Toc243730292 \h </w:instrText>
             </w:r>
             <w:r>
               <w:rPr>
@@ -260,7 +260,7 @@
               <w14:ligatures w14:val="standardContextual"/>
             </w:rPr>
           </w:pPr>
-          <w:hyperlink w:anchor="_Toc243655177" w:history="1">
+          <w:hyperlink w:anchor="_Toc243730293" w:history="1">
             <w:r>
               <w:rPr>
                 <w:rStyle w:val="Lienhypertexte"/>
@@ -286,7 +286,7 @@
               <w:rPr>
                 <w:noProof/>
               </w:rPr>
-              <w:instrText xml:space="preserve"> PAGEREF _Toc243655177 \h </w:instrText>
+              <w:instrText xml:space="preserve"> PAGEREF _Toc243730293 \h </w:instrText>
             </w:r>
             <w:r>
               <w:rPr>
@@ -328,7 +328,7 @@
               <w14:ligatures w14:val="standardContextual"/>
             </w:rPr>
           </w:pPr>
-          <w:hyperlink w:anchor="_Toc243655178" w:history="1">
+          <w:hyperlink w:anchor="_Toc243730294" w:history="1">
             <w:r>
               <w:rPr>
                 <w:rStyle w:val="Lienhypertexte"/>
@@ -354,7 +354,7 @@
               <w:rPr>
                 <w:noProof/>
               </w:rPr>
-              <w:instrText xml:space="preserve"> PAGEREF _Toc243655178 \h </w:instrText>
+              <w:instrText xml:space="preserve"> PAGEREF _Toc243730294 \h </w:instrText>
             </w:r>
             <w:r>
               <w:rPr>
@@ -396,7 +396,7 @@
               <w14:ligatures w14:val="standardContextual"/>
             </w:rPr>
           </w:pPr>
-          <w:hyperlink w:anchor="_Toc243655179" w:history="1">
+          <w:hyperlink w:anchor="_Toc243730295" w:history="1">
             <w:r>
               <w:rPr>
                 <w:rStyle w:val="Lienhypertexte"/>
@@ -422,7 +422,7 @@
               <w:rPr>
                 <w:noProof/>
               </w:rPr>
-              <w:instrText xml:space="preserve"> PAGEREF _Toc243655179 \h </w:instrText>
+              <w:instrText xml:space="preserve"> PAGEREF _Toc243730295 \h </w:instrText>
             </w:r>
             <w:r>
               <w:rPr>
@@ -464,7 +464,7 @@
               <w14:ligatures w14:val="standardContextual"/>
             </w:rPr>
           </w:pPr>
-          <w:hyperlink w:anchor="_Toc243655180" w:history="1">
+          <w:hyperlink w:anchor="_Toc243730296" w:history="1">
             <w:r>
               <w:rPr>
                 <w:rStyle w:val="Lienhypertexte"/>
@@ -490,7 +490,7 @@
               <w:rPr>
                 <w:noProof/>
               </w:rPr>
-              <w:instrText xml:space="preserve"> PAGEREF _Toc243655180 \h </w:instrText>
+              <w:instrText xml:space="preserve"> PAGEREF _Toc243730296 \h </w:instrText>
             </w:r>
             <w:r>
               <w:rPr>
@@ -532,7 +532,7 @@
               <w14:ligatures w14:val="standardContextual"/>
             </w:rPr>
           </w:pPr>
-          <w:hyperlink w:anchor="_Toc243655181" w:history="1">
+          <w:hyperlink w:anchor="_Toc243730297" w:history="1">
             <w:r>
               <w:rPr>
                 <w:rStyle w:val="Lienhypertexte"/>
@@ -558,7 +558,7 @@
               <w:rPr>
                 <w:noProof/>
               </w:rPr>
-              <w:instrText xml:space="preserve"> PAGEREF _Toc243655181 \h </w:instrText>
+              <w:instrText xml:space="preserve"> PAGEREF _Toc243730297 \h </w:instrText>
             </w:r>
             <w:r>
               <w:rPr>
@@ -600,7 +600,7 @@
               <w14:ligatures w14:val="standardContextual"/>
             </w:rPr>
           </w:pPr>
-          <w:hyperlink w:anchor="_Toc243655182" w:history="1">
+          <w:hyperlink w:anchor="_Toc243730298" w:history="1">
             <w:r>
               <w:rPr>
                 <w:rStyle w:val="Lienhypertexte"/>
@@ -626,7 +626,7 @@
               <w:rPr>
                 <w:noProof/>
               </w:rPr>
-              <w:instrText xml:space="preserve"> PAGEREF _Toc243655182 \h </w:instrText>
+              <w:instrText xml:space="preserve"> PAGEREF _Toc243730298 \h </w:instrText>
             </w:r>
             <w:r>
               <w:rPr>
@@ -668,7 +668,7 @@
               <w14:ligatures w14:val="standardContextual"/>
             </w:rPr>
           </w:pPr>
-          <w:hyperlink w:anchor="_Toc243655183" w:history="1">
+          <w:hyperlink w:anchor="_Toc243730299" w:history="1">
             <w:r>
               <w:rPr>
                 <w:rStyle w:val="Lienhypertexte"/>
@@ -694,7 +694,7 @@
               <w:rPr>
                 <w:noProof/>
               </w:rPr>
-              <w:instrText xml:space="preserve"> PAGEREF _Toc243655183 \h </w:instrText>
+              <w:instrText xml:space="preserve"> PAGEREF _Toc243730299 \h </w:instrText>
             </w:r>
             <w:r>
               <w:rPr>
@@ -736,7 +736,7 @@
               <w14:ligatures w14:val="standardContextual"/>
             </w:rPr>
           </w:pPr>
-          <w:hyperlink w:anchor="_Toc243655184" w:history="1">
+          <w:hyperlink w:anchor="_Toc243730300" w:history="1">
             <w:r>
               <w:rPr>
                 <w:rStyle w:val="Lienhypertexte"/>
@@ -762,7 +762,7 @@
               <w:rPr>
                 <w:noProof/>
               </w:rPr>
-              <w:instrText xml:space="preserve"> PAGEREF _Toc243655184 \h </w:instrText>
+              <w:instrText xml:space="preserve"> PAGEREF _Toc243730300 \h </w:instrText>
             </w:r>
             <w:r>
               <w:rPr>
@@ -804,7 +804,7 @@
               <w14:ligatures w14:val="standardContextual"/>
             </w:rPr>
           </w:pPr>
-          <w:hyperlink w:anchor="_Toc243655185" w:history="1">
+          <w:hyperlink w:anchor="_Toc243730301" w:history="1">
             <w:r>
               <w:rPr>
                 <w:rStyle w:val="Lienhypertexte"/>
@@ -830,7 +830,7 @@
               <w:rPr>
                 <w:noProof/>
               </w:rPr>
-              <w:instrText xml:space="preserve"> PAGEREF _Toc243655185 \h </w:instrText>
+              <w:instrText xml:space="preserve"> PAGEREF _Toc243730301 \h </w:instrText>
             </w:r>
             <w:r>
               <w:rPr>
@@ -872,7 +872,7 @@
               <w14:ligatures w14:val="standardContextual"/>
             </w:rPr>
           </w:pPr>
-          <w:hyperlink w:anchor="_Toc243655186" w:history="1">
+          <w:hyperlink w:anchor="_Toc243730302" w:history="1">
             <w:r>
               <w:rPr>
                 <w:rStyle w:val="Lienhypertexte"/>
@@ -898,7 +898,7 @@
               <w:rPr>
                 <w:noProof/>
               </w:rPr>
-              <w:instrText xml:space="preserve"> PAGEREF _Toc243655186 \h </w:instrText>
+              <w:instrText xml:space="preserve"> PAGEREF _Toc243730302 \h </w:instrText>
             </w:r>
             <w:r>
               <w:rPr>
@@ -940,7 +940,7 @@
               <w14:ligatures w14:val="standardContextual"/>
             </w:rPr>
           </w:pPr>
-          <w:hyperlink w:anchor="_Toc243655187" w:history="1">
+          <w:hyperlink w:anchor="_Toc243730303" w:history="1">
             <w:r>
               <w:rPr>
                 <w:rStyle w:val="Lienhypertexte"/>
@@ -966,7 +966,7 @@
               <w:rPr>
                 <w:noProof/>
               </w:rPr>
-              <w:instrText xml:space="preserve"> PAGEREF _Toc243655187 \h </w:instrText>
+              <w:instrText xml:space="preserve"> PAGEREF _Toc243730303 \h </w:instrText>
             </w:r>
             <w:r>
               <w:rPr>
@@ -1008,7 +1008,7 @@
               <w14:ligatures w14:val="standardContextual"/>
             </w:rPr>
           </w:pPr>
-          <w:hyperlink w:anchor="_Toc243655188" w:history="1">
+          <w:hyperlink w:anchor="_Toc243730304" w:history="1">
             <w:r>
               <w:rPr>
                 <w:rStyle w:val="Lienhypertexte"/>
@@ -1034,7 +1034,7 @@
               <w:rPr>
                 <w:noProof/>
               </w:rPr>
-              <w:instrText xml:space="preserve"> PAGEREF _Toc243655188 \h </w:instrText>
+              <w:instrText xml:space="preserve"> PAGEREF _Toc243730304 \h </w:instrText>
             </w:r>
             <w:r>
               <w:rPr>
@@ -1076,7 +1076,7 @@
               <w14:ligatures w14:val="standardContextual"/>
             </w:rPr>
           </w:pPr>
-          <w:hyperlink w:anchor="_Toc243655189" w:history="1">
+          <w:hyperlink w:anchor="_Toc243730305" w:history="1">
             <w:r>
               <w:rPr>
                 <w:rStyle w:val="Lienhypertexte"/>
@@ -1102,7 +1102,7 @@
               <w:rPr>
                 <w:noProof/>
               </w:rPr>
-              <w:instrText xml:space="preserve"> PAGEREF _Toc243655189 \h </w:instrText>
+              <w:instrText xml:space="preserve"> PAGEREF _Toc243730305 \h </w:instrText>
             </w:r>
             <w:r>
               <w:rPr>
@@ -1144,7 +1144,7 @@
               <w14:ligatures w14:val="standardContextual"/>
             </w:rPr>
           </w:pPr>
-          <w:hyperlink w:anchor="_Toc243655190" w:history="1">
+          <w:hyperlink w:anchor="_Toc243730306" w:history="1">
             <w:r>
               <w:rPr>
                 <w:rStyle w:val="Lienhypertexte"/>
@@ -1170,7 +1170,7 @@
               <w:rPr>
                 <w:noProof/>
               </w:rPr>
-              <w:instrText xml:space="preserve"> PAGEREF _Toc243655190 \h </w:instrText>
+              <w:instrText xml:space="preserve"> PAGEREF _Toc243730306 \h </w:instrText>
             </w:r>
             <w:r>
               <w:rPr>
@@ -1212,7 +1212,7 @@
               <w14:ligatures w14:val="standardContextual"/>
             </w:rPr>
           </w:pPr>
-          <w:hyperlink w:anchor="_Toc243655191" w:history="1">
+          <w:hyperlink w:anchor="_Toc243730307" w:history="1">
             <w:r>
               <w:rPr>
                 <w:rStyle w:val="Lienhypertexte"/>
@@ -1238,7 +1238,7 @@
               <w:rPr>
                 <w:noProof/>
               </w:rPr>
-              <w:instrText xml:space="preserve"> PAGEREF _Toc243655191 \h </w:instrText>
+              <w:instrText xml:space="preserve"> PAGEREF _Toc243730307 \h </w:instrText>
             </w:r>
             <w:r>
               <w:rPr>
@@ -1280,7 +1280,7 @@
               <w14:ligatures w14:val="standardContextual"/>
             </w:rPr>
           </w:pPr>
-          <w:hyperlink w:anchor="_Toc243655192" w:history="1">
+          <w:hyperlink w:anchor="_Toc243730308" w:history="1">
             <w:r>
               <w:rPr>
                 <w:rStyle w:val="Lienhypertexte"/>
@@ -1306,7 +1306,7 @@
               <w:rPr>
                 <w:noProof/>
               </w:rPr>
-              <w:instrText xml:space="preserve"> PAGEREF _Toc243655192 \h </w:instrText>
+              <w:instrText xml:space="preserve"> PAGEREF _Toc243730308 \h </w:instrText>
             </w:r>
             <w:r>
               <w:rPr>
@@ -1348,7 +1348,7 @@
               <w14:ligatures w14:val="standardContextual"/>
             </w:rPr>
           </w:pPr>
-          <w:hyperlink w:anchor="_Toc243655193" w:history="1">
+          <w:hyperlink w:anchor="_Toc243730309" w:history="1">
             <w:r>
               <w:rPr>
                 <w:rStyle w:val="Lienhypertexte"/>
@@ -1374,7 +1374,7 @@
               <w:rPr>
                 <w:noProof/>
               </w:rPr>
-              <w:instrText xml:space="preserve"> PAGEREF _Toc243655193 \h </w:instrText>
+              <w:instrText xml:space="preserve"> PAGEREF _Toc243730309 \h </w:instrText>
             </w:r>
             <w:r>
               <w:rPr>
@@ -1416,7 +1416,7 @@
               <w14:ligatures w14:val="standardContextual"/>
             </w:rPr>
           </w:pPr>
-          <w:hyperlink w:anchor="_Toc243655194" w:history="1">
+          <w:hyperlink w:anchor="_Toc243730310" w:history="1">
             <w:r>
               <w:rPr>
                 <w:rStyle w:val="Lienhypertexte"/>
@@ -1442,7 +1442,7 @@
               <w:rPr>
                 <w:noProof/>
               </w:rPr>
-              <w:instrText xml:space="preserve"> PAGEREF _Toc243655194 \h </w:instrText>
+              <w:instrText xml:space="preserve"> PAGEREF _Toc243730310 \h </w:instrText>
             </w:r>
             <w:r>
               <w:rPr>
@@ -1484,7 +1484,7 @@
               <w14:ligatures w14:val="standardContextual"/>
             </w:rPr>
           </w:pPr>
-          <w:hyperlink w:anchor="_Toc243655195" w:history="1">
+          <w:hyperlink w:anchor="_Toc243730311" w:history="1">
             <w:r>
               <w:rPr>
                 <w:rStyle w:val="Lienhypertexte"/>
@@ -1510,7 +1510,7 @@
               <w:rPr>
                 <w:noProof/>
               </w:rPr>
-              <w:instrText xml:space="preserve"> PAGEREF _Toc243655195 \h </w:instrText>
+              <w:instrText xml:space="preserve"> PAGEREF _Toc243730311 \h </w:instrText>
             </w:r>
             <w:r>
               <w:rPr>
@@ -1552,7 +1552,7 @@
               <w14:ligatures w14:val="standardContextual"/>
             </w:rPr>
           </w:pPr>
-          <w:hyperlink w:anchor="_Toc243655196" w:history="1">
+          <w:hyperlink w:anchor="_Toc243730312" w:history="1">
             <w:r>
               <w:rPr>
                 <w:rStyle w:val="Lienhypertexte"/>
@@ -1578,7 +1578,7 @@
               <w:rPr>
                 <w:noProof/>
               </w:rPr>
-              <w:instrText xml:space="preserve"> PAGEREF _Toc243655196 \h </w:instrText>
+              <w:instrText xml:space="preserve"> PAGEREF _Toc243730312 \h </w:instrText>
             </w:r>
             <w:r>
               <w:rPr>
@@ -1620,7 +1620,7 @@
               <w14:ligatures w14:val="standardContextual"/>
             </w:rPr>
           </w:pPr>
-          <w:hyperlink w:anchor="_Toc243655197" w:history="1">
+          <w:hyperlink w:anchor="_Toc243730313" w:history="1">
             <w:r>
               <w:rPr>
                 <w:rStyle w:val="Lienhypertexte"/>
@@ -1646,7 +1646,7 @@
               <w:rPr>
                 <w:noProof/>
               </w:rPr>
-              <w:instrText xml:space="preserve"> PAGEREF _Toc243655197 \h </w:instrText>
+              <w:instrText xml:space="preserve"> PAGEREF _Toc243730313 \h </w:instrText>
             </w:r>
             <w:r>
               <w:rPr>
@@ -1688,7 +1688,7 @@
               <w14:ligatures w14:val="standardContextual"/>
             </w:rPr>
           </w:pPr>
-          <w:hyperlink w:anchor="_Toc243655198" w:history="1">
+          <w:hyperlink w:anchor="_Toc243730314" w:history="1">
             <w:r>
               <w:rPr>
                 <w:rStyle w:val="Lienhypertexte"/>
@@ -1714,7 +1714,7 @@
               <w:rPr>
                 <w:noProof/>
               </w:rPr>
-              <w:instrText xml:space="preserve"> PAGEREF _Toc243655198 \h </w:instrText>
+              <w:instrText xml:space="preserve"> PAGEREF _Toc243730314 \h </w:instrText>
             </w:r>
             <w:r>
               <w:rPr>
@@ -1756,7 +1756,7 @@
               <w14:ligatures w14:val="standardContextual"/>
             </w:rPr>
           </w:pPr>
-          <w:hyperlink w:anchor="_Toc243655199" w:history="1">
+          <w:hyperlink w:anchor="_Toc243730315" w:history="1">
             <w:r>
               <w:rPr>
                 <w:rStyle w:val="Lienhypertexte"/>
@@ -1782,7 +1782,7 @@
               <w:rPr>
                 <w:noProof/>
               </w:rPr>
-              <w:instrText xml:space="preserve"> PAGEREF _Toc243655199 \h </w:instrText>
+              <w:instrText xml:space="preserve"> PAGEREF _Toc243730315 \h </w:instrText>
             </w:r>
             <w:r>
               <w:rPr>
@@ -1824,7 +1824,7 @@
               <w14:ligatures w14:val="standardContextual"/>
             </w:rPr>
           </w:pPr>
-          <w:hyperlink w:anchor="_Toc243655200" w:history="1">
+          <w:hyperlink w:anchor="_Toc243730316" w:history="1">
             <w:r>
               <w:rPr>
                 <w:rStyle w:val="Lienhypertexte"/>
@@ -1850,7 +1850,7 @@
               <w:rPr>
                 <w:noProof/>
               </w:rPr>
-              <w:instrText xml:space="preserve"> PAGEREF _Toc243655200 \h </w:instrText>
+              <w:instrText xml:space="preserve"> PAGEREF _Toc243730316 \h </w:instrText>
             </w:r>
             <w:r>
               <w:rPr>
@@ -1892,7 +1892,7 @@
               <w14:ligatures w14:val="standardContextual"/>
             </w:rPr>
           </w:pPr>
-          <w:hyperlink w:anchor="_Toc243655201" w:history="1">
+          <w:hyperlink w:anchor="_Toc243730317" w:history="1">
             <w:r>
               <w:rPr>
                 <w:rStyle w:val="Lienhypertexte"/>
@@ -1918,7 +1918,7 @@
               <w:rPr>
                 <w:noProof/>
               </w:rPr>
-              <w:instrText xml:space="preserve"> PAGEREF _Toc243655201 \h </w:instrText>
+              <w:instrText xml:space="preserve"> PAGEREF _Toc243730317 \h </w:instrText>
             </w:r>
             <w:r>
               <w:rPr>
@@ -1960,7 +1960,7 @@
               <w14:ligatures w14:val="standardContextual"/>
             </w:rPr>
           </w:pPr>
-          <w:hyperlink w:anchor="_Toc243655202" w:history="1">
+          <w:hyperlink w:anchor="_Toc243730318" w:history="1">
             <w:r>
               <w:rPr>
                 <w:rStyle w:val="Lienhypertexte"/>
@@ -1986,7 +1986,7 @@
               <w:rPr>
                 <w:noProof/>
               </w:rPr>
-              <w:instrText xml:space="preserve"> PAGEREF _Toc243655202 \h </w:instrText>
+              <w:instrText xml:space="preserve"> PAGEREF _Toc243730318 \h </w:instrText>
             </w:r>
             <w:r>
               <w:rPr>
@@ -2028,7 +2028,7 @@
               <w14:ligatures w14:val="standardContextual"/>
             </w:rPr>
           </w:pPr>
-          <w:hyperlink w:anchor="_Toc243655203" w:history="1">
+          <w:hyperlink w:anchor="_Toc243730319" w:history="1">
             <w:r>
               <w:rPr>
                 <w:rStyle w:val="Lienhypertexte"/>
@@ -2054,7 +2054,7 @@
               <w:rPr>
                 <w:noProof/>
               </w:rPr>
-              <w:instrText xml:space="preserve"> PAGEREF _Toc243655203 \h </w:instrText>
+              <w:instrText xml:space="preserve"> PAGEREF _Toc243730319 \h </w:instrText>
             </w:r>
             <w:r>
               <w:rPr>
@@ -2096,7 +2096,7 @@
               <w14:ligatures w14:val="standardContextual"/>
             </w:rPr>
           </w:pPr>
-          <w:hyperlink w:anchor="_Toc243655204" w:history="1">
+          <w:hyperlink w:anchor="_Toc243730320" w:history="1">
             <w:r>
               <w:rPr>
                 <w:rStyle w:val="Lienhypertexte"/>
@@ -2122,7 +2122,7 @@
               <w:rPr>
                 <w:noProof/>
               </w:rPr>
-              <w:instrText xml:space="preserve"> PAGEREF _Toc243655204 \h </w:instrText>
+              <w:instrText xml:space="preserve"> PAGEREF _Toc243730320 \h </w:instrText>
             </w:r>
             <w:r>
               <w:rPr>
@@ -2164,7 +2164,7 @@
               <w14:ligatures w14:val="standardContextual"/>
             </w:rPr>
           </w:pPr>
-          <w:hyperlink w:anchor="_Toc243655205" w:history="1">
+          <w:hyperlink w:anchor="_Toc243730321" w:history="1">
             <w:r>
               <w:rPr>
                 <w:rStyle w:val="Lienhypertexte"/>
@@ -2190,7 +2190,7 @@
               <w:rPr>
                 <w:noProof/>
               </w:rPr>
-              <w:instrText xml:space="preserve"> PAGEREF _Toc243655205 \h </w:instrText>
+              <w:instrText xml:space="preserve"> PAGEREF _Toc243730321 \h </w:instrText>
             </w:r>
             <w:r>
               <w:rPr>
@@ -2232,7 +2232,7 @@
               <w14:ligatures w14:val="standardContextual"/>
             </w:rPr>
           </w:pPr>
-          <w:hyperlink w:anchor="_Toc243655206" w:history="1">
+          <w:hyperlink w:anchor="_Toc243730322" w:history="1">
             <w:r>
               <w:rPr>
                 <w:rStyle w:val="Lienhypertexte"/>
@@ -2258,7 +2258,7 @@
               <w:rPr>
                 <w:noProof/>
               </w:rPr>
-              <w:instrText xml:space="preserve"> PAGEREF _Toc243655206 \h </w:instrText>
+              <w:instrText xml:space="preserve"> PAGEREF _Toc243730322 \h </w:instrText>
             </w:r>
             <w:r>
               <w:rPr>
@@ -2300,7 +2300,7 @@
               <w14:ligatures w14:val="standardContextual"/>
             </w:rPr>
           </w:pPr>
-          <w:hyperlink w:anchor="_Toc243655207" w:history="1">
+          <w:hyperlink w:anchor="_Toc243730323" w:history="1">
             <w:r>
               <w:rPr>
                 <w:rStyle w:val="Lienhypertexte"/>
@@ -2326,7 +2326,7 @@
               <w:rPr>
                 <w:noProof/>
               </w:rPr>
-              <w:instrText xml:space="preserve"> PAGEREF _Toc243655207 \h </w:instrText>
+              <w:instrText xml:space="preserve"> PAGEREF _Toc243730323 \h </w:instrText>
             </w:r>
             <w:r>
               <w:rPr>
@@ -2368,7 +2368,7 @@
               <w14:ligatures w14:val="standardContextual"/>
             </w:rPr>
           </w:pPr>
-          <w:hyperlink w:anchor="_Toc243655208" w:history="1">
+          <w:hyperlink w:anchor="_Toc243730324" w:history="1">
             <w:r>
               <w:rPr>
                 <w:rStyle w:val="Lienhypertexte"/>
@@ -2394,7 +2394,7 @@
               <w:rPr>
                 <w:noProof/>
               </w:rPr>
-              <w:instrText xml:space="preserve"> PAGEREF _Toc243655208 \h </w:instrText>
+              <w:instrText xml:space="preserve"> PAGEREF _Toc243730324 \h </w:instrText>
             </w:r>
             <w:r>
               <w:rPr>
@@ -2436,7 +2436,7 @@
               <w14:ligatures w14:val="standardContextual"/>
             </w:rPr>
           </w:pPr>
-          <w:hyperlink w:anchor="_Toc243655209" w:history="1">
+          <w:hyperlink w:anchor="_Toc243730325" w:history="1">
             <w:r>
               <w:rPr>
                 <w:rStyle w:val="Lienhypertexte"/>
@@ -2462,7 +2462,7 @@
               <w:rPr>
                 <w:noProof/>
               </w:rPr>
-              <w:instrText xml:space="preserve"> PAGEREF _Toc243655209 \h </w:instrText>
+              <w:instrText xml:space="preserve"> PAGEREF _Toc243730325 \h </w:instrText>
             </w:r>
             <w:r>
               <w:rPr>
@@ -2504,7 +2504,7 @@
               <w14:ligatures w14:val="standardContextual"/>
             </w:rPr>
           </w:pPr>
-          <w:hyperlink w:anchor="_Toc243655210" w:history="1">
+          <w:hyperlink w:anchor="_Toc243730326" w:history="1">
             <w:r>
               <w:rPr>
                 <w:rStyle w:val="Lienhypertexte"/>
@@ -2530,7 +2530,7 @@
               <w:rPr>
                 <w:noProof/>
               </w:rPr>
-              <w:instrText xml:space="preserve"> PAGEREF _Toc243655210 \h </w:instrText>
+              <w:instrText xml:space="preserve"> PAGEREF _Toc243730326 \h </w:instrText>
             </w:r>
             <w:r>
               <w:rPr>
@@ -2572,7 +2572,7 @@
               <w14:ligatures w14:val="standardContextual"/>
             </w:rPr>
           </w:pPr>
-          <w:hyperlink w:anchor="_Toc243655211" w:history="1">
+          <w:hyperlink w:anchor="_Toc243730327" w:history="1">
             <w:r>
               <w:rPr>
                 <w:rStyle w:val="Lienhypertexte"/>
@@ -2598,7 +2598,7 @@
               <w:rPr>
                 <w:noProof/>
               </w:rPr>
-              <w:instrText xml:space="preserve"> PAGEREF _Toc243655211 \h </w:instrText>
+              <w:instrText xml:space="preserve"> PAGEREF _Toc243730327 \h </w:instrText>
             </w:r>
             <w:r>
               <w:rPr>
@@ -2640,7 +2640,7 @@
               <w14:ligatures w14:val="standardContextual"/>
             </w:rPr>
           </w:pPr>
-          <w:hyperlink w:anchor="_Toc243655212" w:history="1">
+          <w:hyperlink w:anchor="_Toc243730328" w:history="1">
             <w:r>
               <w:rPr>
                 <w:rStyle w:val="Lienhypertexte"/>
@@ -2666,7 +2666,7 @@
               <w:rPr>
                 <w:noProof/>
               </w:rPr>
-              <w:instrText xml:space="preserve"> PAGEREF _Toc243655212 \h </w:instrText>
+              <w:instrText xml:space="preserve"> PAGEREF _Toc243730328 \h </w:instrText>
             </w:r>
             <w:r>
               <w:rPr>
@@ -2708,7 +2708,7 @@
               <w14:ligatures w14:val="standardContextual"/>
             </w:rPr>
           </w:pPr>
-          <w:hyperlink w:anchor="_Toc243655213" w:history="1">
+          <w:hyperlink w:anchor="_Toc243730329" w:history="1">
             <w:r>
               <w:rPr>
                 <w:rStyle w:val="Lienhypertexte"/>
@@ -2734,7 +2734,7 @@
               <w:rPr>
                 <w:noProof/>
               </w:rPr>
-              <w:instrText xml:space="preserve"> PAGEREF _Toc243655213 \h </w:instrText>
+              <w:instrText xml:space="preserve"> PAGEREF _Toc243730329 \h </w:instrText>
             </w:r>
             <w:r>
               <w:rPr>
@@ -2776,7 +2776,7 @@
               <w14:ligatures w14:val="standardContextual"/>
             </w:rPr>
           </w:pPr>
-          <w:hyperlink w:anchor="_Toc243655214" w:history="1">
+          <w:hyperlink w:anchor="_Toc243730330" w:history="1">
             <w:r>
               <w:rPr>
                 <w:rStyle w:val="Lienhypertexte"/>
@@ -2802,7 +2802,7 @@
               <w:rPr>
                 <w:noProof/>
               </w:rPr>
-              <w:instrText xml:space="preserve"> PAGEREF _Toc243655214 \h </w:instrText>
+              <w:instrText xml:space="preserve"> PAGEREF _Toc243730330 \h </w:instrText>
             </w:r>
             <w:r>
               <w:rPr>
@@ -2869,7 +2869,7 @@
         <w:spacing w:after="360"/>
         <w:jc w:val="center"/>
       </w:pPr>
-      <w:bookmarkStart w:id="0" w:name="_Toc243655175"/>
+      <w:bookmarkStart w:id="0" w:name="_Toc243730291"/>
       <w:r>
         <w:rPr>
           <w:b/>
@@ -2922,7 +2922,7 @@
         <w:spacing w:before="360" w:after="160"/>
       </w:pPr>
       <w:bookmarkStart w:id="1" w:name="sec-INI-1"/>
-      <w:bookmarkStart w:id="2" w:name="_Toc243655176"/>
+      <w:bookmarkStart w:id="2" w:name="_Toc243730292"/>
       <w:r>
         <w:rPr>
           <w:b/>
@@ -3156,6 +3156,12 @@
         <w:gridCol w:w="8049"/>
       </w:tblGrid>
       <w:tr>
+        <w:tblPrEx>
+          <w:tblCellMar>
+            <w:top w:w="0" w:type="dxa"/>
+            <w:bottom w:w="0" w:type="dxa"/>
+          </w:tblCellMar>
+        </w:tblPrEx>
         <w:trPr>
           <w:tblHeader/>
         </w:trPr>
@@ -3207,6 +3213,12 @@
         </w:tc>
       </w:tr>
       <w:tr>
+        <w:tblPrEx>
+          <w:tblCellMar>
+            <w:top w:w="0" w:type="dxa"/>
+            <w:bottom w:w="0" w:type="dxa"/>
+          </w:tblCellMar>
+        </w:tblPrEx>
         <w:trPr>
           <w:cantSplit/>
         </w:trPr>
@@ -3254,6 +3266,12 @@
         </w:tc>
       </w:tr>
       <w:tr>
+        <w:tblPrEx>
+          <w:tblCellMar>
+            <w:top w:w="0" w:type="dxa"/>
+            <w:bottom w:w="0" w:type="dxa"/>
+          </w:tblCellMar>
+        </w:tblPrEx>
         <w:trPr>
           <w:cantSplit/>
         </w:trPr>
@@ -3301,6 +3319,12 @@
         </w:tc>
       </w:tr>
       <w:tr>
+        <w:tblPrEx>
+          <w:tblCellMar>
+            <w:top w:w="0" w:type="dxa"/>
+            <w:bottom w:w="0" w:type="dxa"/>
+          </w:tblCellMar>
+        </w:tblPrEx>
         <w:trPr>
           <w:cantSplit/>
         </w:trPr>
@@ -3357,6 +3381,12 @@
         </w:tc>
       </w:tr>
       <w:tr>
+        <w:tblPrEx>
+          <w:tblCellMar>
+            <w:top w:w="0" w:type="dxa"/>
+            <w:bottom w:w="0" w:type="dxa"/>
+          </w:tblCellMar>
+        </w:tblPrEx>
         <w:trPr>
           <w:cantSplit/>
         </w:trPr>
@@ -3422,6 +3452,12 @@
         </w:tc>
       </w:tr>
       <w:tr>
+        <w:tblPrEx>
+          <w:tblCellMar>
+            <w:top w:w="0" w:type="dxa"/>
+            <w:bottom w:w="0" w:type="dxa"/>
+          </w:tblCellMar>
+        </w:tblPrEx>
         <w:trPr>
           <w:cantSplit/>
         </w:trPr>
@@ -3478,6 +3514,12 @@
         </w:tc>
       </w:tr>
       <w:tr>
+        <w:tblPrEx>
+          <w:tblCellMar>
+            <w:top w:w="0" w:type="dxa"/>
+            <w:bottom w:w="0" w:type="dxa"/>
+          </w:tblCellMar>
+        </w:tblPrEx>
         <w:trPr>
           <w:cantSplit/>
         </w:trPr>
@@ -3525,6 +3567,12 @@
         </w:tc>
       </w:tr>
       <w:tr>
+        <w:tblPrEx>
+          <w:tblCellMar>
+            <w:top w:w="0" w:type="dxa"/>
+            <w:bottom w:w="0" w:type="dxa"/>
+          </w:tblCellMar>
+        </w:tblPrEx>
         <w:trPr>
           <w:cantSplit/>
         </w:trPr>
@@ -3572,6 +3620,12 @@
         </w:tc>
       </w:tr>
       <w:tr>
+        <w:tblPrEx>
+          <w:tblCellMar>
+            <w:top w:w="0" w:type="dxa"/>
+            <w:bottom w:w="0" w:type="dxa"/>
+          </w:tblCellMar>
+        </w:tblPrEx>
         <w:trPr>
           <w:cantSplit/>
         </w:trPr>
@@ -3628,6 +3682,12 @@
         </w:tc>
       </w:tr>
       <w:tr>
+        <w:tblPrEx>
+          <w:tblCellMar>
+            <w:top w:w="0" w:type="dxa"/>
+            <w:bottom w:w="0" w:type="dxa"/>
+          </w:tblCellMar>
+        </w:tblPrEx>
         <w:trPr>
           <w:cantSplit/>
         </w:trPr>
@@ -3684,6 +3744,12 @@
         </w:tc>
       </w:tr>
       <w:tr>
+        <w:tblPrEx>
+          <w:tblCellMar>
+            <w:top w:w="0" w:type="dxa"/>
+            <w:bottom w:w="0" w:type="dxa"/>
+          </w:tblCellMar>
+        </w:tblPrEx>
         <w:trPr>
           <w:cantSplit/>
         </w:trPr>
@@ -3747,6 +3813,12 @@
         </w:tc>
       </w:tr>
       <w:tr>
+        <w:tblPrEx>
+          <w:tblCellMar>
+            <w:top w:w="0" w:type="dxa"/>
+            <w:bottom w:w="0" w:type="dxa"/>
+          </w:tblCellMar>
+        </w:tblPrEx>
         <w:trPr>
           <w:cantSplit/>
         </w:trPr>
@@ -3794,6 +3866,12 @@
         </w:tc>
       </w:tr>
       <w:tr>
+        <w:tblPrEx>
+          <w:tblCellMar>
+            <w:top w:w="0" w:type="dxa"/>
+            <w:bottom w:w="0" w:type="dxa"/>
+          </w:tblCellMar>
+        </w:tblPrEx>
         <w:trPr>
           <w:cantSplit/>
         </w:trPr>
@@ -3841,6 +3919,12 @@
         </w:tc>
       </w:tr>
       <w:tr>
+        <w:tblPrEx>
+          <w:tblCellMar>
+            <w:top w:w="0" w:type="dxa"/>
+            <w:bottom w:w="0" w:type="dxa"/>
+          </w:tblCellMar>
+        </w:tblPrEx>
         <w:trPr>
           <w:cantSplit/>
         </w:trPr>
@@ -3904,6 +3988,12 @@
         </w:tc>
       </w:tr>
       <w:tr>
+        <w:tblPrEx>
+          <w:tblCellMar>
+            <w:top w:w="0" w:type="dxa"/>
+            <w:bottom w:w="0" w:type="dxa"/>
+          </w:tblCellMar>
+        </w:tblPrEx>
         <w:trPr>
           <w:cantSplit/>
         </w:trPr>
@@ -3951,6 +4041,12 @@
         </w:tc>
       </w:tr>
       <w:tr>
+        <w:tblPrEx>
+          <w:tblCellMar>
+            <w:top w:w="0" w:type="dxa"/>
+            <w:bottom w:w="0" w:type="dxa"/>
+          </w:tblCellMar>
+        </w:tblPrEx>
         <w:trPr>
           <w:cantSplit/>
         </w:trPr>
@@ -4304,6 +4400,12 @@
         <w:gridCol w:w="9360"/>
       </w:tblGrid>
       <w:tr>
+        <w:tblPrEx>
+          <w:tblCellMar>
+            <w:top w:w="0" w:type="dxa"/>
+            <w:bottom w:w="0" w:type="dxa"/>
+          </w:tblCellMar>
+        </w:tblPrEx>
         <w:trPr>
           <w:cantSplit/>
         </w:trPr>
@@ -4471,7 +4573,7 @@
         <w:spacing w:before="360" w:after="160"/>
       </w:pPr>
       <w:bookmarkStart w:id="3" w:name="sec-INI-2"/>
-      <w:bookmarkStart w:id="4" w:name="_Toc243655177"/>
+      <w:bookmarkStart w:id="4" w:name="_Toc243730293"/>
       <w:r>
         <w:rPr>
           <w:b/>
@@ -4530,6 +4632,12 @@
         <w:gridCol w:w="7337"/>
       </w:tblGrid>
       <w:tr>
+        <w:tblPrEx>
+          <w:tblCellMar>
+            <w:top w:w="0" w:type="dxa"/>
+            <w:bottom w:w="0" w:type="dxa"/>
+          </w:tblCellMar>
+        </w:tblPrEx>
         <w:trPr>
           <w:tblHeader/>
         </w:trPr>
@@ -4581,6 +4689,12 @@
         </w:tc>
       </w:tr>
       <w:tr>
+        <w:tblPrEx>
+          <w:tblCellMar>
+            <w:top w:w="0" w:type="dxa"/>
+            <w:bottom w:w="0" w:type="dxa"/>
+          </w:tblCellMar>
+        </w:tblPrEx>
         <w:trPr>
           <w:cantSplit/>
         </w:trPr>
@@ -4626,6 +4740,12 @@
         </w:tc>
       </w:tr>
       <w:tr>
+        <w:tblPrEx>
+          <w:tblCellMar>
+            <w:top w:w="0" w:type="dxa"/>
+            <w:bottom w:w="0" w:type="dxa"/>
+          </w:tblCellMar>
+        </w:tblPrEx>
         <w:trPr>
           <w:cantSplit/>
         </w:trPr>
@@ -4671,6 +4791,12 @@
         </w:tc>
       </w:tr>
       <w:tr>
+        <w:tblPrEx>
+          <w:tblCellMar>
+            <w:top w:w="0" w:type="dxa"/>
+            <w:bottom w:w="0" w:type="dxa"/>
+          </w:tblCellMar>
+        </w:tblPrEx>
         <w:trPr>
           <w:cantSplit/>
         </w:trPr>
@@ -4716,6 +4842,12 @@
         </w:tc>
       </w:tr>
       <w:tr>
+        <w:tblPrEx>
+          <w:tblCellMar>
+            <w:top w:w="0" w:type="dxa"/>
+            <w:bottom w:w="0" w:type="dxa"/>
+          </w:tblCellMar>
+        </w:tblPrEx>
         <w:trPr>
           <w:cantSplit/>
         </w:trPr>
@@ -5212,6 +5344,45 @@
           <w:bCs/>
           <w:color w:val="595959"/>
         </w:rPr>
+        <w:t>Les tests de module et leurs badges</w:t>
+      </w:r>
+    </w:p>
+    <w:p>
+      <w:pPr>
+        <w:spacing w:after="120"/>
+      </w:pPr>
+      <w:r>
+        <w:t>Chaque module a, sur Moodle, un test : huit questions tirées au hasard parmi quinze. Après chaque réponse, vous voyez si elle est juste et, sinon, la partie du support à revoir. Le test est réussi à 6 sur 8, et vous pouvez le refaire autant de fois que vous le voulez : les questions changent d'une tentative à l'autre.</w:t>
+      </w:r>
+    </w:p>
+    <w:p>
+      <w:pPr>
+        <w:spacing w:after="120"/>
+      </w:pPr>
+      <w:r>
+        <w:t>Chaque test réussi vous donne un badge. Quatre badges d'étape marquent les grandes parties du cours, et un dernier, « Java, de bout en bout », la réussite des quatorze tests. Un tout premier badge, « Pied à l'étrier », vous accueille dès que vous avez téléchargé le projet de départ.</w:t>
+      </w:r>
+    </w:p>
+    <w:p>
+      <w:pPr>
+        <w:spacing w:after="120"/>
+      </w:pPr>
+      <w:r>
+        <w:t>Ces badges ne comptent pas dans la note. Ce sont des repères, pour voir où vous en êtes et ce qu'il vous reste à revoir : prenez-les comme un encouragement, à votre rythme.</w:t>
+      </w:r>
+    </w:p>
+    <w:p>
+      <w:pPr>
+        <w:pStyle w:val="Titre3"/>
+        <w:keepNext/>
+        <w:spacing w:before="240" w:after="100"/>
+      </w:pPr>
+      <w:r>
+        <w:rPr>
+          <w:b/>
+          <w:bCs/>
+          <w:color w:val="595959"/>
+        </w:rPr>
         <w:t>Ce support de cours</w:t>
       </w:r>
     </w:p>
@@ -5229,8 +5400,8 @@
         <w:keepNext/>
         <w:spacing w:before="360" w:after="160"/>
       </w:pPr>
-      <w:bookmarkStart w:id="5" w:name="_Toc243655178"/>
-      <w:bookmarkStart w:id="6" w:name="sec-INI-3"/>
+      <w:bookmarkStart w:id="5" w:name="sec-INI-3"/>
+      <w:bookmarkStart w:id="6" w:name="_Toc243730294"/>
       <w:r>
         <w:rPr>
           <w:b/>
@@ -5241,17 +5412,17 @@
         </w:rPr>
         <w:t>INI §3 — Les documents de référence</w:t>
       </w:r>
+      <w:bookmarkEnd w:id="6"/>
+      <w:r>
+        <w:fldChar w:fldCharType="begin"/>
+      </w:r>
+      <w:r>
+        <w:instrText xml:space="preserve"> XE "référence" </w:instrText>
+      </w:r>
+      <w:r>
+        <w:fldChar w:fldCharType="end"/>
+      </w:r>
       <w:bookmarkEnd w:id="5"/>
-      <w:r>
-        <w:fldChar w:fldCharType="begin"/>
-      </w:r>
-      <w:r>
-        <w:instrText xml:space="preserve"> XE "référence" </w:instrText>
-      </w:r>
-      <w:r>
-        <w:fldChar w:fldCharType="end"/>
-      </w:r>
-      <w:bookmarkEnd w:id="6"/>
     </w:p>
     <w:p>
       <w:pPr>
@@ -5299,6 +5470,12 @@
         <w:gridCol w:w="5148"/>
       </w:tblGrid>
       <w:tr>
+        <w:tblPrEx>
+          <w:tblCellMar>
+            <w:top w:w="0" w:type="dxa"/>
+            <w:bottom w:w="0" w:type="dxa"/>
+          </w:tblCellMar>
+        </w:tblPrEx>
         <w:trPr>
           <w:tblHeader/>
         </w:trPr>
@@ -5373,6 +5550,12 @@
         </w:tc>
       </w:tr>
       <w:tr>
+        <w:tblPrEx>
+          <w:tblCellMar>
+            <w:top w:w="0" w:type="dxa"/>
+            <w:bottom w:w="0" w:type="dxa"/>
+          </w:tblCellMar>
+        </w:tblPrEx>
         <w:trPr>
           <w:cantSplit/>
         </w:trPr>
@@ -5430,6 +5613,12 @@
         </w:tc>
       </w:tr>
       <w:tr>
+        <w:tblPrEx>
+          <w:tblCellMar>
+            <w:top w:w="0" w:type="dxa"/>
+            <w:bottom w:w="0" w:type="dxa"/>
+          </w:tblCellMar>
+        </w:tblPrEx>
         <w:trPr>
           <w:cantSplit/>
         </w:trPr>
@@ -5513,6 +5702,12 @@
         </w:tc>
       </w:tr>
       <w:tr>
+        <w:tblPrEx>
+          <w:tblCellMar>
+            <w:top w:w="0" w:type="dxa"/>
+            <w:bottom w:w="0" w:type="dxa"/>
+          </w:tblCellMar>
+        </w:tblPrEx>
         <w:trPr>
           <w:cantSplit/>
         </w:trPr>
@@ -5580,6 +5775,12 @@
         </w:tc>
       </w:tr>
       <w:tr>
+        <w:tblPrEx>
+          <w:tblCellMar>
+            <w:top w:w="0" w:type="dxa"/>
+            <w:bottom w:w="0" w:type="dxa"/>
+          </w:tblCellMar>
+        </w:tblPrEx>
         <w:trPr>
           <w:cantSplit/>
         </w:trPr>
@@ -5698,6 +5899,12 @@
         <w:gridCol w:w="9360"/>
       </w:tblGrid>
       <w:tr>
+        <w:tblPrEx>
+          <w:tblCellMar>
+            <w:top w:w="0" w:type="dxa"/>
+            <w:bottom w:w="0" w:type="dxa"/>
+          </w:tblCellMar>
+        </w:tblPrEx>
         <w:trPr>
           <w:cantSplit/>
         </w:trPr>
@@ -5790,6 +5997,7 @@
         <w:spacing w:after="120"/>
       </w:pPr>
       <w:r>
+        <w:lastRenderedPageBreak/>
         <w:t xml:space="preserve">Le </w:t>
       </w:r>
       <w:r>
@@ -5890,11 +6098,7 @@
         <w:t>mémento Clean Code</w:t>
       </w:r>
       <w:r>
-        <w:t xml:space="preserve"> rassemble 37 règles simples, en sept sections (noms, méthodes, commentaires, objets, erreurs, tests, classes), pour écrire du code qu'un autre développeur, ou vous-même dans six mois, </w:t>
-      </w:r>
-      <w:r>
-        <w:lastRenderedPageBreak/>
-        <w:t xml:space="preserve">comprendra sans effort. Un programme qui fonctionne n'est pas forcément un programme lisible. Ces règles s'inspirent du livre </w:t>
+        <w:t xml:space="preserve"> rassemble 37 règles simples, en sept sections (noms, méthodes, commentaires, objets, erreurs, tests, classes), pour écrire du code qu'un autre développeur, ou vous-même dans six mois, comprendra sans effort. Un programme qui fonctionne n'est pas forcément un programme lisible. Ces règles s'inspirent du livre </w:t>
       </w:r>
       <w:r>
         <w:rPr>
@@ -5952,6 +6156,12 @@
         <w:gridCol w:w="7671"/>
       </w:tblGrid>
       <w:tr>
+        <w:tblPrEx>
+          <w:tblCellMar>
+            <w:top w:w="0" w:type="dxa"/>
+            <w:bottom w:w="0" w:type="dxa"/>
+          </w:tblCellMar>
+        </w:tblPrEx>
         <w:trPr>
           <w:tblHeader/>
         </w:trPr>
@@ -6003,6 +6213,12 @@
         </w:tc>
       </w:tr>
       <w:tr>
+        <w:tblPrEx>
+          <w:tblCellMar>
+            <w:top w:w="0" w:type="dxa"/>
+            <w:bottom w:w="0" w:type="dxa"/>
+          </w:tblCellMar>
+        </w:tblPrEx>
         <w:trPr>
           <w:cantSplit/>
         </w:trPr>
@@ -6052,6 +6268,12 @@
         </w:tc>
       </w:tr>
       <w:tr>
+        <w:tblPrEx>
+          <w:tblCellMar>
+            <w:top w:w="0" w:type="dxa"/>
+            <w:bottom w:w="0" w:type="dxa"/>
+          </w:tblCellMar>
+        </w:tblPrEx>
         <w:trPr>
           <w:cantSplit/>
         </w:trPr>
@@ -6101,6 +6323,12 @@
         </w:tc>
       </w:tr>
       <w:tr>
+        <w:tblPrEx>
+          <w:tblCellMar>
+            <w:top w:w="0" w:type="dxa"/>
+            <w:bottom w:w="0" w:type="dxa"/>
+          </w:tblCellMar>
+        </w:tblPrEx>
         <w:trPr>
           <w:cantSplit/>
         </w:trPr>
@@ -6150,6 +6378,12 @@
         </w:tc>
       </w:tr>
       <w:tr>
+        <w:tblPrEx>
+          <w:tblCellMar>
+            <w:top w:w="0" w:type="dxa"/>
+            <w:bottom w:w="0" w:type="dxa"/>
+          </w:tblCellMar>
+        </w:tblPrEx>
         <w:trPr>
           <w:cantSplit/>
         </w:trPr>
@@ -6334,7 +6568,7 @@
         <w:keepNext/>
         <w:spacing w:before="360" w:after="160"/>
       </w:pPr>
-      <w:bookmarkStart w:id="7" w:name="_Toc243655179"/>
+      <w:bookmarkStart w:id="7" w:name="_Toc243730295"/>
       <w:r>
         <w:rPr>
           <w:b/>
@@ -6460,7 +6694,7 @@
         <w:spacing w:after="360"/>
         <w:jc w:val="center"/>
       </w:pPr>
-      <w:bookmarkStart w:id="8" w:name="_Toc243655180"/>
+      <w:bookmarkStart w:id="8" w:name="_Toc243730296"/>
       <w:r>
         <w:rPr>
           <w:b/>
@@ -6494,7 +6728,7 @@
         <w:keepNext/>
         <w:spacing w:before="360" w:after="160"/>
       </w:pPr>
-      <w:bookmarkStart w:id="9" w:name="_Toc243655181"/>
+      <w:bookmarkStart w:id="9" w:name="_Toc243730297"/>
       <w:r>
         <w:rPr>
           <w:b/>
@@ -6694,7 +6928,7 @@
         <w:keepNext/>
         <w:spacing w:before="360" w:after="160"/>
       </w:pPr>
-      <w:bookmarkStart w:id="10" w:name="_Toc243655182"/>
+      <w:bookmarkStart w:id="10" w:name="_Toc243730298"/>
       <w:r>
         <w:rPr>
           <w:b/>
@@ -6729,6 +6963,12 @@
         <w:gridCol w:w="7860"/>
       </w:tblGrid>
       <w:tr>
+        <w:tblPrEx>
+          <w:tblCellMar>
+            <w:top w:w="0" w:type="dxa"/>
+            <w:bottom w:w="0" w:type="dxa"/>
+          </w:tblCellMar>
+        </w:tblPrEx>
         <w:trPr>
           <w:tblHeader/>
         </w:trPr>
@@ -6758,6 +6998,12 @@
         </w:tc>
       </w:tr>
       <w:tr>
+        <w:tblPrEx>
+          <w:tblCellMar>
+            <w:top w:w="0" w:type="dxa"/>
+            <w:bottom w:w="0" w:type="dxa"/>
+          </w:tblCellMar>
+        </w:tblPrEx>
         <w:tc>
           <w:tcPr>
             <w:tcW w:w="1500" w:type="dxa"/>
@@ -6807,6 +7053,12 @@
         </w:tc>
       </w:tr>
       <w:tr>
+        <w:tblPrEx>
+          <w:tblCellMar>
+            <w:top w:w="0" w:type="dxa"/>
+            <w:bottom w:w="0" w:type="dxa"/>
+          </w:tblCellMar>
+        </w:tblPrEx>
         <w:tc>
           <w:tcPr>
             <w:tcW w:w="1500" w:type="dxa"/>
@@ -6856,6 +7108,12 @@
         </w:tc>
       </w:tr>
       <w:tr>
+        <w:tblPrEx>
+          <w:tblCellMar>
+            <w:top w:w="0" w:type="dxa"/>
+            <w:bottom w:w="0" w:type="dxa"/>
+          </w:tblCellMar>
+        </w:tblPrEx>
         <w:tc>
           <w:tcPr>
             <w:tcW w:w="1500" w:type="dxa"/>
@@ -6932,6 +7190,12 @@
         <w:gridCol w:w="7860"/>
       </w:tblGrid>
       <w:tr>
+        <w:tblPrEx>
+          <w:tblCellMar>
+            <w:top w:w="0" w:type="dxa"/>
+            <w:bottom w:w="0" w:type="dxa"/>
+          </w:tblCellMar>
+        </w:tblPrEx>
         <w:trPr>
           <w:tblHeader/>
         </w:trPr>
@@ -6961,6 +7225,12 @@
         </w:tc>
       </w:tr>
       <w:tr>
+        <w:tblPrEx>
+          <w:tblCellMar>
+            <w:top w:w="0" w:type="dxa"/>
+            <w:bottom w:w="0" w:type="dxa"/>
+          </w:tblCellMar>
+        </w:tblPrEx>
         <w:tc>
           <w:tcPr>
             <w:tcW w:w="1500" w:type="dxa"/>
@@ -7010,6 +7280,12 @@
         </w:tc>
       </w:tr>
       <w:tr>
+        <w:tblPrEx>
+          <w:tblCellMar>
+            <w:top w:w="0" w:type="dxa"/>
+            <w:bottom w:w="0" w:type="dxa"/>
+          </w:tblCellMar>
+        </w:tblPrEx>
         <w:tc>
           <w:tcPr>
             <w:tcW w:w="1500" w:type="dxa"/>
@@ -7059,6 +7335,12 @@
         </w:tc>
       </w:tr>
       <w:tr>
+        <w:tblPrEx>
+          <w:tblCellMar>
+            <w:top w:w="0" w:type="dxa"/>
+            <w:bottom w:w="0" w:type="dxa"/>
+          </w:tblCellMar>
+        </w:tblPrEx>
         <w:tc>
           <w:tcPr>
             <w:tcW w:w="1500" w:type="dxa"/>
@@ -7135,6 +7417,12 @@
         <w:gridCol w:w="7860"/>
       </w:tblGrid>
       <w:tr>
+        <w:tblPrEx>
+          <w:tblCellMar>
+            <w:top w:w="0" w:type="dxa"/>
+            <w:bottom w:w="0" w:type="dxa"/>
+          </w:tblCellMar>
+        </w:tblPrEx>
         <w:trPr>
           <w:tblHeader/>
         </w:trPr>
@@ -7165,6 +7453,12 @@
         </w:tc>
       </w:tr>
       <w:tr>
+        <w:tblPrEx>
+          <w:tblCellMar>
+            <w:top w:w="0" w:type="dxa"/>
+            <w:bottom w:w="0" w:type="dxa"/>
+          </w:tblCellMar>
+        </w:tblPrEx>
         <w:tc>
           <w:tcPr>
             <w:tcW w:w="1500" w:type="dxa"/>
@@ -7214,6 +7508,12 @@
         </w:tc>
       </w:tr>
       <w:tr>
+        <w:tblPrEx>
+          <w:tblCellMar>
+            <w:top w:w="0" w:type="dxa"/>
+            <w:bottom w:w="0" w:type="dxa"/>
+          </w:tblCellMar>
+        </w:tblPrEx>
         <w:tc>
           <w:tcPr>
             <w:tcW w:w="1500" w:type="dxa"/>
@@ -7263,6 +7563,12 @@
         </w:tc>
       </w:tr>
       <w:tr>
+        <w:tblPrEx>
+          <w:tblCellMar>
+            <w:top w:w="0" w:type="dxa"/>
+            <w:bottom w:w="0" w:type="dxa"/>
+          </w:tblCellMar>
+        </w:tblPrEx>
         <w:tc>
           <w:tcPr>
             <w:tcW w:w="1500" w:type="dxa"/>
@@ -7312,6 +7618,12 @@
         </w:tc>
       </w:tr>
       <w:tr>
+        <w:tblPrEx>
+          <w:tblCellMar>
+            <w:top w:w="0" w:type="dxa"/>
+            <w:bottom w:w="0" w:type="dxa"/>
+          </w:tblCellMar>
+        </w:tblPrEx>
         <w:tc>
           <w:tcPr>
             <w:tcW w:w="1500" w:type="dxa"/>
@@ -7388,6 +7700,12 @@
         <w:gridCol w:w="7860"/>
       </w:tblGrid>
       <w:tr>
+        <w:tblPrEx>
+          <w:tblCellMar>
+            <w:top w:w="0" w:type="dxa"/>
+            <w:bottom w:w="0" w:type="dxa"/>
+          </w:tblCellMar>
+        </w:tblPrEx>
         <w:trPr>
           <w:tblHeader/>
         </w:trPr>
@@ -7417,6 +7735,12 @@
         </w:tc>
       </w:tr>
       <w:tr>
+        <w:tblPrEx>
+          <w:tblCellMar>
+            <w:top w:w="0" w:type="dxa"/>
+            <w:bottom w:w="0" w:type="dxa"/>
+          </w:tblCellMar>
+        </w:tblPrEx>
         <w:tc>
           <w:tcPr>
             <w:tcW w:w="1500" w:type="dxa"/>
@@ -7466,6 +7790,12 @@
         </w:tc>
       </w:tr>
       <w:tr>
+        <w:tblPrEx>
+          <w:tblCellMar>
+            <w:top w:w="0" w:type="dxa"/>
+            <w:bottom w:w="0" w:type="dxa"/>
+          </w:tblCellMar>
+        </w:tblPrEx>
         <w:tc>
           <w:tcPr>
             <w:tcW w:w="1500" w:type="dxa"/>
@@ -7515,6 +7845,12 @@
         </w:tc>
       </w:tr>
       <w:tr>
+        <w:tblPrEx>
+          <w:tblCellMar>
+            <w:top w:w="0" w:type="dxa"/>
+            <w:bottom w:w="0" w:type="dxa"/>
+          </w:tblCellMar>
+        </w:tblPrEx>
         <w:tc>
           <w:tcPr>
             <w:tcW w:w="1500" w:type="dxa"/>
@@ -7564,6 +7900,12 @@
         </w:tc>
       </w:tr>
       <w:tr>
+        <w:tblPrEx>
+          <w:tblCellMar>
+            <w:top w:w="0" w:type="dxa"/>
+            <w:bottom w:w="0" w:type="dxa"/>
+          </w:tblCellMar>
+        </w:tblPrEx>
         <w:tc>
           <w:tcPr>
             <w:tcW w:w="1500" w:type="dxa"/>
@@ -7613,6 +7955,12 @@
         </w:tc>
       </w:tr>
       <w:tr>
+        <w:tblPrEx>
+          <w:tblCellMar>
+            <w:top w:w="0" w:type="dxa"/>
+            <w:bottom w:w="0" w:type="dxa"/>
+          </w:tblCellMar>
+        </w:tblPrEx>
         <w:tc>
           <w:tcPr>
             <w:tcW w:w="1500" w:type="dxa"/>
@@ -7689,6 +8037,12 @@
         <w:gridCol w:w="7860"/>
       </w:tblGrid>
       <w:tr>
+        <w:tblPrEx>
+          <w:tblCellMar>
+            <w:top w:w="0" w:type="dxa"/>
+            <w:bottom w:w="0" w:type="dxa"/>
+          </w:tblCellMar>
+        </w:tblPrEx>
         <w:trPr>
           <w:tblHeader/>
         </w:trPr>
@@ -7718,6 +8072,12 @@
         </w:tc>
       </w:tr>
       <w:tr>
+        <w:tblPrEx>
+          <w:tblCellMar>
+            <w:top w:w="0" w:type="dxa"/>
+            <w:bottom w:w="0" w:type="dxa"/>
+          </w:tblCellMar>
+        </w:tblPrEx>
         <w:tc>
           <w:tcPr>
             <w:tcW w:w="1500" w:type="dxa"/>
@@ -7767,6 +8127,12 @@
         </w:tc>
       </w:tr>
       <w:tr>
+        <w:tblPrEx>
+          <w:tblCellMar>
+            <w:top w:w="0" w:type="dxa"/>
+            <w:bottom w:w="0" w:type="dxa"/>
+          </w:tblCellMar>
+        </w:tblPrEx>
         <w:tc>
           <w:tcPr>
             <w:tcW w:w="1500" w:type="dxa"/>
@@ -7816,6 +8182,12 @@
         </w:tc>
       </w:tr>
       <w:tr>
+        <w:tblPrEx>
+          <w:tblCellMar>
+            <w:top w:w="0" w:type="dxa"/>
+            <w:bottom w:w="0" w:type="dxa"/>
+          </w:tblCellMar>
+        </w:tblPrEx>
         <w:tc>
           <w:tcPr>
             <w:tcW w:w="1500" w:type="dxa"/>
@@ -7865,6 +8237,12 @@
         </w:tc>
       </w:tr>
       <w:tr>
+        <w:tblPrEx>
+          <w:tblCellMar>
+            <w:top w:w="0" w:type="dxa"/>
+            <w:bottom w:w="0" w:type="dxa"/>
+          </w:tblCellMar>
+        </w:tblPrEx>
         <w:tc>
           <w:tcPr>
             <w:tcW w:w="1500" w:type="dxa"/>
@@ -7941,6 +8319,12 @@
         <w:gridCol w:w="7860"/>
       </w:tblGrid>
       <w:tr>
+        <w:tblPrEx>
+          <w:tblCellMar>
+            <w:top w:w="0" w:type="dxa"/>
+            <w:bottom w:w="0" w:type="dxa"/>
+          </w:tblCellMar>
+        </w:tblPrEx>
         <w:trPr>
           <w:tblHeader/>
         </w:trPr>
@@ -7970,6 +8354,12 @@
         </w:tc>
       </w:tr>
       <w:tr>
+        <w:tblPrEx>
+          <w:tblCellMar>
+            <w:top w:w="0" w:type="dxa"/>
+            <w:bottom w:w="0" w:type="dxa"/>
+          </w:tblCellMar>
+        </w:tblPrEx>
         <w:tc>
           <w:tcPr>
             <w:tcW w:w="1500" w:type="dxa"/>
@@ -8019,6 +8409,12 @@
         </w:tc>
       </w:tr>
       <w:tr>
+        <w:tblPrEx>
+          <w:tblCellMar>
+            <w:top w:w="0" w:type="dxa"/>
+            <w:bottom w:w="0" w:type="dxa"/>
+          </w:tblCellMar>
+        </w:tblPrEx>
         <w:tc>
           <w:tcPr>
             <w:tcW w:w="1500" w:type="dxa"/>
@@ -8068,6 +8464,12 @@
         </w:tc>
       </w:tr>
       <w:tr>
+        <w:tblPrEx>
+          <w:tblCellMar>
+            <w:top w:w="0" w:type="dxa"/>
+            <w:bottom w:w="0" w:type="dxa"/>
+          </w:tblCellMar>
+        </w:tblPrEx>
         <w:tc>
           <w:tcPr>
             <w:tcW w:w="1500" w:type="dxa"/>
@@ -8144,6 +8546,12 @@
         <w:gridCol w:w="7860"/>
       </w:tblGrid>
       <w:tr>
+        <w:tblPrEx>
+          <w:tblCellMar>
+            <w:top w:w="0" w:type="dxa"/>
+            <w:bottom w:w="0" w:type="dxa"/>
+          </w:tblCellMar>
+        </w:tblPrEx>
         <w:trPr>
           <w:tblHeader/>
         </w:trPr>
@@ -8173,6 +8581,12 @@
         </w:tc>
       </w:tr>
       <w:tr>
+        <w:tblPrEx>
+          <w:tblCellMar>
+            <w:top w:w="0" w:type="dxa"/>
+            <w:bottom w:w="0" w:type="dxa"/>
+          </w:tblCellMar>
+        </w:tblPrEx>
         <w:tc>
           <w:tcPr>
             <w:tcW w:w="1500" w:type="dxa"/>
@@ -8222,6 +8636,12 @@
         </w:tc>
       </w:tr>
       <w:tr>
+        <w:tblPrEx>
+          <w:tblCellMar>
+            <w:top w:w="0" w:type="dxa"/>
+            <w:bottom w:w="0" w:type="dxa"/>
+          </w:tblCellMar>
+        </w:tblPrEx>
         <w:tc>
           <w:tcPr>
             <w:tcW w:w="1500" w:type="dxa"/>
@@ -8271,6 +8691,12 @@
         </w:tc>
       </w:tr>
       <w:tr>
+        <w:tblPrEx>
+          <w:tblCellMar>
+            <w:top w:w="0" w:type="dxa"/>
+            <w:bottom w:w="0" w:type="dxa"/>
+          </w:tblCellMar>
+        </w:tblPrEx>
         <w:tc>
           <w:tcPr>
             <w:tcW w:w="1500" w:type="dxa"/>
@@ -8347,6 +8773,12 @@
         <w:gridCol w:w="7860"/>
       </w:tblGrid>
       <w:tr>
+        <w:tblPrEx>
+          <w:tblCellMar>
+            <w:top w:w="0" w:type="dxa"/>
+            <w:bottom w:w="0" w:type="dxa"/>
+          </w:tblCellMar>
+        </w:tblPrEx>
         <w:trPr>
           <w:tblHeader/>
         </w:trPr>
@@ -8376,6 +8808,12 @@
         </w:tc>
       </w:tr>
       <w:tr>
+        <w:tblPrEx>
+          <w:tblCellMar>
+            <w:top w:w="0" w:type="dxa"/>
+            <w:bottom w:w="0" w:type="dxa"/>
+          </w:tblCellMar>
+        </w:tblPrEx>
         <w:tc>
           <w:tcPr>
             <w:tcW w:w="1500" w:type="dxa"/>
@@ -8425,6 +8863,12 @@
         </w:tc>
       </w:tr>
       <w:tr>
+        <w:tblPrEx>
+          <w:tblCellMar>
+            <w:top w:w="0" w:type="dxa"/>
+            <w:bottom w:w="0" w:type="dxa"/>
+          </w:tblCellMar>
+        </w:tblPrEx>
         <w:tc>
           <w:tcPr>
             <w:tcW w:w="1500" w:type="dxa"/>
@@ -8474,6 +8918,12 @@
         </w:tc>
       </w:tr>
       <w:tr>
+        <w:tblPrEx>
+          <w:tblCellMar>
+            <w:top w:w="0" w:type="dxa"/>
+            <w:bottom w:w="0" w:type="dxa"/>
+          </w:tblCellMar>
+        </w:tblPrEx>
         <w:tc>
           <w:tcPr>
             <w:tcW w:w="1500" w:type="dxa"/>
@@ -8523,6 +8973,12 @@
         </w:tc>
       </w:tr>
       <w:tr>
+        <w:tblPrEx>
+          <w:tblCellMar>
+            <w:top w:w="0" w:type="dxa"/>
+            <w:bottom w:w="0" w:type="dxa"/>
+          </w:tblCellMar>
+        </w:tblPrEx>
         <w:tc>
           <w:tcPr>
             <w:tcW w:w="1500" w:type="dxa"/>
@@ -8599,6 +9055,12 @@
         <w:gridCol w:w="7860"/>
       </w:tblGrid>
       <w:tr>
+        <w:tblPrEx>
+          <w:tblCellMar>
+            <w:top w:w="0" w:type="dxa"/>
+            <w:bottom w:w="0" w:type="dxa"/>
+          </w:tblCellMar>
+        </w:tblPrEx>
         <w:trPr>
           <w:tblHeader/>
         </w:trPr>
@@ -8628,6 +9090,12 @@
         </w:tc>
       </w:tr>
       <w:tr>
+        <w:tblPrEx>
+          <w:tblCellMar>
+            <w:top w:w="0" w:type="dxa"/>
+            <w:bottom w:w="0" w:type="dxa"/>
+          </w:tblCellMar>
+        </w:tblPrEx>
         <w:tc>
           <w:tcPr>
             <w:tcW w:w="1500" w:type="dxa"/>
@@ -8683,6 +9151,12 @@
         </w:tc>
       </w:tr>
       <w:tr>
+        <w:tblPrEx>
+          <w:tblCellMar>
+            <w:top w:w="0" w:type="dxa"/>
+            <w:bottom w:w="0" w:type="dxa"/>
+          </w:tblCellMar>
+        </w:tblPrEx>
         <w:tc>
           <w:tcPr>
             <w:tcW w:w="1500" w:type="dxa"/>
@@ -8732,6 +9206,12 @@
         </w:tc>
       </w:tr>
       <w:tr>
+        <w:tblPrEx>
+          <w:tblCellMar>
+            <w:top w:w="0" w:type="dxa"/>
+            <w:bottom w:w="0" w:type="dxa"/>
+          </w:tblCellMar>
+        </w:tblPrEx>
         <w:tc>
           <w:tcPr>
             <w:tcW w:w="1500" w:type="dxa"/>
@@ -8781,6 +9261,12 @@
         </w:tc>
       </w:tr>
       <w:tr>
+        <w:tblPrEx>
+          <w:tblCellMar>
+            <w:top w:w="0" w:type="dxa"/>
+            <w:bottom w:w="0" w:type="dxa"/>
+          </w:tblCellMar>
+        </w:tblPrEx>
         <w:tc>
           <w:tcPr>
             <w:tcW w:w="1500" w:type="dxa"/>
@@ -8830,6 +9316,12 @@
         </w:tc>
       </w:tr>
       <w:tr>
+        <w:tblPrEx>
+          <w:tblCellMar>
+            <w:top w:w="0" w:type="dxa"/>
+            <w:bottom w:w="0" w:type="dxa"/>
+          </w:tblCellMar>
+        </w:tblPrEx>
         <w:tc>
           <w:tcPr>
             <w:tcW w:w="1500" w:type="dxa"/>
@@ -8879,6 +9371,12 @@
         </w:tc>
       </w:tr>
       <w:tr>
+        <w:tblPrEx>
+          <w:tblCellMar>
+            <w:top w:w="0" w:type="dxa"/>
+            <w:bottom w:w="0" w:type="dxa"/>
+          </w:tblCellMar>
+        </w:tblPrEx>
         <w:tc>
           <w:tcPr>
             <w:tcW w:w="1500" w:type="dxa"/>
@@ -8928,6 +9426,12 @@
         </w:tc>
       </w:tr>
       <w:tr>
+        <w:tblPrEx>
+          <w:tblCellMar>
+            <w:top w:w="0" w:type="dxa"/>
+            <w:bottom w:w="0" w:type="dxa"/>
+          </w:tblCellMar>
+        </w:tblPrEx>
         <w:tc>
           <w:tcPr>
             <w:tcW w:w="1500" w:type="dxa"/>
@@ -8977,6 +9481,12 @@
         </w:tc>
       </w:tr>
       <w:tr>
+        <w:tblPrEx>
+          <w:tblCellMar>
+            <w:top w:w="0" w:type="dxa"/>
+            <w:bottom w:w="0" w:type="dxa"/>
+          </w:tblCellMar>
+        </w:tblPrEx>
         <w:tc>
           <w:tcPr>
             <w:tcW w:w="1500" w:type="dxa"/>
@@ -9026,6 +9536,12 @@
         </w:tc>
       </w:tr>
       <w:tr>
+        <w:tblPrEx>
+          <w:tblCellMar>
+            <w:top w:w="0" w:type="dxa"/>
+            <w:bottom w:w="0" w:type="dxa"/>
+          </w:tblCellMar>
+        </w:tblPrEx>
         <w:tc>
           <w:tcPr>
             <w:tcW w:w="1500" w:type="dxa"/>
@@ -9075,6 +9591,12 @@
         </w:tc>
       </w:tr>
       <w:tr>
+        <w:tblPrEx>
+          <w:tblCellMar>
+            <w:top w:w="0" w:type="dxa"/>
+            <w:bottom w:w="0" w:type="dxa"/>
+          </w:tblCellMar>
+        </w:tblPrEx>
         <w:tc>
           <w:tcPr>
             <w:tcW w:w="1500" w:type="dxa"/>
@@ -9124,6 +9646,12 @@
         </w:tc>
       </w:tr>
       <w:tr>
+        <w:tblPrEx>
+          <w:tblCellMar>
+            <w:top w:w="0" w:type="dxa"/>
+            <w:bottom w:w="0" w:type="dxa"/>
+          </w:tblCellMar>
+        </w:tblPrEx>
         <w:tc>
           <w:tcPr>
             <w:tcW w:w="1500" w:type="dxa"/>
@@ -9184,7 +9712,7 @@
         <w:keepNext/>
         <w:spacing w:before="360" w:after="160"/>
       </w:pPr>
-      <w:bookmarkStart w:id="11" w:name="_Toc243655183"/>
+      <w:bookmarkStart w:id="11" w:name="_Toc243730299"/>
       <w:r>
         <w:rPr>
           <w:b/>
@@ -9469,6 +9997,12 @@
         <w:gridCol w:w="9360"/>
       </w:tblGrid>
       <w:tr>
+        <w:tblPrEx>
+          <w:tblCellMar>
+            <w:top w:w="0" w:type="dxa"/>
+            <w:bottom w:w="0" w:type="dxa"/>
+          </w:tblCellMar>
+        </w:tblPrEx>
         <w:trPr>
           <w:cantSplit/>
         </w:trPr>
@@ -9527,7 +10061,7 @@
         <w:keepNext/>
         <w:spacing w:before="360" w:after="160"/>
       </w:pPr>
-      <w:bookmarkStart w:id="15" w:name="_Toc243655184"/>
+      <w:bookmarkStart w:id="15" w:name="_Toc243730300"/>
       <w:r>
         <w:rPr>
           <w:b/>
@@ -9675,7 +10209,7 @@
           <w:noProof/>
         </w:rPr>
         <w:drawing>
-          <wp:inline distT="0" distB="0" distL="0" distR="0" wp14:anchorId="78F54C5F" wp14:editId="757FD171">
+          <wp:inline distT="0" distB="0" distL="0" distR="0" wp14:anchorId="2C02BDB2" wp14:editId="00342DA2">
             <wp:extent cx="5715000" cy="2714625"/>
             <wp:effectExtent l="0" t="0" r="0" b="0"/>
             <wp:docPr id="2" name="Image 2"/>
@@ -9967,7 +10501,7 @@
           <w:noProof/>
         </w:rPr>
         <w:drawing>
-          <wp:inline distT="0" distB="0" distL="0" distR="0" wp14:anchorId="4392E2B2" wp14:editId="750FB03C">
+          <wp:inline distT="0" distB="0" distL="0" distR="0" wp14:anchorId="6CC75CC4" wp14:editId="373EBEE5">
             <wp:extent cx="3957637" cy="3044336"/>
             <wp:effectExtent l="0" t="0" r="0" b="0"/>
             <wp:docPr id="3" name="Image 3"/>
@@ -10169,7 +10703,7 @@
           <w:noProof/>
         </w:rPr>
         <w:drawing>
-          <wp:inline distT="0" distB="0" distL="0" distR="0" wp14:anchorId="75E8EB60" wp14:editId="039AAC34">
+          <wp:inline distT="0" distB="0" distL="0" distR="0" wp14:anchorId="7D2E2A6F" wp14:editId="6F1EDCF5">
             <wp:extent cx="5715000" cy="3171825"/>
             <wp:effectExtent l="0" t="0" r="0" b="0"/>
             <wp:docPr id="4" name="Image 4"/>
@@ -10253,7 +10787,7 @@
         <w:keepNext/>
         <w:spacing w:before="360" w:after="160"/>
       </w:pPr>
-      <w:bookmarkStart w:id="19" w:name="_Toc243655185"/>
+      <w:bookmarkStart w:id="19" w:name="_Toc243730301"/>
       <w:r>
         <w:rPr>
           <w:b/>
@@ -10306,7 +10840,7 @@
           <w:noProof/>
         </w:rPr>
         <w:drawing>
-          <wp:inline distT="0" distB="0" distL="0" distR="0" wp14:anchorId="5FCCF0C6" wp14:editId="543DCA60">
+          <wp:inline distT="0" distB="0" distL="0" distR="0" wp14:anchorId="0E0F8DC8" wp14:editId="05BEDEFE">
             <wp:extent cx="5715000" cy="3581400"/>
             <wp:effectExtent l="0" t="0" r="0" b="0"/>
             <wp:docPr id="5" name="Image 5"/>
@@ -10497,7 +11031,7 @@
           <w:noProof/>
         </w:rPr>
         <w:drawing>
-          <wp:inline distT="0" distB="0" distL="0" distR="0" wp14:anchorId="618994AC" wp14:editId="7619757B">
+          <wp:inline distT="0" distB="0" distL="0" distR="0" wp14:anchorId="067D65A2" wp14:editId="13B0A38A">
             <wp:extent cx="2724150" cy="3810000"/>
             <wp:effectExtent l="0" t="0" r="0" b="0"/>
             <wp:docPr id="6" name="Image 6"/>
@@ -10582,6 +11116,12 @@
         <w:gridCol w:w="6760"/>
       </w:tblGrid>
       <w:tr>
+        <w:tblPrEx>
+          <w:tblCellMar>
+            <w:top w:w="0" w:type="dxa"/>
+            <w:bottom w:w="0" w:type="dxa"/>
+          </w:tblCellMar>
+        </w:tblPrEx>
         <w:trPr>
           <w:tblHeader/>
         </w:trPr>
@@ -10633,6 +11173,12 @@
         </w:tc>
       </w:tr>
       <w:tr>
+        <w:tblPrEx>
+          <w:tblCellMar>
+            <w:top w:w="0" w:type="dxa"/>
+            <w:bottom w:w="0" w:type="dxa"/>
+          </w:tblCellMar>
+        </w:tblPrEx>
         <w:trPr>
           <w:cantSplit/>
         </w:trPr>
@@ -10680,6 +11226,12 @@
         </w:tc>
       </w:tr>
       <w:tr>
+        <w:tblPrEx>
+          <w:tblCellMar>
+            <w:top w:w="0" w:type="dxa"/>
+            <w:bottom w:w="0" w:type="dxa"/>
+          </w:tblCellMar>
+        </w:tblPrEx>
         <w:trPr>
           <w:cantSplit/>
         </w:trPr>
@@ -10727,6 +11279,12 @@
         </w:tc>
       </w:tr>
       <w:tr>
+        <w:tblPrEx>
+          <w:tblCellMar>
+            <w:top w:w="0" w:type="dxa"/>
+            <w:bottom w:w="0" w:type="dxa"/>
+          </w:tblCellMar>
+        </w:tblPrEx>
         <w:trPr>
           <w:cantSplit/>
         </w:trPr>
@@ -10774,6 +11332,12 @@
         </w:tc>
       </w:tr>
       <w:tr>
+        <w:tblPrEx>
+          <w:tblCellMar>
+            <w:top w:w="0" w:type="dxa"/>
+            <w:bottom w:w="0" w:type="dxa"/>
+          </w:tblCellMar>
+        </w:tblPrEx>
         <w:trPr>
           <w:cantSplit/>
         </w:trPr>
@@ -10960,7 +11524,7 @@
         </w:rPr>
         <w:lastRenderedPageBreak/>
         <w:drawing>
-          <wp:inline distT="0" distB="0" distL="0" distR="0" wp14:anchorId="49BCD835" wp14:editId="6CBF5214">
+          <wp:inline distT="0" distB="0" distL="0" distR="0" wp14:anchorId="7A7E94A2" wp14:editId="65191132">
             <wp:extent cx="5038725" cy="1885950"/>
             <wp:effectExtent l="0" t="0" r="0" b="0"/>
             <wp:docPr id="7" name="Image 7"/>
@@ -11070,7 +11634,7 @@
           <w:noProof/>
         </w:rPr>
         <w:drawing>
-          <wp:inline distT="0" distB="0" distL="0" distR="0" wp14:anchorId="02BCA788" wp14:editId="1A73ACDA">
+          <wp:inline distT="0" distB="0" distL="0" distR="0" wp14:anchorId="0DB59F3B" wp14:editId="0BAA5BC6">
             <wp:extent cx="2564606" cy="1712251"/>
             <wp:effectExtent l="0" t="0" r="0" b="0"/>
             <wp:docPr id="8" name="Image 8"/>
@@ -11184,7 +11748,7 @@
           <w:noProof/>
         </w:rPr>
         <w:drawing>
-          <wp:inline distT="0" distB="0" distL="0" distR="0" wp14:anchorId="62BAF39F" wp14:editId="39211618">
+          <wp:inline distT="0" distB="0" distL="0" distR="0" wp14:anchorId="218F7D65" wp14:editId="18CA4397">
             <wp:extent cx="4029075" cy="3421719"/>
             <wp:effectExtent l="0" t="0" r="0" b="0"/>
             <wp:docPr id="9" name="Image 9"/>
@@ -11363,6 +11927,12 @@
         <w:gridCol w:w="7160"/>
       </w:tblGrid>
       <w:tr>
+        <w:tblPrEx>
+          <w:tblCellMar>
+            <w:top w:w="0" w:type="dxa"/>
+            <w:bottom w:w="0" w:type="dxa"/>
+          </w:tblCellMar>
+        </w:tblPrEx>
         <w:trPr>
           <w:tblHeader/>
         </w:trPr>
@@ -11414,6 +11984,12 @@
         </w:tc>
       </w:tr>
       <w:tr>
+        <w:tblPrEx>
+          <w:tblCellMar>
+            <w:top w:w="0" w:type="dxa"/>
+            <w:bottom w:w="0" w:type="dxa"/>
+          </w:tblCellMar>
+        </w:tblPrEx>
         <w:trPr>
           <w:cantSplit/>
         </w:trPr>
@@ -11461,6 +12037,12 @@
         </w:tc>
       </w:tr>
       <w:tr>
+        <w:tblPrEx>
+          <w:tblCellMar>
+            <w:top w:w="0" w:type="dxa"/>
+            <w:bottom w:w="0" w:type="dxa"/>
+          </w:tblCellMar>
+        </w:tblPrEx>
         <w:trPr>
           <w:cantSplit/>
         </w:trPr>
@@ -11524,6 +12106,12 @@
         </w:tc>
       </w:tr>
       <w:tr>
+        <w:tblPrEx>
+          <w:tblCellMar>
+            <w:top w:w="0" w:type="dxa"/>
+            <w:bottom w:w="0" w:type="dxa"/>
+          </w:tblCellMar>
+        </w:tblPrEx>
         <w:trPr>
           <w:cantSplit/>
         </w:trPr>
@@ -11571,6 +12159,12 @@
         </w:tc>
       </w:tr>
       <w:tr>
+        <w:tblPrEx>
+          <w:tblCellMar>
+            <w:top w:w="0" w:type="dxa"/>
+            <w:bottom w:w="0" w:type="dxa"/>
+          </w:tblCellMar>
+        </w:tblPrEx>
         <w:trPr>
           <w:cantSplit/>
         </w:trPr>
@@ -11767,6 +12361,12 @@
         <w:gridCol w:w="2960"/>
       </w:tblGrid>
       <w:tr>
+        <w:tblPrEx>
+          <w:tblCellMar>
+            <w:top w:w="0" w:type="dxa"/>
+            <w:bottom w:w="0" w:type="dxa"/>
+          </w:tblCellMar>
+        </w:tblPrEx>
         <w:trPr>
           <w:tblHeader/>
         </w:trPr>
@@ -11841,6 +12441,12 @@
         </w:tc>
       </w:tr>
       <w:tr>
+        <w:tblPrEx>
+          <w:tblCellMar>
+            <w:top w:w="0" w:type="dxa"/>
+            <w:bottom w:w="0" w:type="dxa"/>
+          </w:tblCellMar>
+        </w:tblPrEx>
         <w:trPr>
           <w:cantSplit/>
         </w:trPr>
@@ -11910,6 +12516,12 @@
         </w:tc>
       </w:tr>
       <w:tr>
+        <w:tblPrEx>
+          <w:tblCellMar>
+            <w:top w:w="0" w:type="dxa"/>
+            <w:bottom w:w="0" w:type="dxa"/>
+          </w:tblCellMar>
+        </w:tblPrEx>
         <w:trPr>
           <w:cantSplit/>
         </w:trPr>
@@ -11979,6 +12591,12 @@
         </w:tc>
       </w:tr>
       <w:tr>
+        <w:tblPrEx>
+          <w:tblCellMar>
+            <w:top w:w="0" w:type="dxa"/>
+            <w:bottom w:w="0" w:type="dxa"/>
+          </w:tblCellMar>
+        </w:tblPrEx>
         <w:trPr>
           <w:cantSplit/>
         </w:trPr>
@@ -12048,6 +12666,12 @@
         </w:tc>
       </w:tr>
       <w:tr>
+        <w:tblPrEx>
+          <w:tblCellMar>
+            <w:top w:w="0" w:type="dxa"/>
+            <w:bottom w:w="0" w:type="dxa"/>
+          </w:tblCellMar>
+        </w:tblPrEx>
         <w:trPr>
           <w:cantSplit/>
         </w:trPr>
@@ -12117,6 +12741,12 @@
         </w:tc>
       </w:tr>
       <w:tr>
+        <w:tblPrEx>
+          <w:tblCellMar>
+            <w:top w:w="0" w:type="dxa"/>
+            <w:bottom w:w="0" w:type="dxa"/>
+          </w:tblCellMar>
+        </w:tblPrEx>
         <w:trPr>
           <w:cantSplit/>
         </w:trPr>
@@ -12200,7 +12830,7 @@
         <w:keepNext/>
         <w:spacing w:before="360" w:after="160"/>
       </w:pPr>
-      <w:bookmarkStart w:id="24" w:name="_Toc243655186"/>
+      <w:bookmarkStart w:id="24" w:name="_Toc243730302"/>
       <w:r>
         <w:rPr>
           <w:b/>
@@ -12484,7 +13114,7 @@
           <w:noProof/>
         </w:rPr>
         <w:drawing>
-          <wp:inline distT="0" distB="0" distL="0" distR="0" wp14:anchorId="45596FCF" wp14:editId="132330EB">
+          <wp:inline distT="0" distB="0" distL="0" distR="0" wp14:anchorId="228FBEAA" wp14:editId="7F924C2E">
             <wp:extent cx="1385887" cy="1194466"/>
             <wp:effectExtent l="0" t="0" r="0" b="0"/>
             <wp:docPr id="10" name="Image 10"/>
@@ -12629,6 +13259,12 @@
         <w:gridCol w:w="9360"/>
       </w:tblGrid>
       <w:tr>
+        <w:tblPrEx>
+          <w:tblCellMar>
+            <w:top w:w="0" w:type="dxa"/>
+            <w:bottom w:w="0" w:type="dxa"/>
+          </w:tblCellMar>
+        </w:tblPrEx>
         <w:trPr>
           <w:cantSplit/>
         </w:trPr>
@@ -12743,6 +13379,12 @@
         <w:gridCol w:w="7360"/>
       </w:tblGrid>
       <w:tr>
+        <w:tblPrEx>
+          <w:tblCellMar>
+            <w:top w:w="0" w:type="dxa"/>
+            <w:bottom w:w="0" w:type="dxa"/>
+          </w:tblCellMar>
+        </w:tblPrEx>
         <w:trPr>
           <w:tblHeader/>
         </w:trPr>
@@ -12794,6 +13436,12 @@
         </w:tc>
       </w:tr>
       <w:tr>
+        <w:tblPrEx>
+          <w:tblCellMar>
+            <w:top w:w="0" w:type="dxa"/>
+            <w:bottom w:w="0" w:type="dxa"/>
+          </w:tblCellMar>
+        </w:tblPrEx>
         <w:trPr>
           <w:cantSplit/>
         </w:trPr>
@@ -12843,6 +13491,12 @@
         </w:tc>
       </w:tr>
       <w:tr>
+        <w:tblPrEx>
+          <w:tblCellMar>
+            <w:top w:w="0" w:type="dxa"/>
+            <w:bottom w:w="0" w:type="dxa"/>
+          </w:tblCellMar>
+        </w:tblPrEx>
         <w:trPr>
           <w:cantSplit/>
         </w:trPr>
@@ -12892,6 +13546,12 @@
         </w:tc>
       </w:tr>
       <w:tr>
+        <w:tblPrEx>
+          <w:tblCellMar>
+            <w:top w:w="0" w:type="dxa"/>
+            <w:bottom w:w="0" w:type="dxa"/>
+          </w:tblCellMar>
+        </w:tblPrEx>
         <w:trPr>
           <w:cantSplit/>
         </w:trPr>
@@ -12941,6 +13601,12 @@
         </w:tc>
       </w:tr>
       <w:tr>
+        <w:tblPrEx>
+          <w:tblCellMar>
+            <w:top w:w="0" w:type="dxa"/>
+            <w:bottom w:w="0" w:type="dxa"/>
+          </w:tblCellMar>
+        </w:tblPrEx>
         <w:trPr>
           <w:cantSplit/>
         </w:trPr>
@@ -13102,7 +13768,7 @@
         </w:rPr>
         <w:lastRenderedPageBreak/>
         <w:drawing>
-          <wp:inline distT="0" distB="0" distL="0" distR="0" wp14:anchorId="48185D3F" wp14:editId="69BE045D">
+          <wp:inline distT="0" distB="0" distL="0" distR="0" wp14:anchorId="2A818B68" wp14:editId="46CDD0A6">
             <wp:extent cx="5267325" cy="3810000"/>
             <wp:effectExtent l="0" t="0" r="0" b="0"/>
             <wp:docPr id="11" name="Image 11"/>
@@ -13277,7 +13943,7 @@
           <w:noProof/>
         </w:rPr>
         <w:drawing>
-          <wp:inline distT="0" distB="0" distL="0" distR="0" wp14:anchorId="39BA52C1" wp14:editId="3C059054">
+          <wp:inline distT="0" distB="0" distL="0" distR="0" wp14:anchorId="60CA4F2A" wp14:editId="4C4BD673">
             <wp:extent cx="2876550" cy="1200150"/>
             <wp:effectExtent l="0" t="0" r="0" b="0"/>
             <wp:docPr id="12" name="Image 12"/>
@@ -13351,7 +14017,7 @@
           <w:noProof/>
         </w:rPr>
         <w:drawing>
-          <wp:inline distT="0" distB="0" distL="0" distR="0" wp14:anchorId="3C7EB4AB" wp14:editId="63E5C8E7">
+          <wp:inline distT="0" distB="0" distL="0" distR="0" wp14:anchorId="146ECB9A" wp14:editId="798593E8">
             <wp:extent cx="2876550" cy="1133475"/>
             <wp:effectExtent l="0" t="0" r="0" b="0"/>
             <wp:docPr id="13" name="Image 13"/>
@@ -13450,7 +14116,7 @@
         </w:rPr>
         <w:lastRenderedPageBreak/>
         <w:drawing>
-          <wp:inline distT="0" distB="0" distL="0" distR="0" wp14:anchorId="01593C62" wp14:editId="576E35BF">
+          <wp:inline distT="0" distB="0" distL="0" distR="0" wp14:anchorId="148817A1" wp14:editId="43FF47FD">
             <wp:extent cx="2876550" cy="952500"/>
             <wp:effectExtent l="0" t="0" r="0" b="0"/>
             <wp:docPr id="14" name="Image 14"/>
@@ -13580,6 +14246,12 @@
         <w:gridCol w:w="9360"/>
       </w:tblGrid>
       <w:tr>
+        <w:tblPrEx>
+          <w:tblCellMar>
+            <w:top w:w="0" w:type="dxa"/>
+            <w:bottom w:w="0" w:type="dxa"/>
+          </w:tblCellMar>
+        </w:tblPrEx>
         <w:trPr>
           <w:cantSplit/>
         </w:trPr>
@@ -13640,7 +14312,7 @@
         <w:keepNext/>
         <w:spacing w:before="360" w:after="160"/>
       </w:pPr>
-      <w:bookmarkStart w:id="30" w:name="_Toc243655187"/>
+      <w:bookmarkStart w:id="30" w:name="_Toc243730303"/>
       <w:r>
         <w:rPr>
           <w:b/>
@@ -13712,7 +14384,7 @@
           <w:noProof/>
         </w:rPr>
         <w:drawing>
-          <wp:inline distT="0" distB="0" distL="0" distR="0" wp14:anchorId="3A10B86E" wp14:editId="2E802350">
+          <wp:inline distT="0" distB="0" distL="0" distR="0" wp14:anchorId="3379A035" wp14:editId="5C03EF4A">
             <wp:extent cx="2876550" cy="533400"/>
             <wp:effectExtent l="0" t="0" r="0" b="0"/>
             <wp:docPr id="15" name="Image 15"/>
@@ -13919,7 +14591,7 @@
         </w:rPr>
         <w:lastRenderedPageBreak/>
         <w:drawing>
-          <wp:inline distT="0" distB="0" distL="0" distR="0" wp14:anchorId="04D77541" wp14:editId="58B9F323">
+          <wp:inline distT="0" distB="0" distL="0" distR="0" wp14:anchorId="1DFFC227" wp14:editId="77C80497">
             <wp:extent cx="5715000" cy="3581400"/>
             <wp:effectExtent l="0" t="0" r="0" b="0"/>
             <wp:docPr id="16" name="Image 16"/>
@@ -14016,7 +14688,7 @@
           <w:noProof/>
         </w:rPr>
         <w:drawing>
-          <wp:inline distT="0" distB="0" distL="0" distR="0" wp14:anchorId="70B16C37" wp14:editId="61916666">
+          <wp:inline distT="0" distB="0" distL="0" distR="0" wp14:anchorId="4F651E6C" wp14:editId="754D01F4">
             <wp:extent cx="5715000" cy="3581400"/>
             <wp:effectExtent l="0" t="0" r="0" b="0"/>
             <wp:docPr id="17" name="Image 17"/>
@@ -14090,6 +14762,12 @@
         <w:gridCol w:w="9360"/>
       </w:tblGrid>
       <w:tr>
+        <w:tblPrEx>
+          <w:tblCellMar>
+            <w:top w:w="0" w:type="dxa"/>
+            <w:bottom w:w="0" w:type="dxa"/>
+          </w:tblCellMar>
+        </w:tblPrEx>
         <w:trPr>
           <w:cantSplit/>
         </w:trPr>
@@ -14228,7 +14906,7 @@
           <w:noProof/>
         </w:rPr>
         <w:drawing>
-          <wp:inline distT="0" distB="0" distL="0" distR="0" wp14:anchorId="221250F7" wp14:editId="33B8DB83">
+          <wp:inline distT="0" distB="0" distL="0" distR="0" wp14:anchorId="2650DCFC" wp14:editId="073A863E">
             <wp:extent cx="5200650" cy="3810000"/>
             <wp:effectExtent l="0" t="0" r="0" b="0"/>
             <wp:docPr id="18" name="Image 18"/>
@@ -14364,7 +15042,7 @@
         </w:rPr>
         <w:lastRenderedPageBreak/>
         <w:drawing>
-          <wp:inline distT="0" distB="0" distL="0" distR="0" wp14:anchorId="55CA0AE1" wp14:editId="43102EDB">
+          <wp:inline distT="0" distB="0" distL="0" distR="0" wp14:anchorId="6B3CB211" wp14:editId="12882333">
             <wp:extent cx="5715000" cy="3581400"/>
             <wp:effectExtent l="0" t="0" r="0" b="0"/>
             <wp:docPr id="19" name="Image 19"/>
@@ -14580,7 +15258,7 @@
           <w:noProof/>
         </w:rPr>
         <w:drawing>
-          <wp:inline distT="0" distB="0" distL="0" distR="0" wp14:anchorId="5EE26E95" wp14:editId="2FB940F7">
+          <wp:inline distT="0" distB="0" distL="0" distR="0" wp14:anchorId="0BBB1A19" wp14:editId="23E4D7E6">
             <wp:extent cx="5715000" cy="1762125"/>
             <wp:effectExtent l="0" t="0" r="0" b="0"/>
             <wp:docPr id="20" name="Image 20"/>
@@ -14751,6 +15429,12 @@
         <w:gridCol w:w="10"/>
       </w:tblGrid>
       <w:tr>
+        <w:tblPrEx>
+          <w:tblCellMar>
+            <w:top w:w="0" w:type="dxa"/>
+            <w:bottom w:w="0" w:type="dxa"/>
+          </w:tblCellMar>
+        </w:tblPrEx>
         <w:trPr>
           <w:gridAfter w:val="1"/>
           <w:wAfter w:w="10" w:type="dxa"/>
@@ -14828,6 +15512,12 @@
         </w:tc>
       </w:tr>
       <w:tr>
+        <w:tblPrEx>
+          <w:tblCellMar>
+            <w:top w:w="0" w:type="dxa"/>
+            <w:bottom w:w="0" w:type="dxa"/>
+          </w:tblCellMar>
+        </w:tblPrEx>
         <w:trPr>
           <w:gridAfter w:val="1"/>
           <w:wAfter w:w="10" w:type="dxa"/>
@@ -14900,6 +15590,12 @@
         </w:tc>
       </w:tr>
       <w:tr>
+        <w:tblPrEx>
+          <w:tblCellMar>
+            <w:top w:w="0" w:type="dxa"/>
+            <w:bottom w:w="0" w:type="dxa"/>
+          </w:tblCellMar>
+        </w:tblPrEx>
         <w:trPr>
           <w:gridAfter w:val="1"/>
           <w:wAfter w:w="10" w:type="dxa"/>
@@ -14972,6 +15668,12 @@
         </w:tc>
       </w:tr>
       <w:tr>
+        <w:tblPrEx>
+          <w:tblCellMar>
+            <w:top w:w="0" w:type="dxa"/>
+            <w:bottom w:w="0" w:type="dxa"/>
+          </w:tblCellMar>
+        </w:tblPrEx>
         <w:trPr>
           <w:gridAfter w:val="1"/>
           <w:wAfter w:w="10" w:type="dxa"/>
@@ -15044,6 +15746,12 @@
         </w:tc>
       </w:tr>
       <w:tr>
+        <w:tblPrEx>
+          <w:tblCellMar>
+            <w:top w:w="0" w:type="dxa"/>
+            <w:bottom w:w="0" w:type="dxa"/>
+          </w:tblCellMar>
+        </w:tblPrEx>
         <w:trPr>
           <w:gridAfter w:val="1"/>
           <w:wAfter w:w="10" w:type="dxa"/>
@@ -15125,6 +15833,10 @@
             <w:insideH w:val="none" w:sz="0" w:space="0" w:color="auto"/>
             <w:insideV w:val="none" w:sz="0" w:space="0" w:color="auto"/>
           </w:tblBorders>
+          <w:tblCellMar>
+            <w:top w:w="0" w:type="dxa"/>
+            <w:bottom w:w="0" w:type="dxa"/>
+          </w:tblCellMar>
         </w:tblPrEx>
         <w:trPr>
           <w:gridBefore w:val="1"/>
@@ -15234,7 +15946,7 @@
         <w:keepNext/>
         <w:spacing w:before="360" w:after="160"/>
       </w:pPr>
-      <w:bookmarkStart w:id="35" w:name="_Toc243655188"/>
+      <w:bookmarkStart w:id="35" w:name="_Toc243730304"/>
       <w:r>
         <w:rPr>
           <w:b/>
@@ -15384,7 +16096,7 @@
           <w:noProof/>
         </w:rPr>
         <w:drawing>
-          <wp:inline distT="0" distB="0" distL="0" distR="0" wp14:anchorId="70FE20B7" wp14:editId="6039F647">
+          <wp:inline distT="0" distB="0" distL="0" distR="0" wp14:anchorId="1D3B497B" wp14:editId="067EACA2">
             <wp:extent cx="3800475" cy="2071258"/>
             <wp:effectExtent l="0" t="0" r="0" b="0"/>
             <wp:docPr id="21" name="Image 21"/>
@@ -15490,6 +16202,12 @@
         <w:gridCol w:w="9360"/>
       </w:tblGrid>
       <w:tr>
+        <w:tblPrEx>
+          <w:tblCellMar>
+            <w:top w:w="0" w:type="dxa"/>
+            <w:bottom w:w="0" w:type="dxa"/>
+          </w:tblCellMar>
+        </w:tblPrEx>
         <w:trPr>
           <w:cantSplit/>
         </w:trPr>
@@ -15675,7 +16393,7 @@
         <w:keepNext/>
         <w:spacing w:before="360" w:after="160"/>
       </w:pPr>
-      <w:bookmarkStart w:id="39" w:name="_Toc243655189"/>
+      <w:bookmarkStart w:id="39" w:name="_Toc243730305"/>
       <w:r>
         <w:rPr>
           <w:b/>
@@ -15848,7 +16566,7 @@
           <w:noProof/>
         </w:rPr>
         <w:drawing>
-          <wp:inline distT="0" distB="0" distL="0" distR="0" wp14:anchorId="2AA9EDEB" wp14:editId="541907F8">
+          <wp:inline distT="0" distB="0" distL="0" distR="0" wp14:anchorId="44B17820" wp14:editId="675A4315">
             <wp:extent cx="3752850" cy="3810000"/>
             <wp:effectExtent l="0" t="0" r="0" b="0"/>
             <wp:docPr id="22" name="Image 22"/>
@@ -15982,7 +16700,7 @@
         <w:keepNext/>
         <w:spacing w:before="360" w:after="160"/>
       </w:pPr>
-      <w:bookmarkStart w:id="43" w:name="_Toc243655190"/>
+      <w:bookmarkStart w:id="43" w:name="_Toc243730306"/>
       <w:r>
         <w:rPr>
           <w:b/>
@@ -16072,6 +16790,12 @@
         <w:gridCol w:w="2560"/>
       </w:tblGrid>
       <w:tr>
+        <w:tblPrEx>
+          <w:tblCellMar>
+            <w:top w:w="0" w:type="dxa"/>
+            <w:bottom w:w="0" w:type="dxa"/>
+          </w:tblCellMar>
+        </w:tblPrEx>
         <w:trPr>
           <w:tblHeader/>
         </w:trPr>
@@ -16146,6 +16870,12 @@
         </w:tc>
       </w:tr>
       <w:tr>
+        <w:tblPrEx>
+          <w:tblCellMar>
+            <w:top w:w="0" w:type="dxa"/>
+            <w:bottom w:w="0" w:type="dxa"/>
+          </w:tblCellMar>
+        </w:tblPrEx>
         <w:trPr>
           <w:cantSplit/>
         </w:trPr>
@@ -16215,6 +16945,12 @@
         </w:tc>
       </w:tr>
       <w:tr>
+        <w:tblPrEx>
+          <w:tblCellMar>
+            <w:top w:w="0" w:type="dxa"/>
+            <w:bottom w:w="0" w:type="dxa"/>
+          </w:tblCellMar>
+        </w:tblPrEx>
         <w:trPr>
           <w:cantSplit/>
         </w:trPr>
@@ -16284,6 +17020,12 @@
         </w:tc>
       </w:tr>
       <w:tr>
+        <w:tblPrEx>
+          <w:tblCellMar>
+            <w:top w:w="0" w:type="dxa"/>
+            <w:bottom w:w="0" w:type="dxa"/>
+          </w:tblCellMar>
+        </w:tblPrEx>
         <w:trPr>
           <w:cantSplit/>
         </w:trPr>
@@ -16353,6 +17095,12 @@
         </w:tc>
       </w:tr>
       <w:tr>
+        <w:tblPrEx>
+          <w:tblCellMar>
+            <w:top w:w="0" w:type="dxa"/>
+            <w:bottom w:w="0" w:type="dxa"/>
+          </w:tblCellMar>
+        </w:tblPrEx>
         <w:trPr>
           <w:cantSplit/>
         </w:trPr>
@@ -16422,6 +17170,12 @@
         </w:tc>
       </w:tr>
       <w:tr>
+        <w:tblPrEx>
+          <w:tblCellMar>
+            <w:top w:w="0" w:type="dxa"/>
+            <w:bottom w:w="0" w:type="dxa"/>
+          </w:tblCellMar>
+        </w:tblPrEx>
         <w:trPr>
           <w:cantSplit/>
         </w:trPr>
@@ -16491,6 +17245,12 @@
         </w:tc>
       </w:tr>
       <w:tr>
+        <w:tblPrEx>
+          <w:tblCellMar>
+            <w:top w:w="0" w:type="dxa"/>
+            <w:bottom w:w="0" w:type="dxa"/>
+          </w:tblCellMar>
+        </w:tblPrEx>
         <w:trPr>
           <w:cantSplit/>
         </w:trPr>
@@ -16560,6 +17320,12 @@
         </w:tc>
       </w:tr>
       <w:tr>
+        <w:tblPrEx>
+          <w:tblCellMar>
+            <w:top w:w="0" w:type="dxa"/>
+            <w:bottom w:w="0" w:type="dxa"/>
+          </w:tblCellMar>
+        </w:tblPrEx>
         <w:trPr>
           <w:cantSplit/>
         </w:trPr>
@@ -16629,6 +17395,12 @@
         </w:tc>
       </w:tr>
       <w:tr>
+        <w:tblPrEx>
+          <w:tblCellMar>
+            <w:top w:w="0" w:type="dxa"/>
+            <w:bottom w:w="0" w:type="dxa"/>
+          </w:tblCellMar>
+        </w:tblPrEx>
         <w:trPr>
           <w:cantSplit/>
         </w:trPr>
@@ -16738,6 +17510,12 @@
         <w:gridCol w:w="2560"/>
       </w:tblGrid>
       <w:tr>
+        <w:tblPrEx>
+          <w:tblCellMar>
+            <w:top w:w="0" w:type="dxa"/>
+            <w:bottom w:w="0" w:type="dxa"/>
+          </w:tblCellMar>
+        </w:tblPrEx>
         <w:trPr>
           <w:tblHeader/>
         </w:trPr>
@@ -16812,6 +17590,12 @@
         </w:tc>
       </w:tr>
       <w:tr>
+        <w:tblPrEx>
+          <w:tblCellMar>
+            <w:top w:w="0" w:type="dxa"/>
+            <w:bottom w:w="0" w:type="dxa"/>
+          </w:tblCellMar>
+        </w:tblPrEx>
         <w:trPr>
           <w:cantSplit/>
         </w:trPr>
@@ -16881,6 +17665,12 @@
         </w:tc>
       </w:tr>
       <w:tr>
+        <w:tblPrEx>
+          <w:tblCellMar>
+            <w:top w:w="0" w:type="dxa"/>
+            <w:bottom w:w="0" w:type="dxa"/>
+          </w:tblCellMar>
+        </w:tblPrEx>
         <w:trPr>
           <w:cantSplit/>
         </w:trPr>
@@ -16950,6 +17740,12 @@
         </w:tc>
       </w:tr>
       <w:tr>
+        <w:tblPrEx>
+          <w:tblCellMar>
+            <w:top w:w="0" w:type="dxa"/>
+            <w:bottom w:w="0" w:type="dxa"/>
+          </w:tblCellMar>
+        </w:tblPrEx>
         <w:trPr>
           <w:cantSplit/>
         </w:trPr>
@@ -17019,6 +17815,12 @@
         </w:tc>
       </w:tr>
       <w:tr>
+        <w:tblPrEx>
+          <w:tblCellMar>
+            <w:top w:w="0" w:type="dxa"/>
+            <w:bottom w:w="0" w:type="dxa"/>
+          </w:tblCellMar>
+        </w:tblPrEx>
         <w:trPr>
           <w:cantSplit/>
         </w:trPr>
@@ -17088,6 +17890,12 @@
         </w:tc>
       </w:tr>
       <w:tr>
+        <w:tblPrEx>
+          <w:tblCellMar>
+            <w:top w:w="0" w:type="dxa"/>
+            <w:bottom w:w="0" w:type="dxa"/>
+          </w:tblCellMar>
+        </w:tblPrEx>
         <w:trPr>
           <w:cantSplit/>
         </w:trPr>
@@ -17197,6 +18005,12 @@
         <w:gridCol w:w="2560"/>
       </w:tblGrid>
       <w:tr>
+        <w:tblPrEx>
+          <w:tblCellMar>
+            <w:top w:w="0" w:type="dxa"/>
+            <w:bottom w:w="0" w:type="dxa"/>
+          </w:tblCellMar>
+        </w:tblPrEx>
         <w:trPr>
           <w:tblHeader/>
         </w:trPr>
@@ -17271,6 +18085,12 @@
         </w:tc>
       </w:tr>
       <w:tr>
+        <w:tblPrEx>
+          <w:tblCellMar>
+            <w:top w:w="0" w:type="dxa"/>
+            <w:bottom w:w="0" w:type="dxa"/>
+          </w:tblCellMar>
+        </w:tblPrEx>
         <w:trPr>
           <w:cantSplit/>
         </w:trPr>
@@ -17340,6 +18160,12 @@
         </w:tc>
       </w:tr>
       <w:tr>
+        <w:tblPrEx>
+          <w:tblCellMar>
+            <w:top w:w="0" w:type="dxa"/>
+            <w:bottom w:w="0" w:type="dxa"/>
+          </w:tblCellMar>
+        </w:tblPrEx>
         <w:trPr>
           <w:cantSplit/>
         </w:trPr>
@@ -17409,6 +18235,12 @@
         </w:tc>
       </w:tr>
       <w:tr>
+        <w:tblPrEx>
+          <w:tblCellMar>
+            <w:top w:w="0" w:type="dxa"/>
+            <w:bottom w:w="0" w:type="dxa"/>
+          </w:tblCellMar>
+        </w:tblPrEx>
         <w:trPr>
           <w:cantSplit/>
         </w:trPr>
@@ -17478,6 +18310,12 @@
         </w:tc>
       </w:tr>
       <w:tr>
+        <w:tblPrEx>
+          <w:tblCellMar>
+            <w:top w:w="0" w:type="dxa"/>
+            <w:bottom w:w="0" w:type="dxa"/>
+          </w:tblCellMar>
+        </w:tblPrEx>
         <w:trPr>
           <w:cantSplit/>
         </w:trPr>
@@ -17587,6 +18425,12 @@
         <w:gridCol w:w="2560"/>
       </w:tblGrid>
       <w:tr>
+        <w:tblPrEx>
+          <w:tblCellMar>
+            <w:top w:w="0" w:type="dxa"/>
+            <w:bottom w:w="0" w:type="dxa"/>
+          </w:tblCellMar>
+        </w:tblPrEx>
         <w:trPr>
           <w:tblHeader/>
         </w:trPr>
@@ -17661,6 +18505,12 @@
         </w:tc>
       </w:tr>
       <w:tr>
+        <w:tblPrEx>
+          <w:tblCellMar>
+            <w:top w:w="0" w:type="dxa"/>
+            <w:bottom w:w="0" w:type="dxa"/>
+          </w:tblCellMar>
+        </w:tblPrEx>
         <w:trPr>
           <w:cantSplit/>
         </w:trPr>
@@ -17730,6 +18580,12 @@
         </w:tc>
       </w:tr>
       <w:tr>
+        <w:tblPrEx>
+          <w:tblCellMar>
+            <w:top w:w="0" w:type="dxa"/>
+            <w:bottom w:w="0" w:type="dxa"/>
+          </w:tblCellMar>
+        </w:tblPrEx>
         <w:trPr>
           <w:cantSplit/>
         </w:trPr>
@@ -17799,6 +18655,12 @@
         </w:tc>
       </w:tr>
       <w:tr>
+        <w:tblPrEx>
+          <w:tblCellMar>
+            <w:top w:w="0" w:type="dxa"/>
+            <w:bottom w:w="0" w:type="dxa"/>
+          </w:tblCellMar>
+        </w:tblPrEx>
         <w:trPr>
           <w:cantSplit/>
         </w:trPr>
@@ -17868,6 +18730,12 @@
         </w:tc>
       </w:tr>
       <w:tr>
+        <w:tblPrEx>
+          <w:tblCellMar>
+            <w:top w:w="0" w:type="dxa"/>
+            <w:bottom w:w="0" w:type="dxa"/>
+          </w:tblCellMar>
+        </w:tblPrEx>
         <w:trPr>
           <w:cantSplit/>
         </w:trPr>
@@ -18647,7 +19515,7 @@
         </w:rPr>
         <w:lastRenderedPageBreak/>
         <w:drawing>
-          <wp:inline distT="0" distB="0" distL="0" distR="0" wp14:anchorId="5F538664" wp14:editId="2257873E">
+          <wp:inline distT="0" distB="0" distL="0" distR="0" wp14:anchorId="0CCC6635" wp14:editId="1879B01C">
             <wp:extent cx="2968228" cy="3430922"/>
             <wp:effectExtent l="0" t="0" r="0" b="0"/>
             <wp:docPr id="23" name="Image 23"/>
@@ -18827,7 +19695,7 @@
           <w:noProof/>
         </w:rPr>
         <w:drawing>
-          <wp:inline distT="0" distB="0" distL="0" distR="0" wp14:anchorId="12EC11FE" wp14:editId="057B0728">
+          <wp:inline distT="0" distB="0" distL="0" distR="0" wp14:anchorId="0F65E623" wp14:editId="533A7686">
             <wp:extent cx="2876550" cy="2543175"/>
             <wp:effectExtent l="0" t="0" r="0" b="0"/>
             <wp:docPr id="24" name="Image 24"/>
@@ -19044,7 +19912,7 @@
         </w:rPr>
         <w:lastRenderedPageBreak/>
         <w:drawing>
-          <wp:inline distT="0" distB="0" distL="0" distR="0" wp14:anchorId="5BCE40C1" wp14:editId="129700EF">
+          <wp:inline distT="0" distB="0" distL="0" distR="0" wp14:anchorId="04E1DA29" wp14:editId="677B0473">
             <wp:extent cx="3600450" cy="3028950"/>
             <wp:effectExtent l="0" t="0" r="0" b="0"/>
             <wp:docPr id="25" name="Image 25"/>
@@ -19577,6 +20445,12 @@
         <w:gridCol w:w="9360"/>
       </w:tblGrid>
       <w:tr>
+        <w:tblPrEx>
+          <w:tblCellMar>
+            <w:top w:w="0" w:type="dxa"/>
+            <w:bottom w:w="0" w:type="dxa"/>
+          </w:tblCellMar>
+        </w:tblPrEx>
         <w:trPr>
           <w:cantSplit/>
         </w:trPr>
@@ -19637,7 +20511,7 @@
         <w:keepNext/>
         <w:spacing w:before="360" w:after="160"/>
       </w:pPr>
-      <w:bookmarkStart w:id="48" w:name="_Toc243655191"/>
+      <w:bookmarkStart w:id="48" w:name="_Toc243730307"/>
       <w:r>
         <w:rPr>
           <w:b/>
@@ -19668,6 +20542,9 @@
         <w:pStyle w:val="Titre3"/>
         <w:keepNext/>
         <w:spacing w:before="300" w:after="120"/>
+        <w:rPr>
+          <w:lang w:val="nl-BE"/>
+        </w:rPr>
       </w:pPr>
       <w:bookmarkStart w:id="49" w:name="ERR_1"/>
       <w:r>
@@ -19677,6 +20554,7 @@
           <w:color w:val="000000"/>
           <w:sz w:val="25"/>
           <w:szCs w:val="25"/>
+          <w:lang w:val="nl-BE"/>
         </w:rPr>
         <w:t>ERR.1 — JDK isn't specified for module</w:t>
       </w:r>
@@ -19685,6 +20563,9 @@
         <w:fldChar w:fldCharType="begin"/>
       </w:r>
       <w:r>
+        <w:rPr>
+          <w:lang w:val="nl-BE"/>
+        </w:rPr>
         <w:instrText xml:space="preserve"> XE "JDK isn't specified for module (ERR.1)" </w:instrText>
       </w:r>
       <w:r>
@@ -20405,7 +21286,7 @@
         </w:rPr>
         <w:lastRenderedPageBreak/>
         <w:drawing>
-          <wp:inline distT="0" distB="0" distL="0" distR="0" wp14:anchorId="460B9BFA" wp14:editId="466BA6C7">
+          <wp:inline distT="0" distB="0" distL="0" distR="0" wp14:anchorId="75669A66" wp14:editId="7C3E2719">
             <wp:extent cx="4943475" cy="3810000"/>
             <wp:effectExtent l="0" t="0" r="0" b="0"/>
             <wp:docPr id="26" name="Image 26"/>
@@ -20479,6 +21360,12 @@
         <w:gridCol w:w="9360"/>
       </w:tblGrid>
       <w:tr>
+        <w:tblPrEx>
+          <w:tblCellMar>
+            <w:top w:w="0" w:type="dxa"/>
+            <w:bottom w:w="0" w:type="dxa"/>
+          </w:tblCellMar>
+        </w:tblPrEx>
         <w:trPr>
           <w:cantSplit/>
         </w:trPr>
@@ -20900,6 +21787,12 @@
         <w:gridCol w:w="9360"/>
       </w:tblGrid>
       <w:tr>
+        <w:tblPrEx>
+          <w:tblCellMar>
+            <w:top w:w="0" w:type="dxa"/>
+            <w:bottom w:w="0" w:type="dxa"/>
+          </w:tblCellMar>
+        </w:tblPrEx>
         <w:trPr>
           <w:cantSplit/>
         </w:trPr>
@@ -21259,6 +22152,12 @@
         <w:gridCol w:w="9360"/>
       </w:tblGrid>
       <w:tr>
+        <w:tblPrEx>
+          <w:tblCellMar>
+            <w:top w:w="0" w:type="dxa"/>
+            <w:bottom w:w="0" w:type="dxa"/>
+          </w:tblCellMar>
+        </w:tblPrEx>
         <w:trPr>
           <w:cantSplit/>
         </w:trPr>
@@ -21503,13 +22402,17 @@
         </w:pBdr>
         <w:spacing w:after="160"/>
         <w:ind w:left="220"/>
-      </w:pPr>
-      <w:r>
-        <w:rPr>
-          <w:rFonts w:ascii="Consolas" w:hAnsi="Consolas" w:cs="Consolas"/>
-          <w:color w:val="000000"/>
-          <w:sz w:val="18"/>
-          <w:szCs w:val="18"/>
+        <w:rPr>
+          <w:lang w:val="nl-BE"/>
+        </w:rPr>
+      </w:pPr>
+      <w:r>
+        <w:rPr>
+          <w:rFonts w:ascii="Consolas" w:hAnsi="Consolas" w:cs="Consolas"/>
+          <w:color w:val="000000"/>
+          <w:sz w:val="18"/>
+          <w:szCs w:val="18"/>
+          <w:lang w:val="nl-BE"/>
         </w:rPr>
         <w:t>Project files cannot be watched (are they under network mount?)</w:t>
       </w:r>
@@ -21614,6 +22517,12 @@
         <w:gridCol w:w="9360"/>
       </w:tblGrid>
       <w:tr>
+        <w:tblPrEx>
+          <w:tblCellMar>
+            <w:top w:w="0" w:type="dxa"/>
+            <w:bottom w:w="0" w:type="dxa"/>
+          </w:tblCellMar>
+        </w:tblPrEx>
         <w:trPr>
           <w:cantSplit/>
         </w:trPr>
@@ -21962,7 +22871,7 @@
         <w:spacing w:after="360"/>
         <w:jc w:val="center"/>
       </w:pPr>
-      <w:bookmarkStart w:id="60" w:name="_Toc243655192"/>
+      <w:bookmarkStart w:id="60" w:name="_Toc243730308"/>
       <w:r>
         <w:rPr>
           <w:b/>
@@ -21996,7 +22905,7 @@
         <w:keepNext/>
         <w:spacing w:before="360" w:after="160"/>
       </w:pPr>
-      <w:bookmarkStart w:id="61" w:name="_Toc243655193"/>
+      <w:bookmarkStart w:id="61" w:name="_Toc243730309"/>
       <w:r>
         <w:rPr>
           <w:b/>
@@ -22087,7 +22996,7 @@
         <w:keepNext/>
         <w:spacing w:before="360" w:after="160"/>
       </w:pPr>
-      <w:bookmarkStart w:id="62" w:name="_Toc243655194"/>
+      <w:bookmarkStart w:id="62" w:name="_Toc243730310"/>
       <w:r>
         <w:rPr>
           <w:b/>
@@ -22122,6 +23031,12 @@
         <w:gridCol w:w="7460"/>
       </w:tblGrid>
       <w:tr>
+        <w:tblPrEx>
+          <w:tblCellMar>
+            <w:top w:w="0" w:type="dxa"/>
+            <w:bottom w:w="0" w:type="dxa"/>
+          </w:tblCellMar>
+        </w:tblPrEx>
         <w:trPr>
           <w:tblHeader/>
         </w:trPr>
@@ -22151,6 +23066,12 @@
         </w:tc>
       </w:tr>
       <w:tr>
+        <w:tblPrEx>
+          <w:tblCellMar>
+            <w:top w:w="0" w:type="dxa"/>
+            <w:bottom w:w="0" w:type="dxa"/>
+          </w:tblCellMar>
+        </w:tblPrEx>
         <w:tc>
           <w:tcPr>
             <w:tcW w:w="1900" w:type="dxa"/>
@@ -22200,6 +23121,12 @@
         </w:tc>
       </w:tr>
       <w:tr>
+        <w:tblPrEx>
+          <w:tblCellMar>
+            <w:top w:w="0" w:type="dxa"/>
+            <w:bottom w:w="0" w:type="dxa"/>
+          </w:tblCellMar>
+        </w:tblPrEx>
         <w:tc>
           <w:tcPr>
             <w:tcW w:w="1900" w:type="dxa"/>
@@ -22249,6 +23176,12 @@
         </w:tc>
       </w:tr>
       <w:tr>
+        <w:tblPrEx>
+          <w:tblCellMar>
+            <w:top w:w="0" w:type="dxa"/>
+            <w:bottom w:w="0" w:type="dxa"/>
+          </w:tblCellMar>
+        </w:tblPrEx>
         <w:tc>
           <w:tcPr>
             <w:tcW w:w="1900" w:type="dxa"/>
@@ -22298,6 +23231,12 @@
         </w:tc>
       </w:tr>
       <w:tr>
+        <w:tblPrEx>
+          <w:tblCellMar>
+            <w:top w:w="0" w:type="dxa"/>
+            <w:bottom w:w="0" w:type="dxa"/>
+          </w:tblCellMar>
+        </w:tblPrEx>
         <w:tc>
           <w:tcPr>
             <w:tcW w:w="1900" w:type="dxa"/>
@@ -22374,6 +23313,12 @@
         <w:gridCol w:w="7460"/>
       </w:tblGrid>
       <w:tr>
+        <w:tblPrEx>
+          <w:tblCellMar>
+            <w:top w:w="0" w:type="dxa"/>
+            <w:bottom w:w="0" w:type="dxa"/>
+          </w:tblCellMar>
+        </w:tblPrEx>
         <w:trPr>
           <w:tblHeader/>
         </w:trPr>
@@ -22403,6 +23348,12 @@
         </w:tc>
       </w:tr>
       <w:tr>
+        <w:tblPrEx>
+          <w:tblCellMar>
+            <w:top w:w="0" w:type="dxa"/>
+            <w:bottom w:w="0" w:type="dxa"/>
+          </w:tblCellMar>
+        </w:tblPrEx>
         <w:tc>
           <w:tcPr>
             <w:tcW w:w="1900" w:type="dxa"/>
@@ -22452,6 +23403,12 @@
         </w:tc>
       </w:tr>
       <w:tr>
+        <w:tblPrEx>
+          <w:tblCellMar>
+            <w:top w:w="0" w:type="dxa"/>
+            <w:bottom w:w="0" w:type="dxa"/>
+          </w:tblCellMar>
+        </w:tblPrEx>
         <w:tc>
           <w:tcPr>
             <w:tcW w:w="1900" w:type="dxa"/>
@@ -22501,6 +23458,12 @@
         </w:tc>
       </w:tr>
       <w:tr>
+        <w:tblPrEx>
+          <w:tblCellMar>
+            <w:top w:w="0" w:type="dxa"/>
+            <w:bottom w:w="0" w:type="dxa"/>
+          </w:tblCellMar>
+        </w:tblPrEx>
         <w:tc>
           <w:tcPr>
             <w:tcW w:w="1900" w:type="dxa"/>
@@ -22550,6 +23513,12 @@
         </w:tc>
       </w:tr>
       <w:tr>
+        <w:tblPrEx>
+          <w:tblCellMar>
+            <w:top w:w="0" w:type="dxa"/>
+            <w:bottom w:w="0" w:type="dxa"/>
+          </w:tblCellMar>
+        </w:tblPrEx>
         <w:tc>
           <w:tcPr>
             <w:tcW w:w="1900" w:type="dxa"/>
@@ -22626,6 +23595,12 @@
         <w:gridCol w:w="7460"/>
       </w:tblGrid>
       <w:tr>
+        <w:tblPrEx>
+          <w:tblCellMar>
+            <w:top w:w="0" w:type="dxa"/>
+            <w:bottom w:w="0" w:type="dxa"/>
+          </w:tblCellMar>
+        </w:tblPrEx>
         <w:trPr>
           <w:tblHeader/>
         </w:trPr>
@@ -22656,6 +23631,12 @@
         </w:tc>
       </w:tr>
       <w:tr>
+        <w:tblPrEx>
+          <w:tblCellMar>
+            <w:top w:w="0" w:type="dxa"/>
+            <w:bottom w:w="0" w:type="dxa"/>
+          </w:tblCellMar>
+        </w:tblPrEx>
         <w:tc>
           <w:tcPr>
             <w:tcW w:w="1900" w:type="dxa"/>
@@ -22705,6 +23686,12 @@
         </w:tc>
       </w:tr>
       <w:tr>
+        <w:tblPrEx>
+          <w:tblCellMar>
+            <w:top w:w="0" w:type="dxa"/>
+            <w:bottom w:w="0" w:type="dxa"/>
+          </w:tblCellMar>
+        </w:tblPrEx>
         <w:tc>
           <w:tcPr>
             <w:tcW w:w="1900" w:type="dxa"/>
@@ -22754,6 +23741,12 @@
         </w:tc>
       </w:tr>
       <w:tr>
+        <w:tblPrEx>
+          <w:tblCellMar>
+            <w:top w:w="0" w:type="dxa"/>
+            <w:bottom w:w="0" w:type="dxa"/>
+          </w:tblCellMar>
+        </w:tblPrEx>
         <w:tc>
           <w:tcPr>
             <w:tcW w:w="1900" w:type="dxa"/>
@@ -22803,6 +23796,12 @@
         </w:tc>
       </w:tr>
       <w:tr>
+        <w:tblPrEx>
+          <w:tblCellMar>
+            <w:top w:w="0" w:type="dxa"/>
+            <w:bottom w:w="0" w:type="dxa"/>
+          </w:tblCellMar>
+        </w:tblPrEx>
         <w:tc>
           <w:tcPr>
             <w:tcW w:w="1900" w:type="dxa"/>
@@ -22879,6 +23878,12 @@
         <w:gridCol w:w="7460"/>
       </w:tblGrid>
       <w:tr>
+        <w:tblPrEx>
+          <w:tblCellMar>
+            <w:top w:w="0" w:type="dxa"/>
+            <w:bottom w:w="0" w:type="dxa"/>
+          </w:tblCellMar>
+        </w:tblPrEx>
         <w:trPr>
           <w:tblHeader/>
         </w:trPr>
@@ -22908,6 +23913,12 @@
         </w:tc>
       </w:tr>
       <w:tr>
+        <w:tblPrEx>
+          <w:tblCellMar>
+            <w:top w:w="0" w:type="dxa"/>
+            <w:bottom w:w="0" w:type="dxa"/>
+          </w:tblCellMar>
+        </w:tblPrEx>
         <w:tc>
           <w:tcPr>
             <w:tcW w:w="1900" w:type="dxa"/>
@@ -22957,6 +23968,12 @@
         </w:tc>
       </w:tr>
       <w:tr>
+        <w:tblPrEx>
+          <w:tblCellMar>
+            <w:top w:w="0" w:type="dxa"/>
+            <w:bottom w:w="0" w:type="dxa"/>
+          </w:tblCellMar>
+        </w:tblPrEx>
         <w:tc>
           <w:tcPr>
             <w:tcW w:w="1900" w:type="dxa"/>
@@ -23006,6 +24023,12 @@
         </w:tc>
       </w:tr>
       <w:tr>
+        <w:tblPrEx>
+          <w:tblCellMar>
+            <w:top w:w="0" w:type="dxa"/>
+            <w:bottom w:w="0" w:type="dxa"/>
+          </w:tblCellMar>
+        </w:tblPrEx>
         <w:tc>
           <w:tcPr>
             <w:tcW w:w="1900" w:type="dxa"/>
@@ -23055,6 +24078,12 @@
         </w:tc>
       </w:tr>
       <w:tr>
+        <w:tblPrEx>
+          <w:tblCellMar>
+            <w:top w:w="0" w:type="dxa"/>
+            <w:bottom w:w="0" w:type="dxa"/>
+          </w:tblCellMar>
+        </w:tblPrEx>
         <w:tc>
           <w:tcPr>
             <w:tcW w:w="1900" w:type="dxa"/>
@@ -23131,6 +24160,12 @@
         <w:gridCol w:w="7460"/>
       </w:tblGrid>
       <w:tr>
+        <w:tblPrEx>
+          <w:tblCellMar>
+            <w:top w:w="0" w:type="dxa"/>
+            <w:bottom w:w="0" w:type="dxa"/>
+          </w:tblCellMar>
+        </w:tblPrEx>
         <w:trPr>
           <w:tblHeader/>
         </w:trPr>
@@ -23160,6 +24195,12 @@
         </w:tc>
       </w:tr>
       <w:tr>
+        <w:tblPrEx>
+          <w:tblCellMar>
+            <w:top w:w="0" w:type="dxa"/>
+            <w:bottom w:w="0" w:type="dxa"/>
+          </w:tblCellMar>
+        </w:tblPrEx>
         <w:tc>
           <w:tcPr>
             <w:tcW w:w="1900" w:type="dxa"/>
@@ -23209,6 +24250,12 @@
         </w:tc>
       </w:tr>
       <w:tr>
+        <w:tblPrEx>
+          <w:tblCellMar>
+            <w:top w:w="0" w:type="dxa"/>
+            <w:bottom w:w="0" w:type="dxa"/>
+          </w:tblCellMar>
+        </w:tblPrEx>
         <w:tc>
           <w:tcPr>
             <w:tcW w:w="1900" w:type="dxa"/>
@@ -23258,6 +24305,12 @@
         </w:tc>
       </w:tr>
       <w:tr>
+        <w:tblPrEx>
+          <w:tblCellMar>
+            <w:top w:w="0" w:type="dxa"/>
+            <w:bottom w:w="0" w:type="dxa"/>
+          </w:tblCellMar>
+        </w:tblPrEx>
         <w:tc>
           <w:tcPr>
             <w:tcW w:w="1900" w:type="dxa"/>
@@ -23307,6 +24360,12 @@
         </w:tc>
       </w:tr>
       <w:tr>
+        <w:tblPrEx>
+          <w:tblCellMar>
+            <w:top w:w="0" w:type="dxa"/>
+            <w:bottom w:w="0" w:type="dxa"/>
+          </w:tblCellMar>
+        </w:tblPrEx>
         <w:tc>
           <w:tcPr>
             <w:tcW w:w="1900" w:type="dxa"/>
@@ -23356,6 +24415,12 @@
         </w:tc>
       </w:tr>
       <w:tr>
+        <w:tblPrEx>
+          <w:tblCellMar>
+            <w:top w:w="0" w:type="dxa"/>
+            <w:bottom w:w="0" w:type="dxa"/>
+          </w:tblCellMar>
+        </w:tblPrEx>
         <w:tc>
           <w:tcPr>
             <w:tcW w:w="1900" w:type="dxa"/>
@@ -23432,6 +24497,12 @@
         <w:gridCol w:w="7460"/>
       </w:tblGrid>
       <w:tr>
+        <w:tblPrEx>
+          <w:tblCellMar>
+            <w:top w:w="0" w:type="dxa"/>
+            <w:bottom w:w="0" w:type="dxa"/>
+          </w:tblCellMar>
+        </w:tblPrEx>
         <w:trPr>
           <w:tblHeader/>
         </w:trPr>
@@ -23461,6 +24532,12 @@
         </w:tc>
       </w:tr>
       <w:tr>
+        <w:tblPrEx>
+          <w:tblCellMar>
+            <w:top w:w="0" w:type="dxa"/>
+            <w:bottom w:w="0" w:type="dxa"/>
+          </w:tblCellMar>
+        </w:tblPrEx>
         <w:tc>
           <w:tcPr>
             <w:tcW w:w="1900" w:type="dxa"/>
@@ -23510,6 +24587,12 @@
         </w:tc>
       </w:tr>
       <w:tr>
+        <w:tblPrEx>
+          <w:tblCellMar>
+            <w:top w:w="0" w:type="dxa"/>
+            <w:bottom w:w="0" w:type="dxa"/>
+          </w:tblCellMar>
+        </w:tblPrEx>
         <w:tc>
           <w:tcPr>
             <w:tcW w:w="1900" w:type="dxa"/>
@@ -23586,6 +24669,12 @@
         <w:gridCol w:w="7460"/>
       </w:tblGrid>
       <w:tr>
+        <w:tblPrEx>
+          <w:tblCellMar>
+            <w:top w:w="0" w:type="dxa"/>
+            <w:bottom w:w="0" w:type="dxa"/>
+          </w:tblCellMar>
+        </w:tblPrEx>
         <w:trPr>
           <w:tblHeader/>
         </w:trPr>
@@ -23615,6 +24704,12 @@
         </w:tc>
       </w:tr>
       <w:tr>
+        <w:tblPrEx>
+          <w:tblCellMar>
+            <w:top w:w="0" w:type="dxa"/>
+            <w:bottom w:w="0" w:type="dxa"/>
+          </w:tblCellMar>
+        </w:tblPrEx>
         <w:tc>
           <w:tcPr>
             <w:tcW w:w="1900" w:type="dxa"/>
@@ -23664,6 +24759,12 @@
         </w:tc>
       </w:tr>
       <w:tr>
+        <w:tblPrEx>
+          <w:tblCellMar>
+            <w:top w:w="0" w:type="dxa"/>
+            <w:bottom w:w="0" w:type="dxa"/>
+          </w:tblCellMar>
+        </w:tblPrEx>
         <w:tc>
           <w:tcPr>
             <w:tcW w:w="1900" w:type="dxa"/>
@@ -23713,6 +24814,12 @@
         </w:tc>
       </w:tr>
       <w:tr>
+        <w:tblPrEx>
+          <w:tblCellMar>
+            <w:top w:w="0" w:type="dxa"/>
+            <w:bottom w:w="0" w:type="dxa"/>
+          </w:tblCellMar>
+        </w:tblPrEx>
         <w:tc>
           <w:tcPr>
             <w:tcW w:w="1900" w:type="dxa"/>
@@ -23773,7 +24880,7 @@
         <w:keepNext/>
         <w:spacing w:before="360" w:after="160"/>
       </w:pPr>
-      <w:bookmarkStart w:id="63" w:name="_Toc243655195"/>
+      <w:bookmarkStart w:id="63" w:name="_Toc243730311"/>
       <w:r>
         <w:rPr>
           <w:b/>
@@ -23845,6 +24952,12 @@
         <w:gridCol w:w="4760"/>
       </w:tblGrid>
       <w:tr>
+        <w:tblPrEx>
+          <w:tblCellMar>
+            <w:top w:w="0" w:type="dxa"/>
+            <w:bottom w:w="0" w:type="dxa"/>
+          </w:tblCellMar>
+        </w:tblPrEx>
         <w:trPr>
           <w:tblHeader/>
         </w:trPr>
@@ -23919,6 +25032,12 @@
         </w:tc>
       </w:tr>
       <w:tr>
+        <w:tblPrEx>
+          <w:tblCellMar>
+            <w:top w:w="0" w:type="dxa"/>
+            <w:bottom w:w="0" w:type="dxa"/>
+          </w:tblCellMar>
+        </w:tblPrEx>
         <w:trPr>
           <w:cantSplit/>
         </w:trPr>
@@ -23986,6 +25105,12 @@
         </w:tc>
       </w:tr>
       <w:tr>
+        <w:tblPrEx>
+          <w:tblCellMar>
+            <w:top w:w="0" w:type="dxa"/>
+            <w:bottom w:w="0" w:type="dxa"/>
+          </w:tblCellMar>
+        </w:tblPrEx>
         <w:trPr>
           <w:cantSplit/>
         </w:trPr>
@@ -24101,6 +25226,12 @@
         </w:tc>
       </w:tr>
       <w:tr>
+        <w:tblPrEx>
+          <w:tblCellMar>
+            <w:top w:w="0" w:type="dxa"/>
+            <w:bottom w:w="0" w:type="dxa"/>
+          </w:tblCellMar>
+        </w:tblPrEx>
         <w:trPr>
           <w:cantSplit/>
         </w:trPr>
@@ -24261,6 +25392,12 @@
         <w:gridCol w:w="9360"/>
       </w:tblGrid>
       <w:tr>
+        <w:tblPrEx>
+          <w:tblCellMar>
+            <w:top w:w="0" w:type="dxa"/>
+            <w:bottom w:w="0" w:type="dxa"/>
+          </w:tblCellMar>
+        </w:tblPrEx>
         <w:trPr>
           <w:cantSplit/>
         </w:trPr>
@@ -24354,6 +25491,12 @@
         <w:gridCol w:w="2760"/>
       </w:tblGrid>
       <w:tr>
+        <w:tblPrEx>
+          <w:tblCellMar>
+            <w:top w:w="0" w:type="dxa"/>
+            <w:bottom w:w="0" w:type="dxa"/>
+          </w:tblCellMar>
+        </w:tblPrEx>
         <w:trPr>
           <w:tblHeader/>
         </w:trPr>
@@ -24428,6 +25571,12 @@
         </w:tc>
       </w:tr>
       <w:tr>
+        <w:tblPrEx>
+          <w:tblCellMar>
+            <w:top w:w="0" w:type="dxa"/>
+            <w:bottom w:w="0" w:type="dxa"/>
+          </w:tblCellMar>
+        </w:tblPrEx>
         <w:trPr>
           <w:cantSplit/>
         </w:trPr>
@@ -24493,6 +25642,12 @@
         </w:tc>
       </w:tr>
       <w:tr>
+        <w:tblPrEx>
+          <w:tblCellMar>
+            <w:top w:w="0" w:type="dxa"/>
+            <w:bottom w:w="0" w:type="dxa"/>
+          </w:tblCellMar>
+        </w:tblPrEx>
         <w:trPr>
           <w:cantSplit/>
         </w:trPr>
@@ -24558,6 +25713,12 @@
         </w:tc>
       </w:tr>
       <w:tr>
+        <w:tblPrEx>
+          <w:tblCellMar>
+            <w:top w:w="0" w:type="dxa"/>
+            <w:bottom w:w="0" w:type="dxa"/>
+          </w:tblCellMar>
+        </w:tblPrEx>
         <w:trPr>
           <w:cantSplit/>
         </w:trPr>
@@ -25085,7 +26246,7 @@
         <w:keepNext/>
         <w:spacing w:before="360" w:after="160"/>
       </w:pPr>
-      <w:bookmarkStart w:id="68" w:name="_Toc243655196"/>
+      <w:bookmarkStart w:id="68" w:name="_Toc243730312"/>
       <w:r>
         <w:rPr>
           <w:b/>
@@ -25148,6 +26309,12 @@
         <w:gridCol w:w="4860"/>
       </w:tblGrid>
       <w:tr>
+        <w:tblPrEx>
+          <w:tblCellMar>
+            <w:top w:w="0" w:type="dxa"/>
+            <w:bottom w:w="0" w:type="dxa"/>
+          </w:tblCellMar>
+        </w:tblPrEx>
         <w:trPr>
           <w:tblHeader/>
         </w:trPr>
@@ -25222,6 +26389,12 @@
         </w:tc>
       </w:tr>
       <w:tr>
+        <w:tblPrEx>
+          <w:tblCellMar>
+            <w:top w:w="0" w:type="dxa"/>
+            <w:bottom w:w="0" w:type="dxa"/>
+          </w:tblCellMar>
+        </w:tblPrEx>
         <w:trPr>
           <w:cantSplit/>
         </w:trPr>
@@ -25289,6 +26462,12 @@
         </w:tc>
       </w:tr>
       <w:tr>
+        <w:tblPrEx>
+          <w:tblCellMar>
+            <w:top w:w="0" w:type="dxa"/>
+            <w:bottom w:w="0" w:type="dxa"/>
+          </w:tblCellMar>
+        </w:tblPrEx>
         <w:trPr>
           <w:cantSplit/>
         </w:trPr>
@@ -25356,6 +26535,12 @@
         </w:tc>
       </w:tr>
       <w:tr>
+        <w:tblPrEx>
+          <w:tblCellMar>
+            <w:top w:w="0" w:type="dxa"/>
+            <w:bottom w:w="0" w:type="dxa"/>
+          </w:tblCellMar>
+        </w:tblPrEx>
         <w:trPr>
           <w:cantSplit/>
         </w:trPr>
@@ -25634,6 +26819,12 @@
         <w:gridCol w:w="9360"/>
       </w:tblGrid>
       <w:tr>
+        <w:tblPrEx>
+          <w:tblCellMar>
+            <w:top w:w="0" w:type="dxa"/>
+            <w:bottom w:w="0" w:type="dxa"/>
+          </w:tblCellMar>
+        </w:tblPrEx>
         <w:trPr>
           <w:cantSplit/>
         </w:trPr>
@@ -25927,6 +27118,12 @@
         <w:gridCol w:w="6960"/>
       </w:tblGrid>
       <w:tr>
+        <w:tblPrEx>
+          <w:tblCellMar>
+            <w:top w:w="0" w:type="dxa"/>
+            <w:bottom w:w="0" w:type="dxa"/>
+          </w:tblCellMar>
+        </w:tblPrEx>
         <w:trPr>
           <w:tblHeader/>
         </w:trPr>
@@ -25978,6 +27175,12 @@
         </w:tc>
       </w:tr>
       <w:tr>
+        <w:tblPrEx>
+          <w:tblCellMar>
+            <w:top w:w="0" w:type="dxa"/>
+            <w:bottom w:w="0" w:type="dxa"/>
+          </w:tblCellMar>
+        </w:tblPrEx>
         <w:trPr>
           <w:cantSplit/>
         </w:trPr>
@@ -26025,6 +27228,12 @@
         </w:tc>
       </w:tr>
       <w:tr>
+        <w:tblPrEx>
+          <w:tblCellMar>
+            <w:top w:w="0" w:type="dxa"/>
+            <w:bottom w:w="0" w:type="dxa"/>
+          </w:tblCellMar>
+        </w:tblPrEx>
         <w:trPr>
           <w:cantSplit/>
         </w:trPr>
@@ -26072,6 +27281,12 @@
         </w:tc>
       </w:tr>
       <w:tr>
+        <w:tblPrEx>
+          <w:tblCellMar>
+            <w:top w:w="0" w:type="dxa"/>
+            <w:bottom w:w="0" w:type="dxa"/>
+          </w:tblCellMar>
+        </w:tblPrEx>
         <w:trPr>
           <w:cantSplit/>
         </w:trPr>
@@ -26119,6 +27334,12 @@
         </w:tc>
       </w:tr>
       <w:tr>
+        <w:tblPrEx>
+          <w:tblCellMar>
+            <w:top w:w="0" w:type="dxa"/>
+            <w:bottom w:w="0" w:type="dxa"/>
+          </w:tblCellMar>
+        </w:tblPrEx>
         <w:trPr>
           <w:cantSplit/>
         </w:trPr>
@@ -26166,6 +27387,12 @@
         </w:tc>
       </w:tr>
       <w:tr>
+        <w:tblPrEx>
+          <w:tblCellMar>
+            <w:top w:w="0" w:type="dxa"/>
+            <w:bottom w:w="0" w:type="dxa"/>
+          </w:tblCellMar>
+        </w:tblPrEx>
         <w:trPr>
           <w:cantSplit/>
         </w:trPr>
@@ -26213,6 +27440,12 @@
         </w:tc>
       </w:tr>
       <w:tr>
+        <w:tblPrEx>
+          <w:tblCellMar>
+            <w:top w:w="0" w:type="dxa"/>
+            <w:bottom w:w="0" w:type="dxa"/>
+          </w:tblCellMar>
+        </w:tblPrEx>
         <w:trPr>
           <w:cantSplit/>
         </w:trPr>
@@ -26260,6 +27493,12 @@
         </w:tc>
       </w:tr>
       <w:tr>
+        <w:tblPrEx>
+          <w:tblCellMar>
+            <w:top w:w="0" w:type="dxa"/>
+            <w:bottom w:w="0" w:type="dxa"/>
+          </w:tblCellMar>
+        </w:tblPrEx>
         <w:trPr>
           <w:cantSplit/>
         </w:trPr>
@@ -26775,6 +28014,12 @@
         <w:gridCol w:w="9360"/>
       </w:tblGrid>
       <w:tr>
+        <w:tblPrEx>
+          <w:tblCellMar>
+            <w:top w:w="0" w:type="dxa"/>
+            <w:bottom w:w="0" w:type="dxa"/>
+          </w:tblCellMar>
+        </w:tblPrEx>
         <w:trPr>
           <w:cantSplit/>
         </w:trPr>
@@ -26868,6 +28113,12 @@
         <w:gridCol w:w="5760"/>
       </w:tblGrid>
       <w:tr>
+        <w:tblPrEx>
+          <w:tblCellMar>
+            <w:top w:w="0" w:type="dxa"/>
+            <w:bottom w:w="0" w:type="dxa"/>
+          </w:tblCellMar>
+        </w:tblPrEx>
         <w:trPr>
           <w:tblHeader/>
         </w:trPr>
@@ -26919,6 +28170,12 @@
         </w:tc>
       </w:tr>
       <w:tr>
+        <w:tblPrEx>
+          <w:tblCellMar>
+            <w:top w:w="0" w:type="dxa"/>
+            <w:bottom w:w="0" w:type="dxa"/>
+          </w:tblCellMar>
+        </w:tblPrEx>
         <w:trPr>
           <w:cantSplit/>
         </w:trPr>
@@ -26966,6 +28223,12 @@
         </w:tc>
       </w:tr>
       <w:tr>
+        <w:tblPrEx>
+          <w:tblCellMar>
+            <w:top w:w="0" w:type="dxa"/>
+            <w:bottom w:w="0" w:type="dxa"/>
+          </w:tblCellMar>
+        </w:tblPrEx>
         <w:trPr>
           <w:cantSplit/>
         </w:trPr>
@@ -27013,6 +28276,12 @@
         </w:tc>
       </w:tr>
       <w:tr>
+        <w:tblPrEx>
+          <w:tblCellMar>
+            <w:top w:w="0" w:type="dxa"/>
+            <w:bottom w:w="0" w:type="dxa"/>
+          </w:tblCellMar>
+        </w:tblPrEx>
         <w:trPr>
           <w:cantSplit/>
         </w:trPr>
@@ -27074,7 +28343,7 @@
         <w:keepNext/>
         <w:spacing w:before="360" w:after="160"/>
       </w:pPr>
-      <w:bookmarkStart w:id="73" w:name="_Toc243655197"/>
+      <w:bookmarkStart w:id="73" w:name="_Toc243730313"/>
       <w:r>
         <w:rPr>
           <w:b/>
@@ -27416,6 +28685,12 @@
         <w:gridCol w:w="9360"/>
       </w:tblGrid>
       <w:tr>
+        <w:tblPrEx>
+          <w:tblCellMar>
+            <w:top w:w="0" w:type="dxa"/>
+            <w:bottom w:w="0" w:type="dxa"/>
+          </w:tblCellMar>
+        </w:tblPrEx>
         <w:trPr>
           <w:cantSplit/>
         </w:trPr>
@@ -27864,7 +29139,7 @@
         <w:keepNext/>
         <w:spacing w:before="360" w:after="160"/>
       </w:pPr>
-      <w:bookmarkStart w:id="78" w:name="_Toc243655198"/>
+      <w:bookmarkStart w:id="78" w:name="_Toc243730314"/>
       <w:r>
         <w:rPr>
           <w:b/>
@@ -28915,6 +30190,12 @@
         <w:gridCol w:w="9360"/>
       </w:tblGrid>
       <w:tr>
+        <w:tblPrEx>
+          <w:tblCellMar>
+            <w:top w:w="0" w:type="dxa"/>
+            <w:bottom w:w="0" w:type="dxa"/>
+          </w:tblCellMar>
+        </w:tblPrEx>
         <w:trPr>
           <w:cantSplit/>
         </w:trPr>
@@ -29005,7 +30286,7 @@
         <w:keepNext/>
         <w:spacing w:before="360" w:after="160"/>
       </w:pPr>
-      <w:bookmarkStart w:id="83" w:name="_Toc243655199"/>
+      <w:bookmarkStart w:id="83" w:name="_Toc243730315"/>
       <w:r>
         <w:rPr>
           <w:b/>
@@ -30066,6 +31347,12 @@
         <w:gridCol w:w="7360"/>
       </w:tblGrid>
       <w:tr>
+        <w:tblPrEx>
+          <w:tblCellMar>
+            <w:top w:w="0" w:type="dxa"/>
+            <w:bottom w:w="0" w:type="dxa"/>
+          </w:tblCellMar>
+        </w:tblPrEx>
         <w:trPr>
           <w:tblHeader/>
         </w:trPr>
@@ -30117,6 +31404,12 @@
         </w:tc>
       </w:tr>
       <w:tr>
+        <w:tblPrEx>
+          <w:tblCellMar>
+            <w:top w:w="0" w:type="dxa"/>
+            <w:bottom w:w="0" w:type="dxa"/>
+          </w:tblCellMar>
+        </w:tblPrEx>
         <w:trPr>
           <w:cantSplit/>
         </w:trPr>
@@ -30164,6 +31457,12 @@
         </w:tc>
       </w:tr>
       <w:tr>
+        <w:tblPrEx>
+          <w:tblCellMar>
+            <w:top w:w="0" w:type="dxa"/>
+            <w:bottom w:w="0" w:type="dxa"/>
+          </w:tblCellMar>
+        </w:tblPrEx>
         <w:trPr>
           <w:cantSplit/>
         </w:trPr>
@@ -30211,6 +31510,12 @@
         </w:tc>
       </w:tr>
       <w:tr>
+        <w:tblPrEx>
+          <w:tblCellMar>
+            <w:top w:w="0" w:type="dxa"/>
+            <w:bottom w:w="0" w:type="dxa"/>
+          </w:tblCellMar>
+        </w:tblPrEx>
         <w:trPr>
           <w:cantSplit/>
         </w:trPr>
@@ -30258,6 +31563,12 @@
         </w:tc>
       </w:tr>
       <w:tr>
+        <w:tblPrEx>
+          <w:tblCellMar>
+            <w:top w:w="0" w:type="dxa"/>
+            <w:bottom w:w="0" w:type="dxa"/>
+          </w:tblCellMar>
+        </w:tblPrEx>
         <w:trPr>
           <w:cantSplit/>
         </w:trPr>
@@ -30442,7 +31753,7 @@
         <w:keepNext/>
         <w:spacing w:before="360" w:after="160"/>
       </w:pPr>
-      <w:bookmarkStart w:id="89" w:name="_Toc243655200"/>
+      <w:bookmarkStart w:id="89" w:name="_Toc243730316"/>
       <w:r>
         <w:rPr>
           <w:b/>
@@ -30808,6 +32119,12 @@
         <w:gridCol w:w="9360"/>
       </w:tblGrid>
       <w:tr>
+        <w:tblPrEx>
+          <w:tblCellMar>
+            <w:top w:w="0" w:type="dxa"/>
+            <w:bottom w:w="0" w:type="dxa"/>
+          </w:tblCellMar>
+        </w:tblPrEx>
         <w:trPr>
           <w:cantSplit/>
         </w:trPr>
@@ -31067,7 +32384,7 @@
         <w:keepNext/>
         <w:spacing w:before="360" w:after="160"/>
       </w:pPr>
-      <w:bookmarkStart w:id="92" w:name="_Toc243655201"/>
+      <w:bookmarkStart w:id="92" w:name="_Toc243730317"/>
       <w:r>
         <w:rPr>
           <w:b/>
@@ -31478,6 +32795,12 @@
         <w:gridCol w:w="7260"/>
       </w:tblGrid>
       <w:tr>
+        <w:tblPrEx>
+          <w:tblCellMar>
+            <w:top w:w="0" w:type="dxa"/>
+            <w:bottom w:w="0" w:type="dxa"/>
+          </w:tblCellMar>
+        </w:tblPrEx>
         <w:trPr>
           <w:tblHeader/>
         </w:trPr>
@@ -31529,6 +32852,12 @@
         </w:tc>
       </w:tr>
       <w:tr>
+        <w:tblPrEx>
+          <w:tblCellMar>
+            <w:top w:w="0" w:type="dxa"/>
+            <w:bottom w:w="0" w:type="dxa"/>
+          </w:tblCellMar>
+        </w:tblPrEx>
         <w:trPr>
           <w:cantSplit/>
         </w:trPr>
@@ -31576,6 +32905,12 @@
         </w:tc>
       </w:tr>
       <w:tr>
+        <w:tblPrEx>
+          <w:tblCellMar>
+            <w:top w:w="0" w:type="dxa"/>
+            <w:bottom w:w="0" w:type="dxa"/>
+          </w:tblCellMar>
+        </w:tblPrEx>
         <w:trPr>
           <w:cantSplit/>
         </w:trPr>
@@ -31623,6 +32958,12 @@
         </w:tc>
       </w:tr>
       <w:tr>
+        <w:tblPrEx>
+          <w:tblCellMar>
+            <w:top w:w="0" w:type="dxa"/>
+            <w:bottom w:w="0" w:type="dxa"/>
+          </w:tblCellMar>
+        </w:tblPrEx>
         <w:trPr>
           <w:cantSplit/>
         </w:trPr>
@@ -31704,6 +33045,12 @@
         <w:gridCol w:w="9360"/>
       </w:tblGrid>
       <w:tr>
+        <w:tblPrEx>
+          <w:tblCellMar>
+            <w:top w:w="0" w:type="dxa"/>
+            <w:bottom w:w="0" w:type="dxa"/>
+          </w:tblCellMar>
+        </w:tblPrEx>
         <w:trPr>
           <w:cantSplit/>
         </w:trPr>
@@ -31877,7 +33224,7 @@
         <w:spacing w:after="360"/>
         <w:jc w:val="center"/>
       </w:pPr>
-      <w:bookmarkStart w:id="96" w:name="_Toc243655202"/>
+      <w:bookmarkStart w:id="96" w:name="_Toc243730318"/>
       <w:r>
         <w:rPr>
           <w:b/>
@@ -31910,7 +33257,7 @@
         <w:pStyle w:val="Titre2"/>
         <w:spacing w:before="360" w:after="160"/>
       </w:pPr>
-      <w:bookmarkStart w:id="97" w:name="_Toc243655203"/>
+      <w:bookmarkStart w:id="97" w:name="_Toc243730319"/>
       <w:r>
         <w:rPr>
           <w:b/>
@@ -32036,7 +33383,7 @@
         <w:pStyle w:val="Titre2"/>
         <w:spacing w:before="360" w:after="160"/>
       </w:pPr>
-      <w:bookmarkStart w:id="98" w:name="_Toc243655204"/>
+      <w:bookmarkStart w:id="98" w:name="_Toc243730320"/>
       <w:r>
         <w:rPr>
           <w:b/>
@@ -32071,6 +33418,12 @@
         <w:gridCol w:w="7660"/>
       </w:tblGrid>
       <w:tr>
+        <w:tblPrEx>
+          <w:tblCellMar>
+            <w:top w:w="0" w:type="dxa"/>
+            <w:bottom w:w="0" w:type="dxa"/>
+          </w:tblCellMar>
+        </w:tblPrEx>
         <w:trPr>
           <w:tblHeader/>
         </w:trPr>
@@ -32100,6 +33453,12 @@
         </w:tc>
       </w:tr>
       <w:tr>
+        <w:tblPrEx>
+          <w:tblCellMar>
+            <w:top w:w="0" w:type="dxa"/>
+            <w:bottom w:w="0" w:type="dxa"/>
+          </w:tblCellMar>
+        </w:tblPrEx>
         <w:tc>
           <w:tcPr>
             <w:tcW w:w="1700" w:type="dxa"/>
@@ -32149,6 +33508,12 @@
         </w:tc>
       </w:tr>
       <w:tr>
+        <w:tblPrEx>
+          <w:tblCellMar>
+            <w:top w:w="0" w:type="dxa"/>
+            <w:bottom w:w="0" w:type="dxa"/>
+          </w:tblCellMar>
+        </w:tblPrEx>
         <w:tc>
           <w:tcPr>
             <w:tcW w:w="1700" w:type="dxa"/>
@@ -32198,6 +33563,12 @@
         </w:tc>
       </w:tr>
       <w:tr>
+        <w:tblPrEx>
+          <w:tblCellMar>
+            <w:top w:w="0" w:type="dxa"/>
+            <w:bottom w:w="0" w:type="dxa"/>
+          </w:tblCellMar>
+        </w:tblPrEx>
         <w:tc>
           <w:tcPr>
             <w:tcW w:w="1700" w:type="dxa"/>
@@ -32247,6 +33618,12 @@
         </w:tc>
       </w:tr>
       <w:tr>
+        <w:tblPrEx>
+          <w:tblCellMar>
+            <w:top w:w="0" w:type="dxa"/>
+            <w:bottom w:w="0" w:type="dxa"/>
+          </w:tblCellMar>
+        </w:tblPrEx>
         <w:tc>
           <w:tcPr>
             <w:tcW w:w="1700" w:type="dxa"/>
@@ -32296,6 +33673,12 @@
         </w:tc>
       </w:tr>
       <w:tr>
+        <w:tblPrEx>
+          <w:tblCellMar>
+            <w:top w:w="0" w:type="dxa"/>
+            <w:bottom w:w="0" w:type="dxa"/>
+          </w:tblCellMar>
+        </w:tblPrEx>
         <w:tc>
           <w:tcPr>
             <w:tcW w:w="1700" w:type="dxa"/>
@@ -32345,6 +33728,12 @@
         </w:tc>
       </w:tr>
       <w:tr>
+        <w:tblPrEx>
+          <w:tblCellMar>
+            <w:top w:w="0" w:type="dxa"/>
+            <w:bottom w:w="0" w:type="dxa"/>
+          </w:tblCellMar>
+        </w:tblPrEx>
         <w:tc>
           <w:tcPr>
             <w:tcW w:w="1700" w:type="dxa"/>
@@ -32394,6 +33783,12 @@
         </w:tc>
       </w:tr>
       <w:tr>
+        <w:tblPrEx>
+          <w:tblCellMar>
+            <w:top w:w="0" w:type="dxa"/>
+            <w:bottom w:w="0" w:type="dxa"/>
+          </w:tblCellMar>
+        </w:tblPrEx>
         <w:tc>
           <w:tcPr>
             <w:tcW w:w="1700" w:type="dxa"/>
@@ -32443,6 +33838,12 @@
         </w:tc>
       </w:tr>
       <w:tr>
+        <w:tblPrEx>
+          <w:tblCellMar>
+            <w:top w:w="0" w:type="dxa"/>
+            <w:bottom w:w="0" w:type="dxa"/>
+          </w:tblCellMar>
+        </w:tblPrEx>
         <w:tc>
           <w:tcPr>
             <w:tcW w:w="1700" w:type="dxa"/>
@@ -32519,6 +33920,12 @@
         <w:gridCol w:w="7660"/>
       </w:tblGrid>
       <w:tr>
+        <w:tblPrEx>
+          <w:tblCellMar>
+            <w:top w:w="0" w:type="dxa"/>
+            <w:bottom w:w="0" w:type="dxa"/>
+          </w:tblCellMar>
+        </w:tblPrEx>
         <w:trPr>
           <w:tblHeader/>
         </w:trPr>
@@ -32549,6 +33956,12 @@
         </w:tc>
       </w:tr>
       <w:tr>
+        <w:tblPrEx>
+          <w:tblCellMar>
+            <w:top w:w="0" w:type="dxa"/>
+            <w:bottom w:w="0" w:type="dxa"/>
+          </w:tblCellMar>
+        </w:tblPrEx>
         <w:tc>
           <w:tcPr>
             <w:tcW w:w="1700" w:type="dxa"/>
@@ -32598,6 +34011,12 @@
         </w:tc>
       </w:tr>
       <w:tr>
+        <w:tblPrEx>
+          <w:tblCellMar>
+            <w:top w:w="0" w:type="dxa"/>
+            <w:bottom w:w="0" w:type="dxa"/>
+          </w:tblCellMar>
+        </w:tblPrEx>
         <w:tc>
           <w:tcPr>
             <w:tcW w:w="1700" w:type="dxa"/>
@@ -32647,6 +34066,12 @@
         </w:tc>
       </w:tr>
       <w:tr>
+        <w:tblPrEx>
+          <w:tblCellMar>
+            <w:top w:w="0" w:type="dxa"/>
+            <w:bottom w:w="0" w:type="dxa"/>
+          </w:tblCellMar>
+        </w:tblPrEx>
         <w:tc>
           <w:tcPr>
             <w:tcW w:w="1700" w:type="dxa"/>
@@ -32696,6 +34121,12 @@
         </w:tc>
       </w:tr>
       <w:tr>
+        <w:tblPrEx>
+          <w:tblCellMar>
+            <w:top w:w="0" w:type="dxa"/>
+            <w:bottom w:w="0" w:type="dxa"/>
+          </w:tblCellMar>
+        </w:tblPrEx>
         <w:tc>
           <w:tcPr>
             <w:tcW w:w="1700" w:type="dxa"/>
@@ -32745,6 +34176,12 @@
         </w:tc>
       </w:tr>
       <w:tr>
+        <w:tblPrEx>
+          <w:tblCellMar>
+            <w:top w:w="0" w:type="dxa"/>
+            <w:bottom w:w="0" w:type="dxa"/>
+          </w:tblCellMar>
+        </w:tblPrEx>
         <w:tc>
           <w:tcPr>
             <w:tcW w:w="1700" w:type="dxa"/>
@@ -32794,6 +34231,12 @@
         </w:tc>
       </w:tr>
       <w:tr>
+        <w:tblPrEx>
+          <w:tblCellMar>
+            <w:top w:w="0" w:type="dxa"/>
+            <w:bottom w:w="0" w:type="dxa"/>
+          </w:tblCellMar>
+        </w:tblPrEx>
         <w:tc>
           <w:tcPr>
             <w:tcW w:w="1700" w:type="dxa"/>
@@ -32843,6 +34286,12 @@
         </w:tc>
       </w:tr>
       <w:tr>
+        <w:tblPrEx>
+          <w:tblCellMar>
+            <w:top w:w="0" w:type="dxa"/>
+            <w:bottom w:w="0" w:type="dxa"/>
+          </w:tblCellMar>
+        </w:tblPrEx>
         <w:tc>
           <w:tcPr>
             <w:tcW w:w="1700" w:type="dxa"/>
@@ -32892,6 +34341,12 @@
         </w:tc>
       </w:tr>
       <w:tr>
+        <w:tblPrEx>
+          <w:tblCellMar>
+            <w:top w:w="0" w:type="dxa"/>
+            <w:bottom w:w="0" w:type="dxa"/>
+          </w:tblCellMar>
+        </w:tblPrEx>
         <w:tc>
           <w:tcPr>
             <w:tcW w:w="1700" w:type="dxa"/>
@@ -32941,6 +34396,12 @@
         </w:tc>
       </w:tr>
       <w:tr>
+        <w:tblPrEx>
+          <w:tblCellMar>
+            <w:top w:w="0" w:type="dxa"/>
+            <w:bottom w:w="0" w:type="dxa"/>
+          </w:tblCellMar>
+        </w:tblPrEx>
         <w:tc>
           <w:tcPr>
             <w:tcW w:w="1700" w:type="dxa"/>
@@ -33017,6 +34478,12 @@
         <w:gridCol w:w="7660"/>
       </w:tblGrid>
       <w:tr>
+        <w:tblPrEx>
+          <w:tblCellMar>
+            <w:top w:w="0" w:type="dxa"/>
+            <w:bottom w:w="0" w:type="dxa"/>
+          </w:tblCellMar>
+        </w:tblPrEx>
         <w:trPr>
           <w:tblHeader/>
         </w:trPr>
@@ -33046,6 +34513,12 @@
         </w:tc>
       </w:tr>
       <w:tr>
+        <w:tblPrEx>
+          <w:tblCellMar>
+            <w:top w:w="0" w:type="dxa"/>
+            <w:bottom w:w="0" w:type="dxa"/>
+          </w:tblCellMar>
+        </w:tblPrEx>
         <w:tc>
           <w:tcPr>
             <w:tcW w:w="1700" w:type="dxa"/>
@@ -33095,6 +34568,12 @@
         </w:tc>
       </w:tr>
       <w:tr>
+        <w:tblPrEx>
+          <w:tblCellMar>
+            <w:top w:w="0" w:type="dxa"/>
+            <w:bottom w:w="0" w:type="dxa"/>
+          </w:tblCellMar>
+        </w:tblPrEx>
         <w:tc>
           <w:tcPr>
             <w:tcW w:w="1700" w:type="dxa"/>
@@ -33144,6 +34623,12 @@
         </w:tc>
       </w:tr>
       <w:tr>
+        <w:tblPrEx>
+          <w:tblCellMar>
+            <w:top w:w="0" w:type="dxa"/>
+            <w:bottom w:w="0" w:type="dxa"/>
+          </w:tblCellMar>
+        </w:tblPrEx>
         <w:tc>
           <w:tcPr>
             <w:tcW w:w="1700" w:type="dxa"/>
@@ -33220,6 +34705,12 @@
         <w:gridCol w:w="7660"/>
       </w:tblGrid>
       <w:tr>
+        <w:tblPrEx>
+          <w:tblCellMar>
+            <w:top w:w="0" w:type="dxa"/>
+            <w:bottom w:w="0" w:type="dxa"/>
+          </w:tblCellMar>
+        </w:tblPrEx>
         <w:trPr>
           <w:tblHeader/>
         </w:trPr>
@@ -33249,6 +34740,12 @@
         </w:tc>
       </w:tr>
       <w:tr>
+        <w:tblPrEx>
+          <w:tblCellMar>
+            <w:top w:w="0" w:type="dxa"/>
+            <w:bottom w:w="0" w:type="dxa"/>
+          </w:tblCellMar>
+        </w:tblPrEx>
         <w:tc>
           <w:tcPr>
             <w:tcW w:w="1700" w:type="dxa"/>
@@ -33298,6 +34795,12 @@
         </w:tc>
       </w:tr>
       <w:tr>
+        <w:tblPrEx>
+          <w:tblCellMar>
+            <w:top w:w="0" w:type="dxa"/>
+            <w:bottom w:w="0" w:type="dxa"/>
+          </w:tblCellMar>
+        </w:tblPrEx>
         <w:tc>
           <w:tcPr>
             <w:tcW w:w="1700" w:type="dxa"/>
@@ -33374,6 +34877,12 @@
         <w:gridCol w:w="7660"/>
       </w:tblGrid>
       <w:tr>
+        <w:tblPrEx>
+          <w:tblCellMar>
+            <w:top w:w="0" w:type="dxa"/>
+            <w:bottom w:w="0" w:type="dxa"/>
+          </w:tblCellMar>
+        </w:tblPrEx>
         <w:trPr>
           <w:tblHeader/>
         </w:trPr>
@@ -33403,6 +34912,12 @@
         </w:tc>
       </w:tr>
       <w:tr>
+        <w:tblPrEx>
+          <w:tblCellMar>
+            <w:top w:w="0" w:type="dxa"/>
+            <w:bottom w:w="0" w:type="dxa"/>
+          </w:tblCellMar>
+        </w:tblPrEx>
         <w:tc>
           <w:tcPr>
             <w:tcW w:w="1700" w:type="dxa"/>
@@ -33452,6 +34967,12 @@
         </w:tc>
       </w:tr>
       <w:tr>
+        <w:tblPrEx>
+          <w:tblCellMar>
+            <w:top w:w="0" w:type="dxa"/>
+            <w:bottom w:w="0" w:type="dxa"/>
+          </w:tblCellMar>
+        </w:tblPrEx>
         <w:tc>
           <w:tcPr>
             <w:tcW w:w="1700" w:type="dxa"/>
@@ -33501,6 +35022,12 @@
         </w:tc>
       </w:tr>
       <w:tr>
+        <w:tblPrEx>
+          <w:tblCellMar>
+            <w:top w:w="0" w:type="dxa"/>
+            <w:bottom w:w="0" w:type="dxa"/>
+          </w:tblCellMar>
+        </w:tblPrEx>
         <w:tc>
           <w:tcPr>
             <w:tcW w:w="1700" w:type="dxa"/>
@@ -33550,6 +35077,12 @@
         </w:tc>
       </w:tr>
       <w:tr>
+        <w:tblPrEx>
+          <w:tblCellMar>
+            <w:top w:w="0" w:type="dxa"/>
+            <w:bottom w:w="0" w:type="dxa"/>
+          </w:tblCellMar>
+        </w:tblPrEx>
         <w:tc>
           <w:tcPr>
             <w:tcW w:w="1700" w:type="dxa"/>
@@ -33599,6 +35132,12 @@
         </w:tc>
       </w:tr>
       <w:tr>
+        <w:tblPrEx>
+          <w:tblCellMar>
+            <w:top w:w="0" w:type="dxa"/>
+            <w:bottom w:w="0" w:type="dxa"/>
+          </w:tblCellMar>
+        </w:tblPrEx>
         <w:tc>
           <w:tcPr>
             <w:tcW w:w="1700" w:type="dxa"/>
@@ -33648,6 +35187,12 @@
         </w:tc>
       </w:tr>
       <w:tr>
+        <w:tblPrEx>
+          <w:tblCellMar>
+            <w:top w:w="0" w:type="dxa"/>
+            <w:bottom w:w="0" w:type="dxa"/>
+          </w:tblCellMar>
+        </w:tblPrEx>
         <w:tc>
           <w:tcPr>
             <w:tcW w:w="1700" w:type="dxa"/>
@@ -33697,6 +35242,12 @@
         </w:tc>
       </w:tr>
       <w:tr>
+        <w:tblPrEx>
+          <w:tblCellMar>
+            <w:top w:w="0" w:type="dxa"/>
+            <w:bottom w:w="0" w:type="dxa"/>
+          </w:tblCellMar>
+        </w:tblPrEx>
         <w:tc>
           <w:tcPr>
             <w:tcW w:w="1700" w:type="dxa"/>
@@ -33773,6 +35324,12 @@
         <w:gridCol w:w="7660"/>
       </w:tblGrid>
       <w:tr>
+        <w:tblPrEx>
+          <w:tblCellMar>
+            <w:top w:w="0" w:type="dxa"/>
+            <w:bottom w:w="0" w:type="dxa"/>
+          </w:tblCellMar>
+        </w:tblPrEx>
         <w:trPr>
           <w:tblHeader/>
         </w:trPr>
@@ -33802,6 +35359,12 @@
         </w:tc>
       </w:tr>
       <w:tr>
+        <w:tblPrEx>
+          <w:tblCellMar>
+            <w:top w:w="0" w:type="dxa"/>
+            <w:bottom w:w="0" w:type="dxa"/>
+          </w:tblCellMar>
+        </w:tblPrEx>
         <w:tc>
           <w:tcPr>
             <w:tcW w:w="1700" w:type="dxa"/>
@@ -33851,6 +35414,12 @@
         </w:tc>
       </w:tr>
       <w:tr>
+        <w:tblPrEx>
+          <w:tblCellMar>
+            <w:top w:w="0" w:type="dxa"/>
+            <w:bottom w:w="0" w:type="dxa"/>
+          </w:tblCellMar>
+        </w:tblPrEx>
         <w:tc>
           <w:tcPr>
             <w:tcW w:w="1700" w:type="dxa"/>
@@ -33900,6 +35469,12 @@
         </w:tc>
       </w:tr>
       <w:tr>
+        <w:tblPrEx>
+          <w:tblCellMar>
+            <w:top w:w="0" w:type="dxa"/>
+            <w:bottom w:w="0" w:type="dxa"/>
+          </w:tblCellMar>
+        </w:tblPrEx>
         <w:tc>
           <w:tcPr>
             <w:tcW w:w="1700" w:type="dxa"/>
@@ -33949,6 +35524,12 @@
         </w:tc>
       </w:tr>
       <w:tr>
+        <w:tblPrEx>
+          <w:tblCellMar>
+            <w:top w:w="0" w:type="dxa"/>
+            <w:bottom w:w="0" w:type="dxa"/>
+          </w:tblCellMar>
+        </w:tblPrEx>
         <w:tc>
           <w:tcPr>
             <w:tcW w:w="1700" w:type="dxa"/>
@@ -34025,6 +35606,12 @@
         <w:gridCol w:w="7660"/>
       </w:tblGrid>
       <w:tr>
+        <w:tblPrEx>
+          <w:tblCellMar>
+            <w:top w:w="0" w:type="dxa"/>
+            <w:bottom w:w="0" w:type="dxa"/>
+          </w:tblCellMar>
+        </w:tblPrEx>
         <w:trPr>
           <w:tblHeader/>
         </w:trPr>
@@ -34054,6 +35641,12 @@
         </w:tc>
       </w:tr>
       <w:tr>
+        <w:tblPrEx>
+          <w:tblCellMar>
+            <w:top w:w="0" w:type="dxa"/>
+            <w:bottom w:w="0" w:type="dxa"/>
+          </w:tblCellMar>
+        </w:tblPrEx>
         <w:tc>
           <w:tcPr>
             <w:tcW w:w="1700" w:type="dxa"/>
@@ -34103,6 +35696,12 @@
         </w:tc>
       </w:tr>
       <w:tr>
+        <w:tblPrEx>
+          <w:tblCellMar>
+            <w:top w:w="0" w:type="dxa"/>
+            <w:bottom w:w="0" w:type="dxa"/>
+          </w:tblCellMar>
+        </w:tblPrEx>
         <w:tc>
           <w:tcPr>
             <w:tcW w:w="1700" w:type="dxa"/>
@@ -34152,6 +35751,12 @@
         </w:tc>
       </w:tr>
       <w:tr>
+        <w:tblPrEx>
+          <w:tblCellMar>
+            <w:top w:w="0" w:type="dxa"/>
+            <w:bottom w:w="0" w:type="dxa"/>
+          </w:tblCellMar>
+        </w:tblPrEx>
         <w:tc>
           <w:tcPr>
             <w:tcW w:w="1700" w:type="dxa"/>
@@ -34201,6 +35806,12 @@
         </w:tc>
       </w:tr>
       <w:tr>
+        <w:tblPrEx>
+          <w:tblCellMar>
+            <w:top w:w="0" w:type="dxa"/>
+            <w:bottom w:w="0" w:type="dxa"/>
+          </w:tblCellMar>
+        </w:tblPrEx>
         <w:tc>
           <w:tcPr>
             <w:tcW w:w="1700" w:type="dxa"/>
@@ -34255,7 +35866,7 @@
         <w:pStyle w:val="Titre2"/>
         <w:spacing w:before="360" w:after="160"/>
       </w:pPr>
-      <w:bookmarkStart w:id="99" w:name="_Toc243655205"/>
+      <w:bookmarkStart w:id="99" w:name="_Toc243730321"/>
       <w:r>
         <w:rPr>
           <w:b/>
@@ -34633,28 +36244,45 @@
       <w:pPr>
         <w:shd w:val="clear" w:color="auto" w:fill="F2F2F2"/>
         <w:ind w:left="220"/>
-      </w:pPr>
-      <w:r>
-        <w:rPr>
-          <w:rFonts w:ascii="Consolas" w:hAnsi="Consolas" w:cs="Consolas"/>
-          <w:color w:val="000000"/>
-          <w:sz w:val="18"/>
-          <w:szCs w:val="18"/>
-        </w:rPr>
-        <w:t xml:space="preserve">    int resultYear       = resultMonths / 12;</w:t>
+        <w:rPr>
+          <w:lang w:val="nl-BE"/>
+        </w:rPr>
+      </w:pPr>
+      <w:r>
+        <w:rPr>
+          <w:rFonts w:ascii="Consolas" w:hAnsi="Consolas" w:cs="Consolas"/>
+          <w:color w:val="000000"/>
+          <w:sz w:val="18"/>
+          <w:szCs w:val="18"/>
+        </w:rPr>
+        <w:t xml:space="preserve">    </w:t>
+      </w:r>
+      <w:r>
+        <w:rPr>
+          <w:rFonts w:ascii="Consolas" w:hAnsi="Consolas" w:cs="Consolas"/>
+          <w:color w:val="000000"/>
+          <w:sz w:val="18"/>
+          <w:szCs w:val="18"/>
+          <w:lang w:val="nl-BE"/>
+        </w:rPr>
+        <w:t>int resultYear       = resultMonths / 12;</w:t>
       </w:r>
     </w:p>
     <w:p>
       <w:pPr>
         <w:shd w:val="clear" w:color="auto" w:fill="F2F2F2"/>
         <w:ind w:left="220"/>
-      </w:pPr>
-      <w:r>
-        <w:rPr>
-          <w:rFonts w:ascii="Consolas" w:hAnsi="Consolas" w:cs="Consolas"/>
-          <w:color w:val="000000"/>
-          <w:sz w:val="18"/>
-          <w:szCs w:val="18"/>
+        <w:rPr>
+          <w:lang w:val="nl-BE"/>
+        </w:rPr>
+      </w:pPr>
+      <w:r>
+        <w:rPr>
+          <w:rFonts w:ascii="Consolas" w:hAnsi="Consolas" w:cs="Consolas"/>
+          <w:color w:val="000000"/>
+          <w:sz w:val="18"/>
+          <w:szCs w:val="18"/>
+          <w:lang w:val="nl-BE"/>
         </w:rPr>
         <w:t xml:space="preserve">    int resultMonth      = resultMonths % 12 + JANUARY;</w:t>
       </w:r>
@@ -34663,13 +36291,17 @@
       <w:pPr>
         <w:shd w:val="clear" w:color="auto" w:fill="F2F2F2"/>
         <w:ind w:left="220"/>
-      </w:pPr>
-      <w:r>
-        <w:rPr>
-          <w:rFonts w:ascii="Consolas" w:hAnsi="Consolas" w:cs="Consolas"/>
-          <w:color w:val="000000"/>
-          <w:sz w:val="18"/>
-          <w:szCs w:val="18"/>
+        <w:rPr>
+          <w:lang w:val="nl-BE"/>
+        </w:rPr>
+      </w:pPr>
+      <w:r>
+        <w:rPr>
+          <w:rFonts w:ascii="Consolas" w:hAnsi="Consolas" w:cs="Consolas"/>
+          <w:color w:val="000000"/>
+          <w:sz w:val="18"/>
+          <w:szCs w:val="18"/>
+          <w:lang w:val="nl-BE"/>
         </w:rPr>
         <w:t xml:space="preserve">    int lastDay          = Date.lastDayOfMonth(resultMonth, resultYear);</w:t>
       </w:r>
@@ -34678,13 +36310,17 @@
       <w:pPr>
         <w:shd w:val="clear" w:color="auto" w:fill="F2F2F2"/>
         <w:ind w:left="220"/>
-      </w:pPr>
-      <w:r>
-        <w:rPr>
-          <w:rFonts w:ascii="Consolas" w:hAnsi="Consolas" w:cs="Consolas"/>
-          <w:color w:val="000000"/>
-          <w:sz w:val="18"/>
-          <w:szCs w:val="18"/>
+        <w:rPr>
+          <w:lang w:val="nl-BE"/>
+        </w:rPr>
+      </w:pPr>
+      <w:r>
+        <w:rPr>
+          <w:rFonts w:ascii="Consolas" w:hAnsi="Consolas" w:cs="Consolas"/>
+          <w:color w:val="000000"/>
+          <w:sz w:val="18"/>
+          <w:szCs w:val="18"/>
+          <w:lang w:val="nl-BE"/>
         </w:rPr>
         <w:t xml:space="preserve">    int resultDay        = Math.min(base.getDayOfMonth(), lastDay);</w:t>
       </w:r>
@@ -34693,13 +36329,17 @@
       <w:pPr>
         <w:shd w:val="clear" w:color="auto" w:fill="F2F2F2"/>
         <w:ind w:left="220"/>
-      </w:pPr>
-      <w:r>
-        <w:rPr>
-          <w:rFonts w:ascii="Consolas" w:hAnsi="Consolas" w:cs="Consolas"/>
-          <w:color w:val="000000"/>
-          <w:sz w:val="18"/>
-          <w:szCs w:val="18"/>
+        <w:rPr>
+          <w:lang w:val="nl-BE"/>
+        </w:rPr>
+      </w:pPr>
+      <w:r>
+        <w:rPr>
+          <w:rFonts w:ascii="Consolas" w:hAnsi="Consolas" w:cs="Consolas"/>
+          <w:color w:val="000000"/>
+          <w:sz w:val="18"/>
+          <w:szCs w:val="18"/>
+          <w:lang w:val="nl-BE"/>
         </w:rPr>
         <w:t xml:space="preserve">    return Date.createInstance(resultDay, resultMonth, resultYear);</w:t>
       </w:r>
@@ -35573,6 +37213,12 @@
         <w:gridCol w:w="7660"/>
       </w:tblGrid>
       <w:tr>
+        <w:tblPrEx>
+          <w:tblCellMar>
+            <w:top w:w="0" w:type="dxa"/>
+            <w:bottom w:w="0" w:type="dxa"/>
+          </w:tblCellMar>
+        </w:tblPrEx>
         <w:trPr>
           <w:tblHeader/>
         </w:trPr>
@@ -35602,6 +37248,12 @@
         </w:tc>
       </w:tr>
       <w:tr>
+        <w:tblPrEx>
+          <w:tblCellMar>
+            <w:top w:w="0" w:type="dxa"/>
+            <w:bottom w:w="0" w:type="dxa"/>
+          </w:tblCellMar>
+        </w:tblPrEx>
         <w:tc>
           <w:tcPr>
             <w:tcW w:w="1700" w:type="dxa"/>
@@ -35687,6 +37339,12 @@
         </w:tc>
       </w:tr>
       <w:tr>
+        <w:tblPrEx>
+          <w:tblCellMar>
+            <w:top w:w="0" w:type="dxa"/>
+            <w:bottom w:w="0" w:type="dxa"/>
+          </w:tblCellMar>
+        </w:tblPrEx>
         <w:tc>
           <w:tcPr>
             <w:tcW w:w="1700" w:type="dxa"/>
@@ -35756,6 +37414,12 @@
         </w:tc>
       </w:tr>
       <w:tr>
+        <w:tblPrEx>
+          <w:tblCellMar>
+            <w:top w:w="0" w:type="dxa"/>
+            <w:bottom w:w="0" w:type="dxa"/>
+          </w:tblCellMar>
+        </w:tblPrEx>
         <w:tc>
           <w:tcPr>
             <w:tcW w:w="1700" w:type="dxa"/>
@@ -35800,6 +37464,12 @@
         </w:tc>
       </w:tr>
       <w:tr>
+        <w:tblPrEx>
+          <w:tblCellMar>
+            <w:top w:w="0" w:type="dxa"/>
+            <w:bottom w:w="0" w:type="dxa"/>
+          </w:tblCellMar>
+        </w:tblPrEx>
         <w:tc>
           <w:tcPr>
             <w:tcW w:w="1700" w:type="dxa"/>
@@ -35901,6 +37571,12 @@
         </w:tc>
       </w:tr>
       <w:tr>
+        <w:tblPrEx>
+          <w:tblCellMar>
+            <w:top w:w="0" w:type="dxa"/>
+            <w:bottom w:w="0" w:type="dxa"/>
+          </w:tblCellMar>
+        </w:tblPrEx>
         <w:tc>
           <w:tcPr>
             <w:tcW w:w="1700" w:type="dxa"/>
@@ -37756,7 +39432,7 @@
         <w:pStyle w:val="Titre2"/>
         <w:spacing w:before="360" w:after="160"/>
       </w:pPr>
-      <w:bookmarkStart w:id="108" w:name="_Toc243655206"/>
+      <w:bookmarkStart w:id="108" w:name="_Toc243730322"/>
       <w:r>
         <w:rPr>
           <w:b/>
@@ -38247,28 +39923,45 @@
       <w:pPr>
         <w:shd w:val="clear" w:color="auto" w:fill="F1F1F1"/>
         <w:ind w:left="220"/>
-      </w:pPr>
-      <w:r>
-        <w:rPr>
-          <w:rFonts w:ascii="Consolas" w:hAnsi="Consolas" w:cs="Consolas"/>
-          <w:color w:val="000000"/>
-          <w:sz w:val="18"/>
-          <w:szCs w:val="18"/>
-        </w:rPr>
-        <w:t xml:space="preserve">    } else {</w:t>
+        <w:rPr>
+          <w:lang w:val="nl-BE"/>
+        </w:rPr>
+      </w:pPr>
+      <w:r>
+        <w:rPr>
+          <w:rFonts w:ascii="Consolas" w:hAnsi="Consolas" w:cs="Consolas"/>
+          <w:color w:val="000000"/>
+          <w:sz w:val="18"/>
+          <w:szCs w:val="18"/>
+        </w:rPr>
+        <w:t xml:space="preserve">    </w:t>
+      </w:r>
+      <w:r>
+        <w:rPr>
+          <w:rFonts w:ascii="Consolas" w:hAnsi="Consolas" w:cs="Consolas"/>
+          <w:color w:val="000000"/>
+          <w:sz w:val="18"/>
+          <w:szCs w:val="18"/>
+          <w:lang w:val="nl-BE"/>
+        </w:rPr>
+        <w:t>} else {</w:t>
       </w:r>
     </w:p>
     <w:p>
       <w:pPr>
         <w:shd w:val="clear" w:color="auto" w:fill="F1F1F1"/>
         <w:ind w:left="220"/>
-      </w:pPr>
-      <w:r>
-        <w:rPr>
-          <w:rFonts w:ascii="Consolas" w:hAnsi="Consolas" w:cs="Consolas"/>
-          <w:color w:val="000000"/>
-          <w:sz w:val="18"/>
-          <w:szCs w:val="18"/>
+        <w:rPr>
+          <w:lang w:val="nl-BE"/>
+        </w:rPr>
+      </w:pPr>
+      <w:r>
+        <w:rPr>
+          <w:rFonts w:ascii="Consolas" w:hAnsi="Consolas" w:cs="Consolas"/>
+          <w:color w:val="000000"/>
+          <w:sz w:val="18"/>
+          <w:szCs w:val="18"/>
+          <w:lang w:val="nl-BE"/>
         </w:rPr>
         <w:t xml:space="preserve">        for (String element : liste) {</w:t>
       </w:r>
@@ -38277,13 +39970,17 @@
       <w:pPr>
         <w:shd w:val="clear" w:color="auto" w:fill="F1F1F1"/>
         <w:ind w:left="220"/>
-      </w:pPr>
-      <w:r>
-        <w:rPr>
-          <w:rFonts w:ascii="Consolas" w:hAnsi="Consolas" w:cs="Consolas"/>
-          <w:color w:val="000000"/>
-          <w:sz w:val="18"/>
-          <w:szCs w:val="18"/>
+        <w:rPr>
+          <w:lang w:val="nl-BE"/>
+        </w:rPr>
+      </w:pPr>
+      <w:r>
+        <w:rPr>
+          <w:rFonts w:ascii="Consolas" w:hAnsi="Consolas" w:cs="Consolas"/>
+          <w:color w:val="000000"/>
+          <w:sz w:val="18"/>
+          <w:szCs w:val="18"/>
+          <w:lang w:val="nl-BE"/>
         </w:rPr>
         <w:t xml:space="preserve">            if (!element.isEmpty()) {</w:t>
       </w:r>
@@ -38292,13 +39989,17 @@
       <w:pPr>
         <w:shd w:val="clear" w:color="auto" w:fill="F1F1F1"/>
         <w:ind w:left="220"/>
-      </w:pPr>
-      <w:r>
-        <w:rPr>
-          <w:rFonts w:ascii="Consolas" w:hAnsi="Consolas" w:cs="Consolas"/>
-          <w:color w:val="000000"/>
-          <w:sz w:val="18"/>
-          <w:szCs w:val="18"/>
+        <w:rPr>
+          <w:lang w:val="nl-BE"/>
+        </w:rPr>
+      </w:pPr>
+      <w:r>
+        <w:rPr>
+          <w:rFonts w:ascii="Consolas" w:hAnsi="Consolas" w:cs="Consolas"/>
+          <w:color w:val="000000"/>
+          <w:sz w:val="18"/>
+          <w:szCs w:val="18"/>
+          <w:lang w:val="nl-BE"/>
         </w:rPr>
         <w:t xml:space="preserve">                System.out.println("- " + element);</w:t>
       </w:r>
@@ -38314,8 +40015,18 @@
           <w:color w:val="000000"/>
           <w:sz w:val="18"/>
           <w:szCs w:val="18"/>
-        </w:rPr>
-        <w:t xml:space="preserve">            }</w:t>
+          <w:lang w:val="nl-BE"/>
+        </w:rPr>
+        <w:t xml:space="preserve">            </w:t>
+      </w:r>
+      <w:r>
+        <w:rPr>
+          <w:rFonts w:ascii="Consolas" w:hAnsi="Consolas" w:cs="Consolas"/>
+          <w:color w:val="000000"/>
+          <w:sz w:val="18"/>
+          <w:szCs w:val="18"/>
+        </w:rPr>
+        <w:t>}</w:t>
       </w:r>
     </w:p>
     <w:p>
@@ -38520,28 +40231,45 @@
       <w:pPr>
         <w:shd w:val="clear" w:color="auto" w:fill="F2F2F2"/>
         <w:ind w:left="220"/>
-      </w:pPr>
-      <w:r>
-        <w:rPr>
-          <w:rFonts w:ascii="Consolas" w:hAnsi="Consolas" w:cs="Consolas"/>
-          <w:color w:val="000000"/>
-          <w:sz w:val="18"/>
-          <w:szCs w:val="18"/>
-        </w:rPr>
-        <w:t xml:space="preserve">    for (String element : liste) {</w:t>
+        <w:rPr>
+          <w:lang w:val="nl-BE"/>
+        </w:rPr>
+      </w:pPr>
+      <w:r>
+        <w:rPr>
+          <w:rFonts w:ascii="Consolas" w:hAnsi="Consolas" w:cs="Consolas"/>
+          <w:color w:val="000000"/>
+          <w:sz w:val="18"/>
+          <w:szCs w:val="18"/>
+        </w:rPr>
+        <w:t xml:space="preserve">    </w:t>
+      </w:r>
+      <w:r>
+        <w:rPr>
+          <w:rFonts w:ascii="Consolas" w:hAnsi="Consolas" w:cs="Consolas"/>
+          <w:color w:val="000000"/>
+          <w:sz w:val="18"/>
+          <w:szCs w:val="18"/>
+          <w:lang w:val="nl-BE"/>
+        </w:rPr>
+        <w:t>for (String element : liste) {</w:t>
       </w:r>
     </w:p>
     <w:p>
       <w:pPr>
         <w:shd w:val="clear" w:color="auto" w:fill="F2F2F2"/>
         <w:ind w:left="220"/>
-      </w:pPr>
-      <w:r>
-        <w:rPr>
-          <w:rFonts w:ascii="Consolas" w:hAnsi="Consolas" w:cs="Consolas"/>
-          <w:color w:val="000000"/>
-          <w:sz w:val="18"/>
-          <w:szCs w:val="18"/>
+        <w:rPr>
+          <w:lang w:val="nl-BE"/>
+        </w:rPr>
+      </w:pPr>
+      <w:r>
+        <w:rPr>
+          <w:rFonts w:ascii="Consolas" w:hAnsi="Consolas" w:cs="Consolas"/>
+          <w:color w:val="000000"/>
+          <w:sz w:val="18"/>
+          <w:szCs w:val="18"/>
+          <w:lang w:val="nl-BE"/>
         </w:rPr>
         <w:t xml:space="preserve">        if (!element.isEmpty()) {</w:t>
       </w:r>
@@ -38550,13 +40278,17 @@
       <w:pPr>
         <w:shd w:val="clear" w:color="auto" w:fill="F2F2F2"/>
         <w:ind w:left="220"/>
-      </w:pPr>
-      <w:r>
-        <w:rPr>
-          <w:rFonts w:ascii="Consolas" w:hAnsi="Consolas" w:cs="Consolas"/>
-          <w:color w:val="000000"/>
-          <w:sz w:val="18"/>
-          <w:szCs w:val="18"/>
+        <w:rPr>
+          <w:lang w:val="nl-BE"/>
+        </w:rPr>
+      </w:pPr>
+      <w:r>
+        <w:rPr>
+          <w:rFonts w:ascii="Consolas" w:hAnsi="Consolas" w:cs="Consolas"/>
+          <w:color w:val="000000"/>
+          <w:sz w:val="18"/>
+          <w:szCs w:val="18"/>
+          <w:lang w:val="nl-BE"/>
         </w:rPr>
         <w:lastRenderedPageBreak/>
         <w:t xml:space="preserve">            System.out.println("- " + element);</w:t>
@@ -38573,8 +40305,18 @@
           <w:color w:val="000000"/>
           <w:sz w:val="18"/>
           <w:szCs w:val="18"/>
-        </w:rPr>
-        <w:t xml:space="preserve">        }</w:t>
+          <w:lang w:val="nl-BE"/>
+        </w:rPr>
+        <w:t xml:space="preserve">        </w:t>
+      </w:r>
+      <w:r>
+        <w:rPr>
+          <w:rFonts w:ascii="Consolas" w:hAnsi="Consolas" w:cs="Consolas"/>
+          <w:color w:val="000000"/>
+          <w:sz w:val="18"/>
+          <w:szCs w:val="18"/>
+        </w:rPr>
+        <w:t>}</w:t>
       </w:r>
     </w:p>
     <w:p>
@@ -39136,13 +40878,17 @@
       <w:pPr>
         <w:shd w:val="clear" w:color="auto" w:fill="F1F1F1"/>
         <w:ind w:left="220"/>
-      </w:pPr>
-      <w:r>
-        <w:rPr>
-          <w:rFonts w:ascii="Consolas" w:hAnsi="Consolas" w:cs="Consolas"/>
-          <w:color w:val="000000"/>
-          <w:sz w:val="18"/>
-          <w:szCs w:val="18"/>
+        <w:rPr>
+          <w:lang w:val="nl-BE"/>
+        </w:rPr>
+      </w:pPr>
+      <w:r>
+        <w:rPr>
+          <w:rFonts w:ascii="Consolas" w:hAnsi="Consolas" w:cs="Consolas"/>
+          <w:color w:val="000000"/>
+          <w:sz w:val="18"/>
+          <w:szCs w:val="18"/>
+          <w:lang w:val="nl-BE"/>
         </w:rPr>
         <w:t>public void fetchDataFiltered();</w:t>
       </w:r>
@@ -39152,13 +40898,17 @@
         <w:shd w:val="clear" w:color="auto" w:fill="F1F1F1"/>
         <w:spacing w:after="140"/>
         <w:ind w:left="220"/>
-      </w:pPr>
-      <w:r>
-        <w:rPr>
-          <w:rFonts w:ascii="Consolas" w:hAnsi="Consolas" w:cs="Consolas"/>
-          <w:color w:val="000000"/>
-          <w:sz w:val="18"/>
-          <w:szCs w:val="18"/>
+        <w:rPr>
+          <w:lang w:val="nl-BE"/>
+        </w:rPr>
+      </w:pPr>
+      <w:r>
+        <w:rPr>
+          <w:rFonts w:ascii="Consolas" w:hAnsi="Consolas" w:cs="Consolas"/>
+          <w:color w:val="000000"/>
+          <w:sz w:val="18"/>
+          <w:szCs w:val="18"/>
+          <w:lang w:val="nl-BE"/>
         </w:rPr>
         <w:t>public void getAllData();</w:t>
       </w:r>
@@ -39168,6 +40918,9 @@
         <w:shd w:val="clear" w:color="auto" w:fill="F2F2F2"/>
         <w:spacing w:before="140"/>
         <w:ind w:left="220"/>
+        <w:rPr>
+          <w:lang w:val="nl-BE"/>
+        </w:rPr>
       </w:pPr>
       <w:r>
         <w:rPr>
@@ -39176,6 +40929,7 @@
           <w:color w:val="525252"/>
           <w:sz w:val="18"/>
           <w:szCs w:val="18"/>
+          <w:lang w:val="nl-BE"/>
         </w:rPr>
         <w:t>PRÉFÉREZ</w:t>
       </w:r>
@@ -39184,13 +40938,17 @@
       <w:pPr>
         <w:shd w:val="clear" w:color="auto" w:fill="F2F2F2"/>
         <w:ind w:left="220"/>
-      </w:pPr>
-      <w:r>
-        <w:rPr>
-          <w:rFonts w:ascii="Consolas" w:hAnsi="Consolas" w:cs="Consolas"/>
-          <w:color w:val="000000"/>
-          <w:sz w:val="18"/>
-          <w:szCs w:val="18"/>
+        <w:rPr>
+          <w:lang w:val="nl-BE"/>
+        </w:rPr>
+      </w:pPr>
+      <w:r>
+        <w:rPr>
+          <w:rFonts w:ascii="Consolas" w:hAnsi="Consolas" w:cs="Consolas"/>
+          <w:color w:val="000000"/>
+          <w:sz w:val="18"/>
+          <w:szCs w:val="18"/>
+          <w:lang w:val="nl-BE"/>
         </w:rPr>
         <w:t>public void getSingleData();</w:t>
       </w:r>
@@ -39199,13 +40957,17 @@
       <w:pPr>
         <w:shd w:val="clear" w:color="auto" w:fill="F2F2F2"/>
         <w:ind w:left="220"/>
-      </w:pPr>
-      <w:r>
-        <w:rPr>
-          <w:rFonts w:ascii="Consolas" w:hAnsi="Consolas" w:cs="Consolas"/>
-          <w:color w:val="000000"/>
-          <w:sz w:val="18"/>
-          <w:szCs w:val="18"/>
+        <w:rPr>
+          <w:lang w:val="nl-BE"/>
+        </w:rPr>
+      </w:pPr>
+      <w:r>
+        <w:rPr>
+          <w:rFonts w:ascii="Consolas" w:hAnsi="Consolas" w:cs="Consolas"/>
+          <w:color w:val="000000"/>
+          <w:sz w:val="18"/>
+          <w:szCs w:val="18"/>
+          <w:lang w:val="nl-BE"/>
         </w:rPr>
         <w:t>public void getFilteredData();</w:t>
       </w:r>
@@ -39215,13 +40977,17 @@
         <w:shd w:val="clear" w:color="auto" w:fill="F2F2F2"/>
         <w:spacing w:after="140"/>
         <w:ind w:left="220"/>
-      </w:pPr>
-      <w:r>
-        <w:rPr>
-          <w:rFonts w:ascii="Consolas" w:hAnsi="Consolas" w:cs="Consolas"/>
-          <w:color w:val="000000"/>
-          <w:sz w:val="18"/>
-          <w:szCs w:val="18"/>
+        <w:rPr>
+          <w:lang w:val="nl-BE"/>
+        </w:rPr>
+      </w:pPr>
+      <w:r>
+        <w:rPr>
+          <w:rFonts w:ascii="Consolas" w:hAnsi="Consolas" w:cs="Consolas"/>
+          <w:color w:val="000000"/>
+          <w:sz w:val="18"/>
+          <w:szCs w:val="18"/>
+          <w:lang w:val="nl-BE"/>
         </w:rPr>
         <w:t>public void getAllData();</w:t>
       </w:r>
@@ -39472,6 +41238,9 @@
         <w:shd w:val="clear" w:color="auto" w:fill="F1F1F1"/>
         <w:spacing w:before="140"/>
         <w:ind w:left="220"/>
+        <w:rPr>
+          <w:lang w:val="nl-BE"/>
+        </w:rPr>
       </w:pPr>
       <w:r>
         <w:rPr>
@@ -39480,6 +41249,7 @@
           <w:color w:val="4D4D4D"/>
           <w:sz w:val="18"/>
           <w:szCs w:val="18"/>
+          <w:lang w:val="nl-BE"/>
         </w:rPr>
         <w:t>À ÉVITER</w:t>
       </w:r>
@@ -39488,13 +41258,17 @@
       <w:pPr>
         <w:shd w:val="clear" w:color="auto" w:fill="F1F1F1"/>
         <w:ind w:left="220"/>
-      </w:pPr>
-      <w:r>
-        <w:rPr>
-          <w:rFonts w:ascii="Consolas" w:hAnsi="Consolas" w:cs="Consolas"/>
-          <w:color w:val="000000"/>
-          <w:sz w:val="18"/>
-          <w:szCs w:val="18"/>
+        <w:rPr>
+          <w:lang w:val="nl-BE"/>
+        </w:rPr>
+      </w:pPr>
+      <w:r>
+        <w:rPr>
+          <w:rFonts w:ascii="Consolas" w:hAnsi="Consolas" w:cs="Consolas"/>
+          <w:color w:val="000000"/>
+          <w:sz w:val="18"/>
+          <w:szCs w:val="18"/>
+          <w:lang w:val="nl-BE"/>
         </w:rPr>
         <w:t>public void setCustomerAddress(String firstName, String lastName,</w:t>
       </w:r>
@@ -39503,13 +41277,17 @@
       <w:pPr>
         <w:shd w:val="clear" w:color="auto" w:fill="F1F1F1"/>
         <w:ind w:left="220"/>
-      </w:pPr>
-      <w:r>
-        <w:rPr>
-          <w:rFonts w:ascii="Consolas" w:hAnsi="Consolas" w:cs="Consolas"/>
-          <w:color w:val="000000"/>
-          <w:sz w:val="18"/>
-          <w:szCs w:val="18"/>
+        <w:rPr>
+          <w:lang w:val="nl-BE"/>
+        </w:rPr>
+      </w:pPr>
+      <w:r>
+        <w:rPr>
+          <w:rFonts w:ascii="Consolas" w:hAnsi="Consolas" w:cs="Consolas"/>
+          <w:color w:val="000000"/>
+          <w:sz w:val="18"/>
+          <w:szCs w:val="18"/>
+          <w:lang w:val="nl-BE"/>
         </w:rPr>
         <w:t xml:space="preserve">                               String streetAddress, String city,</w:t>
       </w:r>
@@ -39518,13 +41296,17 @@
       <w:pPr>
         <w:shd w:val="clear" w:color="auto" w:fill="F1F1F1"/>
         <w:ind w:left="220"/>
-      </w:pPr>
-      <w:r>
-        <w:rPr>
-          <w:rFonts w:ascii="Consolas" w:hAnsi="Consolas" w:cs="Consolas"/>
-          <w:color w:val="000000"/>
-          <w:sz w:val="18"/>
-          <w:szCs w:val="18"/>
+        <w:rPr>
+          <w:lang w:val="nl-BE"/>
+        </w:rPr>
+      </w:pPr>
+      <w:r>
+        <w:rPr>
+          <w:rFonts w:ascii="Consolas" w:hAnsi="Consolas" w:cs="Consolas"/>
+          <w:color w:val="000000"/>
+          <w:sz w:val="18"/>
+          <w:szCs w:val="18"/>
+          <w:lang w:val="nl-BE"/>
         </w:rPr>
         <w:t xml:space="preserve">                               String zipCode, String state,</w:t>
       </w:r>
@@ -39534,13 +41316,17 @@
         <w:shd w:val="clear" w:color="auto" w:fill="F1F1F1"/>
         <w:spacing w:after="140"/>
         <w:ind w:left="220"/>
-      </w:pPr>
-      <w:r>
-        <w:rPr>
-          <w:rFonts w:ascii="Consolas" w:hAnsi="Consolas" w:cs="Consolas"/>
-          <w:color w:val="000000"/>
-          <w:sz w:val="18"/>
-          <w:szCs w:val="18"/>
+        <w:rPr>
+          <w:lang w:val="nl-BE"/>
+        </w:rPr>
+      </w:pPr>
+      <w:r>
+        <w:rPr>
+          <w:rFonts w:ascii="Consolas" w:hAnsi="Consolas" w:cs="Consolas"/>
+          <w:color w:val="000000"/>
+          <w:sz w:val="18"/>
+          <w:szCs w:val="18"/>
+          <w:lang w:val="nl-BE"/>
         </w:rPr>
         <w:t xml:space="preserve">                               String country, String phoneNumber)</w:t>
       </w:r>
@@ -39605,6 +41391,12 @@
         <w:gridCol w:w="9360"/>
       </w:tblGrid>
       <w:tr>
+        <w:tblPrEx>
+          <w:tblCellMar>
+            <w:top w:w="0" w:type="dxa"/>
+            <w:bottom w:w="0" w:type="dxa"/>
+          </w:tblCellMar>
+        </w:tblPrEx>
         <w:trPr>
           <w:cantSplit/>
         </w:trPr>
@@ -41229,7 +43021,7 @@
         <w:pStyle w:val="Titre2"/>
         <w:spacing w:before="360" w:after="160"/>
       </w:pPr>
-      <w:bookmarkStart w:id="118" w:name="_Toc243655207"/>
+      <w:bookmarkStart w:id="118" w:name="_Toc243730323"/>
       <w:r>
         <w:rPr>
           <w:b/>
@@ -42088,7 +43880,7 @@
         <w:pStyle w:val="Titre2"/>
         <w:spacing w:before="360" w:after="160"/>
       </w:pPr>
-      <w:bookmarkStart w:id="122" w:name="_Toc243655208"/>
+      <w:bookmarkStart w:id="122" w:name="_Toc243730324"/>
       <w:r>
         <w:rPr>
           <w:b/>
@@ -42769,7 +44561,7 @@
         <w:pStyle w:val="Titre2"/>
         <w:spacing w:before="360" w:after="160"/>
       </w:pPr>
-      <w:bookmarkStart w:id="125" w:name="_Toc243655209"/>
+      <w:bookmarkStart w:id="125" w:name="_Toc243730325"/>
       <w:r>
         <w:rPr>
           <w:b/>
@@ -44667,6 +46459,12 @@
         <w:gridCol w:w="9360"/>
       </w:tblGrid>
       <w:tr>
+        <w:tblPrEx>
+          <w:tblCellMar>
+            <w:top w:w="0" w:type="dxa"/>
+            <w:bottom w:w="0" w:type="dxa"/>
+          </w:tblCellMar>
+        </w:tblPrEx>
         <w:trPr>
           <w:cantSplit/>
         </w:trPr>
@@ -44980,6 +46778,12 @@
         <w:gridCol w:w="9360"/>
       </w:tblGrid>
       <w:tr>
+        <w:tblPrEx>
+          <w:tblCellMar>
+            <w:top w:w="0" w:type="dxa"/>
+            <w:bottom w:w="0" w:type="dxa"/>
+          </w:tblCellMar>
+        </w:tblPrEx>
         <w:trPr>
           <w:cantSplit/>
         </w:trPr>
@@ -45389,7 +47193,7 @@
         <w:pStyle w:val="Titre2"/>
         <w:spacing w:before="360" w:after="160"/>
       </w:pPr>
-      <w:bookmarkStart w:id="133" w:name="_Toc243655210"/>
+      <w:bookmarkStart w:id="133" w:name="_Toc243730326"/>
       <w:r>
         <w:rPr>
           <w:b/>
@@ -46214,6 +48018,12 @@
         <w:gridCol w:w="9360"/>
       </w:tblGrid>
       <w:tr>
+        <w:tblPrEx>
+          <w:tblCellMar>
+            <w:top w:w="0" w:type="dxa"/>
+            <w:bottom w:w="0" w:type="dxa"/>
+          </w:tblCellMar>
+        </w:tblPrEx>
         <w:trPr>
           <w:cantSplit/>
         </w:trPr>
@@ -46362,6 +48172,12 @@
         <w:gridCol w:w="7660"/>
       </w:tblGrid>
       <w:tr>
+        <w:tblPrEx>
+          <w:tblCellMar>
+            <w:top w:w="0" w:type="dxa"/>
+            <w:bottom w:w="0" w:type="dxa"/>
+          </w:tblCellMar>
+        </w:tblPrEx>
         <w:trPr>
           <w:tblHeader/>
         </w:trPr>
@@ -46391,6 +48207,12 @@
         </w:tc>
       </w:tr>
       <w:tr>
+        <w:tblPrEx>
+          <w:tblCellMar>
+            <w:top w:w="0" w:type="dxa"/>
+            <w:bottom w:w="0" w:type="dxa"/>
+          </w:tblCellMar>
+        </w:tblPrEx>
         <w:tc>
           <w:tcPr>
             <w:tcW w:w="1700" w:type="dxa"/>
@@ -46435,6 +48257,12 @@
         </w:tc>
       </w:tr>
       <w:tr>
+        <w:tblPrEx>
+          <w:tblCellMar>
+            <w:top w:w="0" w:type="dxa"/>
+            <w:bottom w:w="0" w:type="dxa"/>
+          </w:tblCellMar>
+        </w:tblPrEx>
         <w:tc>
           <w:tcPr>
             <w:tcW w:w="1700" w:type="dxa"/>
@@ -46479,6 +48307,12 @@
         </w:tc>
       </w:tr>
       <w:tr>
+        <w:tblPrEx>
+          <w:tblCellMar>
+            <w:top w:w="0" w:type="dxa"/>
+            <w:bottom w:w="0" w:type="dxa"/>
+          </w:tblCellMar>
+        </w:tblPrEx>
         <w:tc>
           <w:tcPr>
             <w:tcW w:w="1700" w:type="dxa"/>
@@ -46523,6 +48357,12 @@
         </w:tc>
       </w:tr>
       <w:tr>
+        <w:tblPrEx>
+          <w:tblCellMar>
+            <w:top w:w="0" w:type="dxa"/>
+            <w:bottom w:w="0" w:type="dxa"/>
+          </w:tblCellMar>
+        </w:tblPrEx>
         <w:tc>
           <w:tcPr>
             <w:tcW w:w="1700" w:type="dxa"/>
@@ -46567,6 +48407,12 @@
         </w:tc>
       </w:tr>
       <w:tr>
+        <w:tblPrEx>
+          <w:tblCellMar>
+            <w:top w:w="0" w:type="dxa"/>
+            <w:bottom w:w="0" w:type="dxa"/>
+          </w:tblCellMar>
+        </w:tblPrEx>
         <w:tc>
           <w:tcPr>
             <w:tcW w:w="1700" w:type="dxa"/>
@@ -47300,7 +49146,7 @@
         <w:pStyle w:val="Titre2"/>
         <w:spacing w:before="360" w:after="160"/>
       </w:pPr>
-      <w:bookmarkStart w:id="138" w:name="_Toc243655211"/>
+      <w:bookmarkStart w:id="138" w:name="_Toc243730327"/>
       <w:r>
         <w:rPr>
           <w:b/>
@@ -49297,7 +51143,7 @@
         <w:pStyle w:val="Titre2"/>
         <w:spacing w:before="360" w:after="160"/>
       </w:pPr>
-      <w:bookmarkStart w:id="143" w:name="_Toc243655212"/>
+      <w:bookmarkStart w:id="143" w:name="_Toc243730328"/>
       <w:r>
         <w:rPr>
           <w:b/>
@@ -49339,7 +51185,7 @@
         <w:pStyle w:val="Titre2"/>
         <w:spacing w:before="360" w:after="160"/>
       </w:pPr>
-      <w:bookmarkStart w:id="144" w:name="_Toc243655213"/>
+      <w:bookmarkStart w:id="144" w:name="_Toc243730329"/>
       <w:r>
         <w:rPr>
           <w:b/>
@@ -49411,7 +51257,7 @@
         <w:pStyle w:val="Titre1"/>
         <w:spacing w:after="360"/>
       </w:pPr>
-      <w:bookmarkStart w:id="145" w:name="_Toc243655214"/>
+      <w:bookmarkStart w:id="145" w:name="_Toc243730330"/>
       <w:r>
         <w:rPr>
           <w:b/>
@@ -51002,7 +52848,7 @@
           <w:lang w:val="fr-FR"/>
         </w:rPr>
         <w:tab/>
-        <w:t>5, 8</w:t>
+        <w:t>5, 9</w:t>
       </w:r>
     </w:p>
     <w:p>
@@ -51092,7 +52938,7 @@
       <w:r>
         <w:rPr>
           <w:noProof/>
-          <w:lang w:val="fr-FR"/>
+          <w:lang w:val="nl-BE"/>
         </w:rPr>
         <w:t>JDK isn't specified for module (ERR.1)</w:t>
       </w:r>
@@ -51156,7 +53002,7 @@
           <w:lang w:val="fr-FR"/>
         </w:rPr>
         <w:tab/>
-        <w:t>8</w:t>
+        <w:t>9</w:t>
       </w:r>
     </w:p>
     <w:p>
@@ -53728,7 +55574,7 @@
         <w:noProof/>
       </w:rPr>
       <w:drawing>
-        <wp:inline distT="0" distB="0" distL="0" distR="0" wp14:anchorId="47EC9E35" wp14:editId="5B7E2ED8">
+        <wp:inline distT="0" distB="0" distL="0" distR="0" wp14:anchorId="7C27587C" wp14:editId="0C7A9785">
           <wp:extent cx="1514475" cy="723900"/>
           <wp:effectExtent l="0" t="0" r="0" b="0"/>
           <wp:docPr id="1" name="logo" descr="Logo de l'EPHEC" title="EPHEC"/>
@@ -53807,10 +55653,10 @@
 <file path=word/numbering.xml><?xml version="1.0" encoding="utf-8"?>
 <w:numbering xmlns:wpc="http://schemas.microsoft.com/office/word/2010/wordprocessingCanvas" xmlns:cx="http://schemas.microsoft.com/office/drawing/2014/chartex" xmlns:cx1="http://schemas.microsoft.com/office/drawing/2015/9/8/chartex" xmlns:cx2="http://schemas.microsoft.com/office/drawing/2015/10/21/chartex" xmlns:cx3="http://schemas.microsoft.com/office/drawing/2016/5/9/chartex" xmlns:cx4="http://schemas.microsoft.com/office/drawing/2016/5/10/chartex" xmlns:cx5="http://schemas.microsoft.com/office/drawing/2016/5/11/chartex" xmlns:cx6="http://schemas.microsoft.com/office/drawing/2016/5/12/chartex" xmlns:cx7="http://schemas.microsoft.com/office/drawing/2016/5/13/chartex" xmlns:cx8="http://schemas.microsoft.com/office/drawing/2016/5/14/chartex" xmlns:mc="http://schemas.openxmlformats.org/markup-compatibility/2006" xmlns:m="http://schemas.openxmlformats.org/officeDocument/2006/math" xmlns:aink="http://schemas.microsoft.com/office/drawing/2016/ink" xmlns:am3d="http://schemas.microsoft.com/office/drawing/2017/model3d" xmlns:oel="http://schemas.microsoft.com/office/2019/extlst" xmlns:r="http://schemas.openxmlformats.org/officeDocument/2006/relationships" xmlns:wp14="http://schemas.microsoft.com/office/word/2010/wordprocessingDrawing" xmlns:wp="http://schemas.openxmlformats.org/drawingml/2006/wordprocessingDrawing" xmlns:wpg="http://schemas.microsoft.com/office/word/2010/wordprocessingGroup" xmlns:wpi="http://schemas.microsoft.com/office/word/2010/wordprocessingInk" xmlns:wps="http://schemas.microsoft.com/office/word/2010/wordprocessingShape" xmlns:o="urn:schemas-microsoft-com:office:office" xmlns:v="urn:schemas-microsoft-com:vml" xmlns:w10="urn:schemas-microsoft-com:office:word" xmlns:w="http://schemas.openxmlformats.org/wordprocessingml/2006/main" xmlns:w14="http://schemas.microsoft.com/office/word/2010/wordml" xmlns:w15="http://schemas.microsoft.com/office/word/2012/wordml" xmlns:w16cex="http://schemas.microsoft.com/office/word/2018/wordml/cex" xmlns:w16cid="http://schemas.microsoft.com/office/word/2016/wordml/cid" xmlns:w16="http://schemas.microsoft.com/office/word/2018/wordml" xmlns:w16sdtdh="http://schemas.microsoft.com/office/word/2020/wordml/sdtdatahash" xmlns:w16sdtfl="http://schemas.microsoft.com/office/word/2024/wordml/sdtformatlock" xmlns:w16se="http://schemas.microsoft.com/office/word/2015/wordml/symex" xmlns:w16du="http://schemas.microsoft.com/office/word/2023/wordml/word16du" xmlns:wne="http://schemas.microsoft.com/office/word/2006/wordml" mc:Ignorable="w14 w15 w16se w16cid w16 w16cex w16sdtdh w16sdtfl w16du wp14">
   <w:abstractNum w:abstractNumId="0" w15:restartNumberingAfterBreak="0">
-    <w:nsid w:val="01537DE3"/>
+    <w:nsid w:val="0AD41680"/>
     <w:multiLevelType w:val="hybridMultilevel"/>
-    <w:tmpl w:val="7E4EDEA8"/>
-    <w:lvl w:ilvl="0" w:tplc="61DEFE3A">
+    <w:tmpl w:val="DFE6061A"/>
+    <w:lvl w:ilvl="0" w:tplc="4F143738">
       <w:start w:val="1"/>
       <w:numFmt w:val="bullet"/>
       <w:lvlText w:val="•"/>
@@ -53819,52 +55665,138 @@
         <w:ind w:left="431" w:hanging="259"/>
       </w:pPr>
     </w:lvl>
-    <w:lvl w:ilvl="1" w:tplc="B712B4B8">
+    <w:lvl w:ilvl="1" w:tplc="E8A0D706">
       <w:numFmt w:val="decimal"/>
       <w:lvlText w:val=""/>
       <w:lvlJc w:val="left"/>
     </w:lvl>
-    <w:lvl w:ilvl="2" w:tplc="A94413AC">
+    <w:lvl w:ilvl="2" w:tplc="A53A0B02">
       <w:numFmt w:val="decimal"/>
       <w:lvlText w:val=""/>
       <w:lvlJc w:val="left"/>
     </w:lvl>
-    <w:lvl w:ilvl="3" w:tplc="FF04FDC6">
+    <w:lvl w:ilvl="3" w:tplc="BE3C82F6">
       <w:numFmt w:val="decimal"/>
       <w:lvlText w:val=""/>
       <w:lvlJc w:val="left"/>
     </w:lvl>
-    <w:lvl w:ilvl="4" w:tplc="3564BEE8">
+    <w:lvl w:ilvl="4" w:tplc="963AAF6C">
       <w:numFmt w:val="decimal"/>
       <w:lvlText w:val=""/>
       <w:lvlJc w:val="left"/>
     </w:lvl>
-    <w:lvl w:ilvl="5" w:tplc="83F24F58">
+    <w:lvl w:ilvl="5" w:tplc="3B5214FA">
       <w:numFmt w:val="decimal"/>
       <w:lvlText w:val=""/>
       <w:lvlJc w:val="left"/>
     </w:lvl>
-    <w:lvl w:ilvl="6" w:tplc="6B82B80A">
+    <w:lvl w:ilvl="6" w:tplc="39969F34">
       <w:numFmt w:val="decimal"/>
       <w:lvlText w:val=""/>
       <w:lvlJc w:val="left"/>
     </w:lvl>
-    <w:lvl w:ilvl="7" w:tplc="F8823A9C">
+    <w:lvl w:ilvl="7" w:tplc="33F468F4">
       <w:numFmt w:val="decimal"/>
       <w:lvlText w:val=""/>
       <w:lvlJc w:val="left"/>
     </w:lvl>
-    <w:lvl w:ilvl="8" w:tplc="F65E0532">
+    <w:lvl w:ilvl="8" w:tplc="E5F21ED0">
       <w:numFmt w:val="decimal"/>
       <w:lvlText w:val=""/>
       <w:lvlJc w:val="left"/>
     </w:lvl>
   </w:abstractNum>
   <w:abstractNum w:abstractNumId="1" w15:restartNumberingAfterBreak="0">
-    <w:nsid w:val="0D4D7F35"/>
+    <w:nsid w:val="39B05605"/>
     <w:multiLevelType w:val="hybridMultilevel"/>
-    <w:tmpl w:val="D24431C0"/>
-    <w:lvl w:ilvl="0" w:tplc="FEBC22FC">
+    <w:tmpl w:val="951249EA"/>
+    <w:lvl w:ilvl="0" w:tplc="F3581D98">
+      <w:start w:val="1"/>
+      <w:numFmt w:val="bullet"/>
+      <w:lvlText w:val="●"/>
+      <w:lvlJc w:val="left"/>
+      <w:pPr>
+        <w:ind w:left="720" w:hanging="360"/>
+      </w:pPr>
+    </w:lvl>
+    <w:lvl w:ilvl="1" w:tplc="9A1EEC98">
+      <w:start w:val="1"/>
+      <w:numFmt w:val="bullet"/>
+      <w:lvlText w:val="○"/>
+      <w:lvlJc w:val="left"/>
+      <w:pPr>
+        <w:ind w:left="1440" w:hanging="360"/>
+      </w:pPr>
+    </w:lvl>
+    <w:lvl w:ilvl="2" w:tplc="0FA23374">
+      <w:start w:val="1"/>
+      <w:numFmt w:val="bullet"/>
+      <w:lvlText w:val="■"/>
+      <w:lvlJc w:val="left"/>
+      <w:pPr>
+        <w:ind w:left="2160" w:hanging="360"/>
+      </w:pPr>
+    </w:lvl>
+    <w:lvl w:ilvl="3" w:tplc="5C7EB49E">
+      <w:start w:val="1"/>
+      <w:numFmt w:val="bullet"/>
+      <w:lvlText w:val="●"/>
+      <w:lvlJc w:val="left"/>
+      <w:pPr>
+        <w:ind w:left="2880" w:hanging="360"/>
+      </w:pPr>
+    </w:lvl>
+    <w:lvl w:ilvl="4" w:tplc="AE24498C">
+      <w:start w:val="1"/>
+      <w:numFmt w:val="bullet"/>
+      <w:lvlText w:val="○"/>
+      <w:lvlJc w:val="left"/>
+      <w:pPr>
+        <w:ind w:left="3600" w:hanging="360"/>
+      </w:pPr>
+    </w:lvl>
+    <w:lvl w:ilvl="5" w:tplc="0E76319A">
+      <w:start w:val="1"/>
+      <w:numFmt w:val="bullet"/>
+      <w:lvlText w:val="■"/>
+      <w:lvlJc w:val="left"/>
+      <w:pPr>
+        <w:ind w:left="4320" w:hanging="360"/>
+      </w:pPr>
+    </w:lvl>
+    <w:lvl w:ilvl="6" w:tplc="385682E4">
+      <w:start w:val="1"/>
+      <w:numFmt w:val="bullet"/>
+      <w:lvlText w:val="●"/>
+      <w:lvlJc w:val="left"/>
+      <w:pPr>
+        <w:ind w:left="5040" w:hanging="360"/>
+      </w:pPr>
+    </w:lvl>
+    <w:lvl w:ilvl="7" w:tplc="CB087086">
+      <w:start w:val="1"/>
+      <w:numFmt w:val="bullet"/>
+      <w:lvlText w:val="●"/>
+      <w:lvlJc w:val="left"/>
+      <w:pPr>
+        <w:ind w:left="5760" w:hanging="360"/>
+      </w:pPr>
+    </w:lvl>
+    <w:lvl w:ilvl="8" w:tplc="2CE82052">
+      <w:start w:val="1"/>
+      <w:numFmt w:val="bullet"/>
+      <w:lvlText w:val="●"/>
+      <w:lvlJc w:val="left"/>
+      <w:pPr>
+        <w:ind w:left="6480" w:hanging="360"/>
+      </w:pPr>
+    </w:lvl>
+  </w:abstractNum>
+  <w:abstractNum w:abstractNumId="2" w15:restartNumberingAfterBreak="0">
+    <w:nsid w:val="699426FF"/>
+    <w:multiLevelType w:val="hybridMultilevel"/>
+    <w:tmpl w:val="867CBDB4"/>
+    <w:lvl w:ilvl="0" w:tplc="59DA770A">
       <w:start w:val="1"/>
       <w:numFmt w:val="bullet"/>
       <w:lvlText w:val="•"/>
@@ -53873,138 +55805,52 @@
         <w:ind w:left="431" w:hanging="259"/>
       </w:pPr>
     </w:lvl>
-    <w:lvl w:ilvl="1" w:tplc="A378A050">
+    <w:lvl w:ilvl="1" w:tplc="172A2354">
       <w:numFmt w:val="decimal"/>
       <w:lvlText w:val=""/>
       <w:lvlJc w:val="left"/>
     </w:lvl>
-    <w:lvl w:ilvl="2" w:tplc="95B60718">
+    <w:lvl w:ilvl="2" w:tplc="CE0E84D6">
       <w:numFmt w:val="decimal"/>
       <w:lvlText w:val=""/>
       <w:lvlJc w:val="left"/>
     </w:lvl>
-    <w:lvl w:ilvl="3" w:tplc="A2EEECC8">
+    <w:lvl w:ilvl="3" w:tplc="8C9A942A">
       <w:numFmt w:val="decimal"/>
       <w:lvlText w:val=""/>
       <w:lvlJc w:val="left"/>
     </w:lvl>
-    <w:lvl w:ilvl="4" w:tplc="40989264">
+    <w:lvl w:ilvl="4" w:tplc="9D5A2D4A">
       <w:numFmt w:val="decimal"/>
       <w:lvlText w:val=""/>
       <w:lvlJc w:val="left"/>
     </w:lvl>
-    <w:lvl w:ilvl="5" w:tplc="AACE4B4E">
+    <w:lvl w:ilvl="5" w:tplc="D0225B8C">
       <w:numFmt w:val="decimal"/>
       <w:lvlText w:val=""/>
       <w:lvlJc w:val="left"/>
     </w:lvl>
-    <w:lvl w:ilvl="6" w:tplc="4C6E7722">
+    <w:lvl w:ilvl="6" w:tplc="9A681944">
       <w:numFmt w:val="decimal"/>
       <w:lvlText w:val=""/>
       <w:lvlJc w:val="left"/>
     </w:lvl>
-    <w:lvl w:ilvl="7" w:tplc="F2A44872">
+    <w:lvl w:ilvl="7" w:tplc="A8A0B5D4">
       <w:numFmt w:val="decimal"/>
       <w:lvlText w:val=""/>
       <w:lvlJc w:val="left"/>
     </w:lvl>
-    <w:lvl w:ilvl="8" w:tplc="8DA09904">
+    <w:lvl w:ilvl="8" w:tplc="25C65F40">
       <w:numFmt w:val="decimal"/>
       <w:lvlText w:val=""/>
       <w:lvlJc w:val="left"/>
     </w:lvl>
   </w:abstractNum>
-  <w:abstractNum w:abstractNumId="2" w15:restartNumberingAfterBreak="0">
-    <w:nsid w:val="20C673B7"/>
+  <w:abstractNum w:abstractNumId="3" w15:restartNumberingAfterBreak="0">
+    <w:nsid w:val="6C8E4907"/>
     <w:multiLevelType w:val="hybridMultilevel"/>
-    <w:tmpl w:val="2362DDA2"/>
-    <w:lvl w:ilvl="0" w:tplc="4B6A86AC">
-      <w:start w:val="1"/>
-      <w:numFmt w:val="bullet"/>
-      <w:lvlText w:val="●"/>
-      <w:lvlJc w:val="left"/>
-      <w:pPr>
-        <w:ind w:left="720" w:hanging="360"/>
-      </w:pPr>
-    </w:lvl>
-    <w:lvl w:ilvl="1" w:tplc="E43441FE">
-      <w:start w:val="1"/>
-      <w:numFmt w:val="bullet"/>
-      <w:lvlText w:val="○"/>
-      <w:lvlJc w:val="left"/>
-      <w:pPr>
-        <w:ind w:left="1440" w:hanging="360"/>
-      </w:pPr>
-    </w:lvl>
-    <w:lvl w:ilvl="2" w:tplc="357C5372">
-      <w:start w:val="1"/>
-      <w:numFmt w:val="bullet"/>
-      <w:lvlText w:val="■"/>
-      <w:lvlJc w:val="left"/>
-      <w:pPr>
-        <w:ind w:left="2160" w:hanging="360"/>
-      </w:pPr>
-    </w:lvl>
-    <w:lvl w:ilvl="3" w:tplc="9C90F1D2">
-      <w:start w:val="1"/>
-      <w:numFmt w:val="bullet"/>
-      <w:lvlText w:val="●"/>
-      <w:lvlJc w:val="left"/>
-      <w:pPr>
-        <w:ind w:left="2880" w:hanging="360"/>
-      </w:pPr>
-    </w:lvl>
-    <w:lvl w:ilvl="4" w:tplc="8A66F87C">
-      <w:start w:val="1"/>
-      <w:numFmt w:val="bullet"/>
-      <w:lvlText w:val="○"/>
-      <w:lvlJc w:val="left"/>
-      <w:pPr>
-        <w:ind w:left="3600" w:hanging="360"/>
-      </w:pPr>
-    </w:lvl>
-    <w:lvl w:ilvl="5" w:tplc="7584C3AE">
-      <w:start w:val="1"/>
-      <w:numFmt w:val="bullet"/>
-      <w:lvlText w:val="■"/>
-      <w:lvlJc w:val="left"/>
-      <w:pPr>
-        <w:ind w:left="4320" w:hanging="360"/>
-      </w:pPr>
-    </w:lvl>
-    <w:lvl w:ilvl="6" w:tplc="6706F116">
-      <w:start w:val="1"/>
-      <w:numFmt w:val="bullet"/>
-      <w:lvlText w:val="●"/>
-      <w:lvlJc w:val="left"/>
-      <w:pPr>
-        <w:ind w:left="5040" w:hanging="360"/>
-      </w:pPr>
-    </w:lvl>
-    <w:lvl w:ilvl="7" w:tplc="7880632C">
-      <w:start w:val="1"/>
-      <w:numFmt w:val="bullet"/>
-      <w:lvlText w:val="●"/>
-      <w:lvlJc w:val="left"/>
-      <w:pPr>
-        <w:ind w:left="5760" w:hanging="360"/>
-      </w:pPr>
-    </w:lvl>
-    <w:lvl w:ilvl="8" w:tplc="15C44610">
-      <w:start w:val="1"/>
-      <w:numFmt w:val="bullet"/>
-      <w:lvlText w:val="●"/>
-      <w:lvlJc w:val="left"/>
-      <w:pPr>
-        <w:ind w:left="6480" w:hanging="360"/>
-      </w:pPr>
-    </w:lvl>
-  </w:abstractNum>
-  <w:abstractNum w:abstractNumId="3" w15:restartNumberingAfterBreak="0">
-    <w:nsid w:val="7CCA1A8E"/>
-    <w:multiLevelType w:val="hybridMultilevel"/>
-    <w:tmpl w:val="D578E2A4"/>
-    <w:lvl w:ilvl="0" w:tplc="5F1AF306">
+    <w:tmpl w:val="97504E88"/>
+    <w:lvl w:ilvl="0" w:tplc="513E289C">
       <w:start w:val="1"/>
       <w:numFmt w:val="bullet"/>
       <w:lvlText w:val="•"/>
@@ -54013,67 +55859,67 @@
         <w:ind w:left="431" w:hanging="259"/>
       </w:pPr>
     </w:lvl>
-    <w:lvl w:ilvl="1" w:tplc="F802EDA8">
+    <w:lvl w:ilvl="1" w:tplc="30661B66">
       <w:numFmt w:val="decimal"/>
       <w:lvlText w:val=""/>
       <w:lvlJc w:val="left"/>
     </w:lvl>
-    <w:lvl w:ilvl="2" w:tplc="F7006B98">
+    <w:lvl w:ilvl="2" w:tplc="76366732">
       <w:numFmt w:val="decimal"/>
       <w:lvlText w:val=""/>
       <w:lvlJc w:val="left"/>
     </w:lvl>
-    <w:lvl w:ilvl="3" w:tplc="4620C44C">
+    <w:lvl w:ilvl="3" w:tplc="4D0E7E4E">
       <w:numFmt w:val="decimal"/>
       <w:lvlText w:val=""/>
       <w:lvlJc w:val="left"/>
     </w:lvl>
-    <w:lvl w:ilvl="4" w:tplc="0B88A5AE">
+    <w:lvl w:ilvl="4" w:tplc="D974E0BC">
       <w:numFmt w:val="decimal"/>
       <w:lvlText w:val=""/>
       <w:lvlJc w:val="left"/>
     </w:lvl>
-    <w:lvl w:ilvl="5" w:tplc="AB205F6A">
+    <w:lvl w:ilvl="5" w:tplc="4EC4205A">
       <w:numFmt w:val="decimal"/>
       <w:lvlText w:val=""/>
       <w:lvlJc w:val="left"/>
     </w:lvl>
-    <w:lvl w:ilvl="6" w:tplc="C81ED7C0">
+    <w:lvl w:ilvl="6" w:tplc="630E920C">
       <w:numFmt w:val="decimal"/>
       <w:lvlText w:val=""/>
       <w:lvlJc w:val="left"/>
     </w:lvl>
-    <w:lvl w:ilvl="7" w:tplc="7EE451D0">
+    <w:lvl w:ilvl="7" w:tplc="5808873C">
       <w:numFmt w:val="decimal"/>
       <w:lvlText w:val=""/>
       <w:lvlJc w:val="left"/>
     </w:lvl>
-    <w:lvl w:ilvl="8" w:tplc="0D7A812E">
+    <w:lvl w:ilvl="8" w:tplc="7E34F85E">
       <w:numFmt w:val="decimal"/>
       <w:lvlText w:val=""/>
       <w:lvlJc w:val="left"/>
     </w:lvl>
   </w:abstractNum>
-  <w:num w:numId="1" w16cid:durableId="595673206">
+  <w:num w:numId="1" w16cid:durableId="181163453">
+    <w:abstractNumId w:val="1"/>
+    <w:lvlOverride w:ilvl="0">
+      <w:startOverride w:val="1"/>
+    </w:lvlOverride>
+  </w:num>
+  <w:num w:numId="2" w16cid:durableId="1097939855">
+    <w:abstractNumId w:val="3"/>
+    <w:lvlOverride w:ilvl="0">
+      <w:startOverride w:val="1"/>
+    </w:lvlOverride>
+  </w:num>
+  <w:num w:numId="3" w16cid:durableId="146410130">
     <w:abstractNumId w:val="2"/>
     <w:lvlOverride w:ilvl="0">
       <w:startOverride w:val="1"/>
     </w:lvlOverride>
   </w:num>
-  <w:num w:numId="2" w16cid:durableId="851450971">
-    <w:abstractNumId w:val="1"/>
-    <w:lvlOverride w:ilvl="0">
-      <w:startOverride w:val="1"/>
-    </w:lvlOverride>
-  </w:num>
-  <w:num w:numId="3" w16cid:durableId="2116165651">
+  <w:num w:numId="4" w16cid:durableId="433132206">
     <w:abstractNumId w:val="0"/>
-    <w:lvlOverride w:ilvl="0">
-      <w:startOverride w:val="1"/>
-    </w:lvlOverride>
-  </w:num>
-  <w:num w:numId="4" w16cid:durableId="1652364094">
-    <w:abstractNumId w:val="3"/>
     <w:lvlOverride w:ilvl="0">
       <w:startOverride w:val="1"/>
     </w:lvlOverride>
@@ -54734,7 +56580,7 @@
     <w:autoRedefine/>
     <w:uiPriority w:val="39"/>
     <w:unhideWhenUsed/>
-    <w:rsid w:val="00AE7322"/>
+    <w:rsid w:val="00A20523"/>
     <w:pPr>
       <w:spacing w:after="100"/>
     </w:pPr>
@@ -54746,7 +56592,7 @@
     <w:autoRedefine/>
     <w:uiPriority w:val="39"/>
     <w:unhideWhenUsed/>
-    <w:rsid w:val="00AE7322"/>
+    <w:rsid w:val="00A20523"/>
     <w:pPr>
       <w:spacing w:after="100"/>
       <w:ind w:left="220"/>
